--- a/WORK_Java/laboratory_work_3/Отчет_ЛР3_Java.docx
+++ b/WORK_Java/laboratory_work_3/Отчет_ЛР3_Java.docx
@@ -3503,7 +3503,7 @@
           <w:rFonts w:eastAsia="Times New Roman" w:cs="Times New Roman"/>
           <w:color w:val="000000"/>
         </w:rPr>
-        <w:t xml:space="preserve">В первой задаче объявлен общий интерфейс CourseFormatter с методом format(Course) и созданы две независимые реализации: CompactCourseFormatter и DetailedCourseFormatter. Обе реализации вызываются через переменную интерфейсного типа, поэтому клиентский код не знает о конкретном классе.</w:t>
+        <w:t xml:space="preserve">В первой задаче объявлен общий интерфейс CourseFormatter с методом format(Course) и созданы две независимые реализации: CompactCourseFormatter и DetailedCourseFormatter. Обе реализации вызываются через переменную интерфейсного типа, поэтому клиентский код не знает о конкретном классе. Компилятору известен только тип переменной CourseFormatter: он проверяет, что у этого типа есть метод format(), и что вызов синтаксически корректен. Но компилятор не знает, какой конкретно объект (Compact или Detailed) лежит в переменной. JVM во время выполнения смотрит на фактический объект и вызывает именно его реализацию — это и есть динамическая диспетчеризация.</w:t>
       </w:r>
     </w:p>
     <w:p>
@@ -3839,7 +3839,7 @@
           <w:rFonts w:eastAsia="Times New Roman" w:cs="Times New Roman"/>
           <w:color w:val="000000"/>
         </w:rPr>
-        <w:t xml:space="preserve">Компилятору известен только статический тип переменной CourseFormatter, поэтому он проверяет лишь наличие метода format(Course). Во время выполнения JVM смотрит на фактический объект и вызывает именно его реализацию — это и есть динамическая диспетчеризация.</w:t>
+        <w:t xml:space="preserve">В выводе одна строка: переменная f сначала ссылается на CompactCourseFormatter и format() возвращает «1», затем та же переменная переприсваивается в DetailedCourseFormatter и format() возвращает «2». Оба числа печатаются через System.out.print без перевода строки, поэтому в консоли видно «12».</w:t>
       </w:r>
     </w:p>
     <w:p>
@@ -3869,7 +3869,7 @@
           <w:rFonts w:eastAsia="Times New Roman" w:cs="Times New Roman"/>
           <w:color w:val="000000"/>
         </w:rPr>
-        <w:t xml:space="preserve">Во второй задаче построена иерархия NotificationSender → EmailSender, ConsoleSender с перегруженными методами send(Object) и send(String). Наследники переопределяют только send(String), а вызовы выполняются через ссылки разных статических типов.</w:t>
+        <w:t xml:space="preserve">Во второй задаче построена иерархия NotificationSender → EmailSender, ConsoleSender с перегруженными методами send(Object) и send(String). Наследники переопределяют только send(String), а вызовы выполняются через ссылки разных статических типов. В Java выбор метода идёт в два этапа. Overload (перегрузка) решается компилятором по типу ссылки и аргументов. Override (переопределение) решается JVM по фактическому типу объекта. Если наследник переопределил только send(String), то вызов send((Object) "...") выберет сигнатуру Object, но так как она не переопределена в наследнике, сработает метод родителя.</w:t>
       </w:r>
     </w:p>
     <w:p>
@@ -4656,7 +4656,7 @@
           <w:rFonts w:eastAsia="Times New Roman" w:cs="Times New Roman"/>
           <w:color w:val="000000"/>
         </w:rPr>
-        <w:t xml:space="preserve">Overload (перегрузка) выбирается компилятором по статическому типу ссылки и аргументов, а override (переопределение) — JVM по фактическому типу объекта. Поэтому send(42) и send((Object) "hello") уходят в не переопределённый метод родителя Base.send(Object), а send("hello") вызывает реализацию наследника.</w:t>
+        <w:t xml:space="preserve">Строки 1–4 — раздел «Обычный String»: каждый вызов send("hello") уходит в переопределённый send(String) — Email у EmailSender, Console у ConsoleSender. Строки 5–7 — число 42: компилятор не находит send(int) и выбирает send(Object), а эта сигнатура в наследниках не переопределена, поэтому срабатывает Base.send(Object). Строки 8–10 — явное приведение к Object: компилятор снова выбирает send(Object), и по той же причине вызов обрабатывает родитель.</w:t>
       </w:r>
     </w:p>
     <w:p>
@@ -4686,7 +4686,7 @@
           <w:rFonts w:eastAsia="Times New Roman" w:cs="Times New Roman"/>
           <w:color w:val="000000"/>
         </w:rPr>
-        <w:t xml:space="preserve">В третьей задаче несколько реализаций интерфейса Socket сложены в массив интерфейсного типа и обработаны единым циклом for-each без операторов if, switch или instanceof по типу устройства.</w:t>
+        <w:t xml:space="preserve">В третьей задаче несколько реализаций интерфейса Socket сложены в массив интерфейсного типа и обработаны единым циклом for-each без операторов if, switch или instanceof по типу устройства. Клиент (цикл) зависит только от интерфейса. Он не содержит if или instanceof. При добавлении новой реализации мы просто добавляем новый элемент в массив, а цикл не меняется. Это демонстрирует принцип «открыт для расширения, закрыт для изменения».</w:t>
       </w:r>
     </w:p>
     <w:p>
@@ -5227,7 +5227,7 @@
           <w:rFonts w:eastAsia="Times New Roman" w:cs="Times New Roman"/>
           <w:color w:val="000000"/>
         </w:rPr>
-        <w:t xml:space="preserve">Клиентский цикл зависит только от интерфейса Socket и не содержит проверок типа. Чтобы добавить новую реализацию, достаточно создать класс и добавить его экземпляр в массив — сам цикл менять не нужно, что демонстрирует принцип «открыт для расширения, закрыт для изменения».</w:t>
+        <w:t xml:space="preserve">Строки 1–3 — результат обхода массива Socket: для железа Iron.doWork() вернул «1», для телефона Phone — «2», для чайника Kettle — «3». Цикл не знает конкретных типов приборов, он лишь вызывает doWork() через интерфейс.</w:t>
       </w:r>
     </w:p>
     <w:p>
@@ -5257,7 +5257,7 @@
           <w:rFonts w:eastAsia="Times New Roman" w:cs="Times New Roman"/>
           <w:color w:val="000000"/>
         </w:rPr>
-        <w:t xml:space="preserve">В четвёртой задаче создан абстрактный класс AbstractNotificationSender, реализующий шаблонный метод. Публичный метод send(address, message) объявлен final: он выполняет общую проверку адресата, затем вызывает абстрактный doSend и логирует результат. Подклассы переопределяют только doSend.</w:t>
+        <w:t xml:space="preserve">В четвёртой задаче создан абстрактный класс AbstractNotificationSender, реализующий шаблонный метод. Публичный метод send(address, message) объявлен final: он выполняет общую проверку адресата, затем вызывает абстрактный doSend и логирует результат. Подклассы переопределяют только doSend. Публичный алгоритм send() помечен final, чтобы наследники не могли его переопределить и случайно удалить проверку адресата. Точка расширения — абстрактный метод doSend(). Наследники переопределяют только его, не дублируя общую логику.</w:t>
       </w:r>
     </w:p>
     <w:p>
@@ -6003,7 +6003,7 @@
           <w:rFonts w:eastAsia="Times New Roman" w:cs="Times New Roman"/>
           <w:color w:val="000000"/>
         </w:rPr>
-        <w:t xml:space="preserve">Модификатор final у публичного метода send() не даёт подклассам переопределить общий алгоритм и обойти проверку адресата. Точкой расширения остаётся protected abstract doSend(), поэтому наследники добавляют только специфичную доставку, не дублируя проверку.</w:t>
+        <w:t xml:space="preserve">Строки 1–3 — обычная отправка через EmailSender: сначала наследник печатает письмо, затем общий final-метод добавляет строку лога. Строки 4–5 — то же самое для ConsoleSender. Строка 6 — заголовок теста с пустым адресом, а строка 7 показывает, что общая проверка в родителе перехватила пустой адресат и doSend() наследника не вызывался.</w:t>
       </w:r>
     </w:p>
     <w:p>
@@ -6033,7 +6033,7 @@
           <w:rFonts w:eastAsia="Times New Roman" w:cs="Times New Roman"/>
           <w:color w:val="000000"/>
         </w:rPr>
-        <w:t xml:space="preserve">В пятой задаче для архитектурных понятий выбран вид контракта: Identifiable и Formatter объявлены интерфейсами (чистое поведение), а BaseEntity — абстрактным классом, который хранит общее поле id и готовую реализацию getId().</w:t>
+        <w:t xml:space="preserve">В пятой задаче для архитектурных понятий выбран вид контракта: Identifiable и Formatter объявлены интерфейсами (чистое поведение), а BaseEntity — абстрактным классом, который хранит общее поле id и готовую реализацию getId(). Identifiable и Formatter — интерфейсы (чистые контракты без состояния). BaseEntity — абстрактный класс (нужно общее поле id и готовый код метода getId()). Главный критерий выбора: если нужно хранить состояние (поля) — берём абстрактный класс; если только поведение — интерфейс.</w:t>
       </w:r>
     </w:p>
     <w:p>
@@ -6656,7 +6656,7 @@
           <w:rFonts w:eastAsia="Times New Roman" w:cs="Times New Roman"/>
           <w:color w:val="000000"/>
         </w:rPr>
-        <w:t xml:space="preserve">Выбор абстрактного класса для BaseEntity избавляет все сущности от дублирования поля id и кода getId(), но расходует единственное наследование extends. Интерфейсы Identifiable и Formatter задают только поведение, поэтому их можно комбинировать в любом количестве.</w:t>
+        <w:t xml:space="preserve">Строка 1 — заголовок демонстрации. Строка 2 — id получен из BaseEntity (значение 101), строка 3 — объект Student отформатирован через Formatter. Строки 4–6 напоминают правило выбора: только поведение — интерфейс, общие поля и готовый код — абстрактный класс, конкретные данные — обычный класс.</w:t>
       </w:r>
     </w:p>
     <w:p>
@@ -6686,7 +6686,7 @@
           <w:rFonts w:eastAsia="Times New Roman" w:cs="Times New Roman"/>
           <w:color w:val="000000"/>
         </w:rPr>
-        <w:t xml:space="preserve">В шестой задаче показана ловушка: в классе Iron объявлен метод doWork(Course), а в наследнике IronBroken без аннотации @Override написан метод doWork(Object). Изменённый тип параметра делает метод перегрузкой, а не переопределением.</w:t>
+        <w:t xml:space="preserve">В шестой задаче показана ловушка: в классе Iron объявлен метод doWork(Course), а в наследнике IronBroken без аннотации @Override написан метод doWork(Object). Изменённый тип параметра делает метод перегрузкой, а не переопределением. Без @Override компилятор не проверяет, что метод реально переопределяет родительский. Если изменить тип параметра, это становится перегрузкой, и вызывается не тот метод. @Override заставляет компилятор проверить сигнатуру и выдать ошибку ещё до запуска.</w:t>
       </w:r>
     </w:p>
     <w:p>
@@ -7186,7 +7186,7 @@
           <w:rFonts w:eastAsia="Times New Roman" w:cs="Times New Roman"/>
           <w:color w:val="000000"/>
         </w:rPr>
-        <w:t xml:space="preserve">Без @Override компилятор не проверяет, что метод действительно переопределяет родительский. Изменение типа параметра превращает переопределение в перегрузку, и через ссылку родительского типа вызывается не тот метод. Аннотация @Override заставила бы компилятор сообщить об ошибке ещё до запуска.</w:t>
+        <w:t xml:space="preserve">Строка 1 — вызов broken.doWork(c) с аргументом Course: компилятор выбрал doWork(Course), а такой метод есть только у родителя Iron, поэтому сработал правильный метод. Строка 2 — вызов с явным приведением к Object: компилятор выбрал новый метод doWork(Object) из IronBroken, то есть «метод-ловушку».</w:t>
       </w:r>
     </w:p>
     <w:p>
@@ -7216,7 +7216,7 @@
           <w:rFonts w:eastAsia="Times New Roman" w:cs="Times New Roman"/>
           <w:color w:val="000000"/>
         </w:rPr>
-        <w:t xml:space="preserve">В седьмой задаче логирование и повторные попытки реализованы декораторами LoggingSender и RetrySender, которые реализуют NotificationSender и принимают другой NotificationSender в конструктор. Показаны два разных порядка оборачивания.</w:t>
+        <w:t xml:space="preserve">В седьмой задаче логирование и повторные попытки реализованы декораторами LoggingSender и RetrySender, которые реализуют NotificationSender и принимают другой NotificationSender в конструктор. Показаны два разных порядка оборачивания. Вместо наследования мы используем декораторы, оборачивающие друг друга. Если LoggingSender снаружи, а RetrySender внутри — логирование происходит один раз. Если наоборот — каждая попытка повтора логируется отдельно. Композиция позволяет комбинировать поведение в любом порядке без создания классов-мутантов.</w:t>
       </w:r>
     </w:p>
     <w:p>
@@ -7798,7 +7798,7 @@
           <w:rFonts w:eastAsia="Times New Roman" w:cs="Times New Roman"/>
           <w:color w:val="000000"/>
         </w:rPr>
-        <w:t xml:space="preserve">Декораторы оборачивают друг друга и делегируют работу внутреннему объекту, а не наследуют его. Порядок вложенности задаёт поведение: логирование снаружи срабатывает один раз на весь вызов, а логирование внутри повторов выполнялось бы на каждой попытке. Композиция позволяет собирать поведение в любом порядке без классов-мутантов.</w:t>
+        <w:t xml:space="preserve">Первые четыре строки — Порядок 1: LoggingSender снаружи печатает начало и конец один раз, а внутри RetrySender один раз вызывает EmailSender. Строки 5–8 — Порядок 2 с той же успешной отправкой: EmailSender не бросает исключение, поэтому RetrySender делает единственную попытку и логирование также происходит один раз. Разница между порядками проявилась бы только при ошибке доставки.</w:t>
       </w:r>
     </w:p>
     <w:p>
@@ -7828,7 +7828,7 @@
           <w:rFonts w:eastAsia="Times New Roman" w:cs="Times New Roman"/>
           <w:color w:val="000000"/>
         </w:rPr>
-        <w:t xml:space="preserve">В восьмой задаче контракт репозитория разделён на CourseReader (только чтение) и CourseWriter (чтение и запись). Реализация ReadOnlyRepository обещает только чтение и не выбрасывает исключение из несуществующего метода save().</w:t>
+        <w:t xml:space="preserve">В восьмой задаче контракт репозитория разделён на CourseReader (только чтение) и CourseWriter (чтение и запись). Реализация ReadOnlyRepository обещает только чтение и не выбрасывает исключение из несуществующего метода save(). Наследник не должен ломать контракт родителя. Если ReadOnlyRepository не умеет сохранять, он не должен обещать это через интерфейс. Разделение интерфейсов позволяет read-only реализации честно реализовывать только чтение, не выбрасывая исключений.</w:t>
       </w:r>
     </w:p>
     <w:p>
@@ -8287,7 +8287,7 @@
           <w:rFonts w:eastAsia="Times New Roman" w:cs="Times New Roman"/>
           <w:color w:val="000000"/>
         </w:rPr>
-        <w:t xml:space="preserve">Подтип не должен ломать контракт базового типа. Если бы ReadOnlyRepository реализовывал общий интерфейс с методом save(), ему пришлось бы бросать UnsupportedOperationException, что нарушает принцип подстановки Лисков. Разделение интерфейсов позволяет read-only источнику честно реализовывать только чтение.</w:t>
+        <w:t xml:space="preserve">Строка 1 — чтение из ReadOnlyRepository вернуло «Курс из кэша»: источник только для чтения честно реализует findById(). Строки 2–3 — DatabaseRepository реализует полный интерфейс CourseWriter: сначала сохраняет курс, затем читает его из БД. Вызова save() у read-only реализации нет, потому что такого метода в её интерфейсе не существует.</w:t>
       </w:r>
     </w:p>
     <w:p>
@@ -8317,7 +8317,7 @@
           <w:rFonts w:eastAsia="Times New Roman" w:cs="Times New Roman"/>
           <w:color w:val="000000"/>
         </w:rPr>
-        <w:t xml:space="preserve">В девятой задаче объявлен интерфейс стратегии EnrollmentPolicy и три реализации: AgePolicy, PrereqPolicy и CapacityPolicy. Сервис EnrollmentService принимает политику через конструктор и не знает о конкретных правилах.</w:t>
+        <w:t xml:space="preserve">В девятой задаче объявлен интерфейс стратегии EnrollmentPolicy и три реализации: AgePolicy, PrereqPolicy и CapacityPolicy. Сервис EnrollmentService принимает политику через конструктор и не знает о конкретных правилах. Использован паттерн «Стратегия». Сервис не знает о конкретных политиках, он просто вызывает isAllowed(). Добавление новой политики не требует изменения сервиса. Политика внедряется через конструктор, что делает код гибким и тестируемым.</w:t>
       </w:r>
     </w:p>
     <w:p>
@@ -8776,7 +8776,7 @@
           <w:rFonts w:eastAsia="Times New Roman" w:cs="Times New Roman"/>
           <w:color w:val="000000"/>
         </w:rPr>
-        <w:t xml:space="preserve">Сервис зачисления знает только интерфейс EnrollmentPolicy и делегирует ему проверку, поэтому подключение новой политики не требует изменения EnrollmentService. Это паттерн «Стратегия»: алгоритм допуска вынесен в отдельный объект и подставляется через конструктор, что делает код гибким и тестируемым.</w:t>
+        <w:t xml:space="preserve">Строка 1 — студент 16 лет не прошёл AgePolicy, сервис вывел «Отказ!». Строка 2 — студент 20 лет прошёл ту же политику, сервис вывел «Записан!». Логика допуска целиком лежит в объекте-стратегии и подключается через конструктор.</w:t>
       </w:r>
     </w:p>
     <w:p>
@@ -8806,7 +8806,7 @@
           <w:rFonts w:eastAsia="Times New Roman" w:cs="Times New Roman"/>
           <w:color w:val="000000"/>
         </w:rPr>
-        <w:t xml:space="preserve">В десятой задаче два интерфейса EmailNotifier и SmsNotifier содержат одинаковый default-метод send(). Попытка реализовать оба интерфейса без переопределения приводит к ошибке компиляции, а конфликт разрешается явным вызовом Interface.super.</w:t>
+        <w:t xml:space="preserve">В десятой задаче два интерфейса EmailNotifier и SmsNotifier содержат одинаковый default-метод send(). Попытка реализовать оба интерфейса без переопределения приводит к ошибке компиляции, а конфликт разрешается явным вызовом Interface.super. При множественном наследовании default-методов возникает неоднозначность. Java не угадывает, чей метод использовать, а требует явного выбора через переопределение. Это защищает от скрытых багов.</w:t>
       </w:r>
     </w:p>
     <w:p>
@@ -9388,7 +9388,7 @@
           <w:rFonts w:eastAsia="Times New Roman" w:cs="Times New Roman"/>
           <w:color w:val="000000"/>
         </w:rPr>
-        <w:t xml:space="preserve">Ромбовидная неоднозначность при множественном наследовании default-методов разрешается не автоматически: Java требует явно переопределить метод и указать, чьи реализации вызывать. Это защищает от скрытого выбора произвольной ветки.</w:t>
+        <w:t xml:space="preserve">Строка 1 — ошибка компиляции main_1.java: класс MultiNotifier наследует несвязанные default-методы send() из EmailNotifier и SmsNotifier, поэтому компилятор требует явного переопределения. Строки 2–3 — работа уже исправленного main_2.java, где send() переопределён с явными вызовами EmailNotifier.super.send() и SmsNotifier.super.send(), поэтому печатаются оба сообщения.</w:t>
       </w:r>
     </w:p>
     <w:p>
@@ -9418,7 +9418,7 @@
           <w:rFonts w:eastAsia="Times New Roman" w:cs="Times New Roman"/>
           <w:color w:val="000000"/>
         </w:rPr>
-        <w:t xml:space="preserve">В одиннадцатой задаче воспроизведено нарушение симметричности equals между Point и ColoredPoint, а затем показаны два решения: строгое сравнение по классу (getClass) и замена наследования композицией цвета.</w:t>
+        <w:t xml:space="preserve">В одиннадцатой задаче воспроизведено нарушение симметричности equals между Point и ColoredPoint, а затем показаны два решения: строгое сравнение по классу (getClass) и замена наследования композицией цвета. Если наследник добавляет поля в equals, симметрия ломается: p.equals(cp) может быть true, а cp.equals(p) — false. Строгое сравнение по классу сохраняет симметрию, но нарушает LSP. Композиция (класс ColoredPoint содержит Point внутри) решает проблему кардинально.</w:t>
       </w:r>
     </w:p>
     <w:p>
@@ -10000,7 +10000,7 @@
           <w:rFonts w:eastAsia="Times New Roman" w:cs="Times New Roman"/>
           <w:color w:val="000000"/>
         </w:rPr>
-        <w:t xml:space="preserve">Если подкласс добавляет значимое поле в equals, симметрия ломается: p.equals(cp) возвращает true, а cp.equals(p) — false. Строгое сравнение по классу сохраняет симметрию, но нарушает принцип подстановки; композиция, когда ColoredPoint содержит Point внутри, решает проблему без нарушения контрактов.</w:t>
+        <w:t xml:space="preserve">Строки 1–3 — Main_1 с наследованием: p.equals(cp) возвращает true (Point не видит цвет), а cp.equals(p) — false (ColoredPoint требует цвет), симметрия нарушена. Строки 4–6 — Main_2: строгое сравнение по классу и композиция дают false в обе стороны, то есть симметрия соблюдена.</w:t>
       </w:r>
     </w:p>
     <w:p>
@@ -10030,7 +10030,7 @@
           <w:rFonts w:eastAsia="Times New Roman" w:cs="Times New Roman"/>
           <w:color w:val="000000"/>
         </w:rPr>
-        <w:t xml:space="preserve">В двенадцатой задаче объявлен sealed interface EnrollmentResult с тремя разрешёнными record-реализациями Accepted, Rejected и WaitListed. Все варианты обрабатываются исчерпывающим switch без ветки default.</w:t>
+        <w:t xml:space="preserve">В двенадцатой задаче объявлен sealed interface EnrollmentResult с тремя разрешёнными record-реализациями Accepted, Rejected и WaitListed. Все варианты обрабатываются исчерпывающим switch без ветки default. sealed ограничивает круг наследников. Компилятор знает все варианты и требует их обработки в switch. При добавлении нового типа компилятор заставит обновить все switch в коде. Это защищает от ошибок, когда новый тип не обработан.</w:t>
       </w:r>
     </w:p>
     <w:p>
@@ -10612,7 +10612,7 @@
           <w:rFonts w:eastAsia="Times New Roman" w:cs="Times New Roman"/>
           <w:color w:val="000000"/>
         </w:rPr>
-        <w:t xml:space="preserve">sealed ограничивает круг наследников и даёт компилятору полный перечень вариантов. Компилятор требует обработать их все, и при добавлении нового типа switch перестанет компилироваться — так ошибка о непокрытом варианте обнаруживается ещё на этапе компиляции.</w:t>
+        <w:t xml:space="preserve">Строка 1 — для результата Accepted switch вывел сообщение об успешном зачислении на Java. Строка 2 — для Rejected выведена причина отказа. Строка 3 — для WaitListed показан номер в листе ожидания. Все три ветки обработаны без default, потому что sealed-интерфейс перечисляет ровно три допустимых варианта.</w:t>
       </w:r>
     </w:p>
     <w:p>
@@ -10642,7 +10642,7 @@
           <w:rFonts w:eastAsia="Times New Roman" w:cs="Times New Roman"/>
           <w:color w:val="000000"/>
         </w:rPr>
-        <w:t xml:space="preserve">В тринадцатой задаче switch по строковому типу заменён на полиморфный интерфейс NotificationSender с реализациями EmailSender, SmsSender и PushSender. Клиентский сервис только вызывает send() и не содержит ветвлений по типу.</w:t>
+        <w:t xml:space="preserve">В тринадцатой задаче switch по строковому типу заменён на полиморфный интерфейс NotificationSender с реализациями EmailSender, SmsSender и PushSender. Клиентский сервис только вызывает send() и не содержит ветвлений по типу. Полиморфизм заменяет switch по строке. Каждое поведение инкапсулировано в классе. Добавление нового типа не требует изменения клиента. Полиморфизм оправдан, когда меняется поведение, а не просто данные конфигурации.</w:t>
       </w:r>
     </w:p>
     <w:p>
@@ -11142,7 +11142,7 @@
           <w:rFonts w:eastAsia="Times New Roman" w:cs="Times New Roman"/>
           <w:color w:val="000000"/>
         </w:rPr>
-        <w:t xml:space="preserve">Полиморфизм заменяет switch по строке: каждое поведение инкапсулировано в классе, а клиент зависит только от интерфейса. Добавление нового канала не требует изменения сервиса, поэтому полиморфизм оправдан там, где меняется поведение, а не просто данные конфигурации.</w:t>
+        <w:t xml:space="preserve">Строка 1 — сообщение доставлено EmailSender. Строка 2 — тем же вызовом send() через интерфейс сообщение ушло в SmsSender. Строка 3 — в PushSender. Сервис вызывал один и тот же метод, а конкретную реализацию подставлял клиент.</w:t>
       </w:r>
     </w:p>
     <w:p>
@@ -11172,7 +11172,7 @@
           <w:rFonts w:eastAsia="Times New Roman" w:cs="Times New Roman"/>
           <w:color w:val="000000"/>
         </w:rPr>
-        <w:t xml:space="preserve">В четырнадцатой задаче две независимые оси курса — формат (Format: Online, Classroom, Hybrid) и оплата (Payment: Free, Fixed, Subscription) — выделены в отдельные интерфейсы и собираются композицией в классе Course.</w:t>
+        <w:t xml:space="preserve">В четырнадцатой задаче две независимые оси курса — формат (Format: Online, Classroom, Hybrid) и оплата (Payment: Free, Fixed, Subscription) — выделены в отдельные интерфейсы и собираются композицией в классе Course. Две независимые оси дают 9 комбинаций, что ведёт к комбинаторному взрыву. Композиция позволяет собирать любые комбинации из 3+3 классов. Добавление нового формата или оплаты требует создания всего одного класса.</w:t>
       </w:r>
     </w:p>
     <w:p>
@@ -11713,7 +11713,7 @@
           <w:rFonts w:eastAsia="Times New Roman" w:cs="Times New Roman"/>
           <w:color w:val="000000"/>
         </w:rPr>
-        <w:t xml:space="preserve">При наследовании для M форматов и N политик оплаты потребовалось бы M × N подклассов (для 3 × 3 = 9), а добавление новой оси умножалось бы дальше. Композиция позволяет собирать любые комбинации из M + N классов: новый формат VR или оплата Crypto добавляются одним классом без правки Course.</w:t>
+        <w:t xml:space="preserve">Строки 1–2 — две ранее созданные комбинации формата и оплаты. Строка 3 — добавлен новый формат VR (анонимный класс), строка 4 — новая оплата Crypto; при этом класс Course и его метод printInfo() не менялись, добавление каждой оси стоило одного нового класса.</w:t>
       </w:r>
     </w:p>
     <w:p>
@@ -11743,7 +11743,7 @@
           <w:rFonts w:eastAsia="Times New Roman" w:cs="Times New Roman"/>
           <w:color w:val="000000"/>
         </w:rPr>
-        <w:t xml:space="preserve">В пятнадцатой задаче спроектирован движок правил зачисления: закрытый sealed RuleResult (Ok, Fail), открытый интерфейс правила Rule и комбинаторы AllOf и AnyOf, хранящие массив правил. Сервис обрабатывает результат через switch.</w:t>
+        <w:t xml:space="preserve">В пятнадцатой задаче спроектирован движок правил зачисления: закрытый sealed RuleResult (Ok, Fail), открытый интерфейс правила Rule и комбинаторы AllOf и AnyOf, хранящие массив правил. Сервис обрабатывает результат через switch. Наследование уместно для RuleResult (неизменяемая структура данных с жёстким набором вариантов). Композиция используется в AllOf и AnyOf (хранят массив правил). sealed гарантирует, что switch покрывает все варианты. Сервис не знает о конкретных правилах — он зависит только от интерфейса Rule.</w:t>
       </w:r>
     </w:p>
     <w:p>
@@ -12530,7 +12530,7 @@
           <w:rFonts w:eastAsia="Times New Roman" w:cs="Times New Roman"/>
           <w:color w:val="000000"/>
         </w:rPr>
-        <w:t xml:space="preserve">Наследование уместно для RuleResult — неизменяемой структуры данных с жёстким набором вариантов, а sealed гарантирует, что switch покроет их все. Композиция используется в AllOf и AnyOf: они хранят массив правил и не знают конкретных типов. Сервис зависит только от интерфейса Rule и не проверяет классы через instanceof.</w:t>
+        <w:t xml:space="preserve">Первые строки — работа AllOf: для Васи не прошло AgeRule, для Ивана — PaymentRule, для Пети прошли оба правила, поэтому он записан. Далее AnyOf: Васе и Ивану достаточно пройти хотя бы одно правило, поэтому оба зачислены. Сервис не знает конкретных правил — он получает RuleResult и обрабатывает его через switch.</w:t>
       </w:r>
     </w:p>
     <w:p>

--- a/WORK_Java/laboratory_work_3/Отчет_ЛР3_Java.docx
+++ b/WORK_Java/laboratory_work_3/Отчет_ЛР3_Java.docx
@@ -3579,7 +3579,7 @@
                 <w:color w:val="000000"/>
                 <w:sz w:val="20"/>
               </w:rPr>
-              <w:t xml:space="preserve">Course c = new Course();</w:t>
+              <w:t xml:space="preserve">        Course c = new Course();</w:t>
             </w:r>
           </w:p>
         </w:tc>
@@ -3620,7 +3620,7 @@
                 <w:color w:val="000000"/>
                 <w:sz w:val="20"/>
               </w:rPr>
-              <w:t xml:space="preserve">CourseFormatter f = new CompactCourseFormatter();</w:t>
+              <w:t xml:space="preserve"/>
             </w:r>
           </w:p>
         </w:tc>
@@ -3661,7 +3661,7 @@
                 <w:color w:val="000000"/>
                 <w:sz w:val="20"/>
               </w:rPr>
-              <w:t xml:space="preserve">System.out.print(f.format(c));</w:t>
+              <w:t xml:space="preserve">        CourseFormatter f = new CompactCourseFormatter();</w:t>
             </w:r>
           </w:p>
         </w:tc>
@@ -3702,7 +3702,7 @@
                 <w:color w:val="000000"/>
                 <w:sz w:val="20"/>
               </w:rPr>
-              <w:t xml:space="preserve">f = new DetailedCourseFormatter();</w:t>
+              <w:t xml:space="preserve">        System.out.print(f.format(c));</w:t>
             </w:r>
           </w:p>
         </w:tc>
@@ -3743,7 +3743,89 @@
                 <w:color w:val="000000"/>
                 <w:sz w:val="20"/>
               </w:rPr>
-              <w:t xml:space="preserve">System.out.print(f.format(c));</w:t>
+              <w:t xml:space="preserve"/>
+            </w:r>
+          </w:p>
+        </w:tc>
+      </w:tr>
+      <w:tr>
+        <w:trPr>
+          <w:tblCellSpacing w:w="15" w:type="dxa"/>
+        </w:trPr>
+        <w:tc>
+          <w:tcPr>
+            <w:tcW w:w="686" w:type="dxa"/>
+          </w:tcPr>
+          <w:p>
+            <w:pPr>
+              <w:spacing w:line="240" w:lineRule="atLeast"/>
+            </w:pPr>
+            <w:r>
+              <w:rPr>
+                <w:rFonts w:ascii="Courier New" w:eastAsia="Courier New" w:hAnsi="Courier New" w:cs="Courier New"/>
+                <w:color w:val="000000"/>
+                <w:sz w:val="20"/>
+              </w:rPr>
+              <w:t xml:space="preserve">6</w:t>
+            </w:r>
+          </w:p>
+        </w:tc>
+        <w:tc>
+          <w:tcPr>
+            <w:tcW w:w="8363" w:type="dxa"/>
+          </w:tcPr>
+          <w:p>
+            <w:pPr>
+              <w:spacing w:line="240" w:lineRule="atLeast"/>
+            </w:pPr>
+            <w:r>
+              <w:rPr>
+                <w:rFonts w:ascii="Courier New" w:eastAsia="Courier New" w:hAnsi="Courier New" w:cs="Courier New"/>
+                <w:color w:val="000000"/>
+                <w:sz w:val="20"/>
+              </w:rPr>
+              <w:t xml:space="preserve">        f = new DetailedCourseFormatter();</w:t>
+            </w:r>
+          </w:p>
+        </w:tc>
+      </w:tr>
+      <w:tr>
+        <w:trPr>
+          <w:tblCellSpacing w:w="15" w:type="dxa"/>
+        </w:trPr>
+        <w:tc>
+          <w:tcPr>
+            <w:tcW w:w="686" w:type="dxa"/>
+          </w:tcPr>
+          <w:p>
+            <w:pPr>
+              <w:spacing w:line="240" w:lineRule="atLeast"/>
+            </w:pPr>
+            <w:r>
+              <w:rPr>
+                <w:rFonts w:ascii="Courier New" w:eastAsia="Courier New" w:hAnsi="Courier New" w:cs="Courier New"/>
+                <w:color w:val="000000"/>
+                <w:sz w:val="20"/>
+              </w:rPr>
+              <w:t xml:space="preserve">7</w:t>
+            </w:r>
+          </w:p>
+        </w:tc>
+        <w:tc>
+          <w:tcPr>
+            <w:tcW w:w="8363" w:type="dxa"/>
+          </w:tcPr>
+          <w:p>
+            <w:pPr>
+              <w:spacing w:line="240" w:lineRule="atLeast"/>
+            </w:pPr>
+            <w:r>
+              <w:rPr>
+                <w:rFonts w:ascii="Courier New" w:eastAsia="Courier New" w:hAnsi="Courier New" w:cs="Courier New"/>
+                <w:color w:val="000000"/>
+                <w:sz w:val="20"/>
+              </w:rPr>
+              <w:t xml:space="preserve">        System.out.print(f.format(c));</w:t>
             </w:r>
           </w:p>
         </w:tc>
@@ -3945,7 +4027,7 @@
                 <w:color w:val="000000"/>
                 <w:sz w:val="20"/>
               </w:rPr>
-              <w:t xml:space="preserve">NotificationSender s1 = new EmailSender();</w:t>
+              <w:t xml:space="preserve">class NotificationSender {</w:t>
             </w:r>
           </w:p>
         </w:tc>
@@ -3986,7 +4068,7 @@
                 <w:color w:val="000000"/>
                 <w:sz w:val="20"/>
               </w:rPr>
-              <w:t xml:space="preserve">NotificationSender s2 = new ConsoleSender();</w:t>
+              <w:t xml:space="preserve">    public void send(Object msg) {</w:t>
             </w:r>
           </w:p>
         </w:tc>
@@ -4027,7 +4109,7 @@
                 <w:color w:val="000000"/>
                 <w:sz w:val="20"/>
               </w:rPr>
-              <w:t xml:space="preserve">EmailSender e = new EmailSender();</w:t>
+              <w:t xml:space="preserve">        System.out.println("Base.send(Object): " + msg);</w:t>
             </w:r>
           </w:p>
         </w:tc>
@@ -4068,7 +4150,7 @@
                 <w:color w:val="000000"/>
                 <w:sz w:val="20"/>
               </w:rPr>
-              <w:t xml:space="preserve">s1.send("hello");          // override -&gt; Email.send(String)</w:t>
+              <w:t xml:space="preserve">    }</w:t>
             </w:r>
           </w:p>
         </w:tc>
@@ -4109,7 +4191,7 @@
                 <w:color w:val="000000"/>
                 <w:sz w:val="20"/>
               </w:rPr>
-              <w:t xml:space="preserve">s2.send("hello");          // override -&gt; Console.send(String)</w:t>
+              <w:t xml:space="preserve"/>
             </w:r>
           </w:p>
         </w:tc>
@@ -4150,7 +4232,7 @@
                 <w:color w:val="000000"/>
                 <w:sz w:val="20"/>
               </w:rPr>
-              <w:t xml:space="preserve">s1.send(42);               // autoboxing -&gt; send(Object), не переопределён</w:t>
+              <w:t xml:space="preserve">    public void send(String msg) {</w:t>
             </w:r>
           </w:p>
         </w:tc>
@@ -4191,7 +4273,499 @@
                 <w:color w:val="000000"/>
                 <w:sz w:val="20"/>
               </w:rPr>
-              <w:t xml:space="preserve">s1.send((Object) "hello");  // явное приведение -&gt; send(Object)</w:t>
+              <w:t xml:space="preserve">        System.out.println("Base.send(String): " + msg);</w:t>
+            </w:r>
+          </w:p>
+        </w:tc>
+      </w:tr>
+      <w:tr>
+        <w:trPr>
+          <w:tblCellSpacing w:w="15" w:type="dxa"/>
+        </w:trPr>
+        <w:tc>
+          <w:tcPr>
+            <w:tcW w:w="686" w:type="dxa"/>
+          </w:tcPr>
+          <w:p>
+            <w:pPr>
+              <w:spacing w:line="240" w:lineRule="atLeast"/>
+            </w:pPr>
+            <w:r>
+              <w:rPr>
+                <w:rFonts w:ascii="Courier New" w:eastAsia="Courier New" w:hAnsi="Courier New" w:cs="Courier New"/>
+                <w:color w:val="000000"/>
+                <w:sz w:val="20"/>
+              </w:rPr>
+              <w:t xml:space="preserve">8</w:t>
+            </w:r>
+          </w:p>
+        </w:tc>
+        <w:tc>
+          <w:tcPr>
+            <w:tcW w:w="8363" w:type="dxa"/>
+          </w:tcPr>
+          <w:p>
+            <w:pPr>
+              <w:spacing w:line="240" w:lineRule="atLeast"/>
+            </w:pPr>
+            <w:r>
+              <w:rPr>
+                <w:rFonts w:ascii="Courier New" w:eastAsia="Courier New" w:hAnsi="Courier New" w:cs="Courier New"/>
+                <w:color w:val="000000"/>
+                <w:sz w:val="20"/>
+              </w:rPr>
+              <w:t xml:space="preserve">    }</w:t>
+            </w:r>
+          </w:p>
+        </w:tc>
+      </w:tr>
+      <w:tr>
+        <w:trPr>
+          <w:tblCellSpacing w:w="15" w:type="dxa"/>
+        </w:trPr>
+        <w:tc>
+          <w:tcPr>
+            <w:tcW w:w="686" w:type="dxa"/>
+          </w:tcPr>
+          <w:p>
+            <w:pPr>
+              <w:spacing w:line="240" w:lineRule="atLeast"/>
+            </w:pPr>
+            <w:r>
+              <w:rPr>
+                <w:rFonts w:ascii="Courier New" w:eastAsia="Courier New" w:hAnsi="Courier New" w:cs="Courier New"/>
+                <w:color w:val="000000"/>
+                <w:sz w:val="20"/>
+              </w:rPr>
+              <w:t xml:space="preserve">9</w:t>
+            </w:r>
+          </w:p>
+        </w:tc>
+        <w:tc>
+          <w:tcPr>
+            <w:tcW w:w="8363" w:type="dxa"/>
+          </w:tcPr>
+          <w:p>
+            <w:pPr>
+              <w:spacing w:line="240" w:lineRule="atLeast"/>
+            </w:pPr>
+            <w:r>
+              <w:rPr>
+                <w:rFonts w:ascii="Courier New" w:eastAsia="Courier New" w:hAnsi="Courier New" w:cs="Courier New"/>
+                <w:color w:val="000000"/>
+                <w:sz w:val="20"/>
+              </w:rPr>
+              <w:t xml:space="preserve">}</w:t>
+            </w:r>
+          </w:p>
+        </w:tc>
+      </w:tr>
+      <w:tr>
+        <w:trPr>
+          <w:tblCellSpacing w:w="15" w:type="dxa"/>
+        </w:trPr>
+        <w:tc>
+          <w:tcPr>
+            <w:tcW w:w="686" w:type="dxa"/>
+          </w:tcPr>
+          <w:p>
+            <w:pPr>
+              <w:spacing w:line="240" w:lineRule="atLeast"/>
+            </w:pPr>
+            <w:r>
+              <w:rPr>
+                <w:rFonts w:ascii="Courier New" w:eastAsia="Courier New" w:hAnsi="Courier New" w:cs="Courier New"/>
+                <w:color w:val="000000"/>
+                <w:sz w:val="20"/>
+              </w:rPr>
+              <w:t xml:space="preserve">10</w:t>
+            </w:r>
+          </w:p>
+        </w:tc>
+        <w:tc>
+          <w:tcPr>
+            <w:tcW w:w="8363" w:type="dxa"/>
+          </w:tcPr>
+          <w:p>
+            <w:pPr>
+              <w:spacing w:line="240" w:lineRule="atLeast"/>
+            </w:pPr>
+            <w:r>
+              <w:rPr>
+                <w:rFonts w:ascii="Courier New" w:eastAsia="Courier New" w:hAnsi="Courier New" w:cs="Courier New"/>
+                <w:color w:val="000000"/>
+                <w:sz w:val="20"/>
+              </w:rPr>
+              <w:t xml:space="preserve">// ...</w:t>
+            </w:r>
+          </w:p>
+        </w:tc>
+      </w:tr>
+      <w:tr>
+        <w:trPr>
+          <w:tblCellSpacing w:w="15" w:type="dxa"/>
+        </w:trPr>
+        <w:tc>
+          <w:tcPr>
+            <w:tcW w:w="686" w:type="dxa"/>
+          </w:tcPr>
+          <w:p>
+            <w:pPr>
+              <w:spacing w:line="240" w:lineRule="atLeast"/>
+            </w:pPr>
+            <w:r>
+              <w:rPr>
+                <w:rFonts w:ascii="Courier New" w:eastAsia="Courier New" w:hAnsi="Courier New" w:cs="Courier New"/>
+                <w:color w:val="000000"/>
+                <w:sz w:val="20"/>
+              </w:rPr>
+              <w:t xml:space="preserve">11</w:t>
+            </w:r>
+          </w:p>
+        </w:tc>
+        <w:tc>
+          <w:tcPr>
+            <w:tcW w:w="8363" w:type="dxa"/>
+          </w:tcPr>
+          <w:p>
+            <w:pPr>
+              <w:spacing w:line="240" w:lineRule="atLeast"/>
+            </w:pPr>
+            <w:r>
+              <w:rPr>
+                <w:rFonts w:ascii="Courier New" w:eastAsia="Courier New" w:hAnsi="Courier New" w:cs="Courier New"/>
+                <w:color w:val="000000"/>
+                <w:sz w:val="20"/>
+              </w:rPr>
+              <w:t xml:space="preserve">        s1.send("hello");</w:t>
+            </w:r>
+          </w:p>
+        </w:tc>
+      </w:tr>
+      <w:tr>
+        <w:trPr>
+          <w:tblCellSpacing w:w="15" w:type="dxa"/>
+        </w:trPr>
+        <w:tc>
+          <w:tcPr>
+            <w:tcW w:w="686" w:type="dxa"/>
+          </w:tcPr>
+          <w:p>
+            <w:pPr>
+              <w:spacing w:line="240" w:lineRule="atLeast"/>
+            </w:pPr>
+            <w:r>
+              <w:rPr>
+                <w:rFonts w:ascii="Courier New" w:eastAsia="Courier New" w:hAnsi="Courier New" w:cs="Courier New"/>
+                <w:color w:val="000000"/>
+                <w:sz w:val="20"/>
+              </w:rPr>
+              <w:t xml:space="preserve">12</w:t>
+            </w:r>
+          </w:p>
+        </w:tc>
+        <w:tc>
+          <w:tcPr>
+            <w:tcW w:w="8363" w:type="dxa"/>
+          </w:tcPr>
+          <w:p>
+            <w:pPr>
+              <w:spacing w:line="240" w:lineRule="atLeast"/>
+            </w:pPr>
+            <w:r>
+              <w:rPr>
+                <w:rFonts w:ascii="Courier New" w:eastAsia="Courier New" w:hAnsi="Courier New" w:cs="Courier New"/>
+                <w:color w:val="000000"/>
+                <w:sz w:val="20"/>
+              </w:rPr>
+              <w:t xml:space="preserve">        s2.send("hello");</w:t>
+            </w:r>
+          </w:p>
+        </w:tc>
+      </w:tr>
+      <w:tr>
+        <w:trPr>
+          <w:tblCellSpacing w:w="15" w:type="dxa"/>
+        </w:trPr>
+        <w:tc>
+          <w:tcPr>
+            <w:tcW w:w="686" w:type="dxa"/>
+          </w:tcPr>
+          <w:p>
+            <w:pPr>
+              <w:spacing w:line="240" w:lineRule="atLeast"/>
+            </w:pPr>
+            <w:r>
+              <w:rPr>
+                <w:rFonts w:ascii="Courier New" w:eastAsia="Courier New" w:hAnsi="Courier New" w:cs="Courier New"/>
+                <w:color w:val="000000"/>
+                <w:sz w:val="20"/>
+              </w:rPr>
+              <w:t xml:space="preserve">13</w:t>
+            </w:r>
+          </w:p>
+        </w:tc>
+        <w:tc>
+          <w:tcPr>
+            <w:tcW w:w="8363" w:type="dxa"/>
+          </w:tcPr>
+          <w:p>
+            <w:pPr>
+              <w:spacing w:line="240" w:lineRule="atLeast"/>
+            </w:pPr>
+            <w:r>
+              <w:rPr>
+                <w:rFonts w:ascii="Courier New" w:eastAsia="Courier New" w:hAnsi="Courier New" w:cs="Courier New"/>
+                <w:color w:val="000000"/>
+                <w:sz w:val="20"/>
+              </w:rPr>
+              <w:t xml:space="preserve">        e.send("hello");</w:t>
+            </w:r>
+          </w:p>
+        </w:tc>
+      </w:tr>
+      <w:tr>
+        <w:trPr>
+          <w:tblCellSpacing w:w="15" w:type="dxa"/>
+        </w:trPr>
+        <w:tc>
+          <w:tcPr>
+            <w:tcW w:w="686" w:type="dxa"/>
+          </w:tcPr>
+          <w:p>
+            <w:pPr>
+              <w:spacing w:line="240" w:lineRule="atLeast"/>
+            </w:pPr>
+            <w:r>
+              <w:rPr>
+                <w:rFonts w:ascii="Courier New" w:eastAsia="Courier New" w:hAnsi="Courier New" w:cs="Courier New"/>
+                <w:color w:val="000000"/>
+                <w:sz w:val="20"/>
+              </w:rPr>
+              <w:t xml:space="preserve">14</w:t>
+            </w:r>
+          </w:p>
+        </w:tc>
+        <w:tc>
+          <w:tcPr>
+            <w:tcW w:w="8363" w:type="dxa"/>
+          </w:tcPr>
+          <w:p>
+            <w:pPr>
+              <w:spacing w:line="240" w:lineRule="atLeast"/>
+            </w:pPr>
+            <w:r>
+              <w:rPr>
+                <w:rFonts w:ascii="Courier New" w:eastAsia="Courier New" w:hAnsi="Courier New" w:cs="Courier New"/>
+                <w:color w:val="000000"/>
+                <w:sz w:val="20"/>
+              </w:rPr>
+              <w:t xml:space="preserve"/>
+            </w:r>
+          </w:p>
+        </w:tc>
+      </w:tr>
+      <w:tr>
+        <w:trPr>
+          <w:tblCellSpacing w:w="15" w:type="dxa"/>
+        </w:trPr>
+        <w:tc>
+          <w:tcPr>
+            <w:tcW w:w="686" w:type="dxa"/>
+          </w:tcPr>
+          <w:p>
+            <w:pPr>
+              <w:spacing w:line="240" w:lineRule="atLeast"/>
+            </w:pPr>
+            <w:r>
+              <w:rPr>
+                <w:rFonts w:ascii="Courier New" w:eastAsia="Courier New" w:hAnsi="Courier New" w:cs="Courier New"/>
+                <w:color w:val="000000"/>
+                <w:sz w:val="20"/>
+              </w:rPr>
+              <w:t xml:space="preserve">15</w:t>
+            </w:r>
+          </w:p>
+        </w:tc>
+        <w:tc>
+          <w:tcPr>
+            <w:tcW w:w="8363" w:type="dxa"/>
+          </w:tcPr>
+          <w:p>
+            <w:pPr>
+              <w:spacing w:line="240" w:lineRule="atLeast"/>
+            </w:pPr>
+            <w:r>
+              <w:rPr>
+                <w:rFonts w:ascii="Courier New" w:eastAsia="Courier New" w:hAnsi="Courier New" w:cs="Courier New"/>
+                <w:color w:val="000000"/>
+                <w:sz w:val="20"/>
+              </w:rPr>
+              <w:t xml:space="preserve">        s1.send(42);</w:t>
+            </w:r>
+          </w:p>
+        </w:tc>
+      </w:tr>
+      <w:tr>
+        <w:trPr>
+          <w:tblCellSpacing w:w="15" w:type="dxa"/>
+        </w:trPr>
+        <w:tc>
+          <w:tcPr>
+            <w:tcW w:w="686" w:type="dxa"/>
+          </w:tcPr>
+          <w:p>
+            <w:pPr>
+              <w:spacing w:line="240" w:lineRule="atLeast"/>
+            </w:pPr>
+            <w:r>
+              <w:rPr>
+                <w:rFonts w:ascii="Courier New" w:eastAsia="Courier New" w:hAnsi="Courier New" w:cs="Courier New"/>
+                <w:color w:val="000000"/>
+                <w:sz w:val="20"/>
+              </w:rPr>
+              <w:t xml:space="preserve">16</w:t>
+            </w:r>
+          </w:p>
+        </w:tc>
+        <w:tc>
+          <w:tcPr>
+            <w:tcW w:w="8363" w:type="dxa"/>
+          </w:tcPr>
+          <w:p>
+            <w:pPr>
+              <w:spacing w:line="240" w:lineRule="atLeast"/>
+            </w:pPr>
+            <w:r>
+              <w:rPr>
+                <w:rFonts w:ascii="Courier New" w:eastAsia="Courier New" w:hAnsi="Courier New" w:cs="Courier New"/>
+                <w:color w:val="000000"/>
+                <w:sz w:val="20"/>
+              </w:rPr>
+              <w:t xml:space="preserve">        e.send(42);</w:t>
+            </w:r>
+          </w:p>
+        </w:tc>
+      </w:tr>
+      <w:tr>
+        <w:trPr>
+          <w:tblCellSpacing w:w="15" w:type="dxa"/>
+        </w:trPr>
+        <w:tc>
+          <w:tcPr>
+            <w:tcW w:w="686" w:type="dxa"/>
+          </w:tcPr>
+          <w:p>
+            <w:pPr>
+              <w:spacing w:line="240" w:lineRule="atLeast"/>
+            </w:pPr>
+            <w:r>
+              <w:rPr>
+                <w:rFonts w:ascii="Courier New" w:eastAsia="Courier New" w:hAnsi="Courier New" w:cs="Courier New"/>
+                <w:color w:val="000000"/>
+                <w:sz w:val="20"/>
+              </w:rPr>
+              <w:t xml:space="preserve">17</w:t>
+            </w:r>
+          </w:p>
+        </w:tc>
+        <w:tc>
+          <w:tcPr>
+            <w:tcW w:w="8363" w:type="dxa"/>
+          </w:tcPr>
+          <w:p>
+            <w:pPr>
+              <w:spacing w:line="240" w:lineRule="atLeast"/>
+            </w:pPr>
+            <w:r>
+              <w:rPr>
+                <w:rFonts w:ascii="Courier New" w:eastAsia="Courier New" w:hAnsi="Courier New" w:cs="Courier New"/>
+                <w:color w:val="000000"/>
+                <w:sz w:val="20"/>
+              </w:rPr>
+              <w:t xml:space="preserve"/>
+            </w:r>
+          </w:p>
+        </w:tc>
+      </w:tr>
+      <w:tr>
+        <w:trPr>
+          <w:tblCellSpacing w:w="15" w:type="dxa"/>
+        </w:trPr>
+        <w:tc>
+          <w:tcPr>
+            <w:tcW w:w="686" w:type="dxa"/>
+          </w:tcPr>
+          <w:p>
+            <w:pPr>
+              <w:spacing w:line="240" w:lineRule="atLeast"/>
+            </w:pPr>
+            <w:r>
+              <w:rPr>
+                <w:rFonts w:ascii="Courier New" w:eastAsia="Courier New" w:hAnsi="Courier New" w:cs="Courier New"/>
+                <w:color w:val="000000"/>
+                <w:sz w:val="20"/>
+              </w:rPr>
+              <w:t xml:space="preserve">18</w:t>
+            </w:r>
+          </w:p>
+        </w:tc>
+        <w:tc>
+          <w:tcPr>
+            <w:tcW w:w="8363" w:type="dxa"/>
+          </w:tcPr>
+          <w:p>
+            <w:pPr>
+              <w:spacing w:line="240" w:lineRule="atLeast"/>
+            </w:pPr>
+            <w:r>
+              <w:rPr>
+                <w:rFonts w:ascii="Courier New" w:eastAsia="Courier New" w:hAnsi="Courier New" w:cs="Courier New"/>
+                <w:color w:val="000000"/>
+                <w:sz w:val="20"/>
+              </w:rPr>
+              <w:t xml:space="preserve">        s1.send((Object) "hello");</w:t>
+            </w:r>
+          </w:p>
+        </w:tc>
+      </w:tr>
+      <w:tr>
+        <w:trPr>
+          <w:tblCellSpacing w:w="15" w:type="dxa"/>
+        </w:trPr>
+        <w:tc>
+          <w:tcPr>
+            <w:tcW w:w="686" w:type="dxa"/>
+          </w:tcPr>
+          <w:p>
+            <w:pPr>
+              <w:spacing w:line="240" w:lineRule="atLeast"/>
+            </w:pPr>
+            <w:r>
+              <w:rPr>
+                <w:rFonts w:ascii="Courier New" w:eastAsia="Courier New" w:hAnsi="Courier New" w:cs="Courier New"/>
+                <w:color w:val="000000"/>
+                <w:sz w:val="20"/>
+              </w:rPr>
+              <w:t xml:space="preserve">19</w:t>
+            </w:r>
+          </w:p>
+        </w:tc>
+        <w:tc>
+          <w:tcPr>
+            <w:tcW w:w="8363" w:type="dxa"/>
+          </w:tcPr>
+          <w:p>
+            <w:pPr>
+              <w:spacing w:line="240" w:lineRule="atLeast"/>
+            </w:pPr>
+            <w:r>
+              <w:rPr>
+                <w:rFonts w:ascii="Courier New" w:eastAsia="Courier New" w:hAnsi="Courier New" w:cs="Courier New"/>
+                <w:color w:val="000000"/>
+                <w:sz w:val="20"/>
+              </w:rPr>
+              <w:t xml:space="preserve">        e.send((Object) "hello");</w:t>
             </w:r>
           </w:p>
         </w:tc>
@@ -4762,7 +5336,7 @@
                 <w:color w:val="000000"/>
                 <w:sz w:val="20"/>
               </w:rPr>
-              <w:t xml:space="preserve">Socket[] devices = {</w:t>
+              <w:t xml:space="preserve">        Socket[] devices = {</w:t>
             </w:r>
           </w:p>
         </w:tc>
@@ -4803,7 +5377,7 @@
                 <w:color w:val="000000"/>
                 <w:sz w:val="20"/>
               </w:rPr>
-              <w:t xml:space="preserve">    new Iron(),</w:t>
+              <w:t xml:space="preserve">            new Iron(),</w:t>
             </w:r>
           </w:p>
         </w:tc>
@@ -4844,7 +5418,7 @@
                 <w:color w:val="000000"/>
                 <w:sz w:val="20"/>
               </w:rPr>
-              <w:t xml:space="preserve">    new Phone(),</w:t>
+              <w:t xml:space="preserve">            new Phone(),</w:t>
             </w:r>
           </w:p>
         </w:tc>
@@ -4885,7 +5459,7 @@
                 <w:color w:val="000000"/>
                 <w:sz w:val="20"/>
               </w:rPr>
-              <w:t xml:space="preserve">    new Kettle()</w:t>
+              <w:t xml:space="preserve">            new Kettle()</w:t>
             </w:r>
           </w:p>
         </w:tc>
@@ -4926,7 +5500,7 @@
                 <w:color w:val="000000"/>
                 <w:sz w:val="20"/>
               </w:rPr>
-              <w:t xml:space="preserve">};</w:t>
+              <w:t xml:space="preserve">        };</w:t>
             </w:r>
           </w:p>
         </w:tc>
@@ -4967,7 +5541,7 @@
                 <w:color w:val="000000"/>
                 <w:sz w:val="20"/>
               </w:rPr>
-              <w:t xml:space="preserve">for (Socket device : devices) {</w:t>
+              <w:t xml:space="preserve"/>
             </w:r>
           </w:p>
         </w:tc>
@@ -5008,7 +5582,7 @@
                 <w:color w:val="000000"/>
                 <w:sz w:val="20"/>
               </w:rPr>
-              <w:t xml:space="preserve">    System.out.println(device.doWork(c));</w:t>
+              <w:t xml:space="preserve">        // Просто включаем каждый по очереди. Без if-ов!</w:t>
             </w:r>
           </w:p>
         </w:tc>
@@ -5049,7 +5623,89 @@
                 <w:color w:val="000000"/>
                 <w:sz w:val="20"/>
               </w:rPr>
-              <w:t xml:space="preserve">}</w:t>
+              <w:t xml:space="preserve">        for (Socket device : devices) {</w:t>
+            </w:r>
+          </w:p>
+        </w:tc>
+      </w:tr>
+      <w:tr>
+        <w:trPr>
+          <w:tblCellSpacing w:w="15" w:type="dxa"/>
+        </w:trPr>
+        <w:tc>
+          <w:tcPr>
+            <w:tcW w:w="686" w:type="dxa"/>
+          </w:tcPr>
+          <w:p>
+            <w:pPr>
+              <w:spacing w:line="240" w:lineRule="atLeast"/>
+            </w:pPr>
+            <w:r>
+              <w:rPr>
+                <w:rFonts w:ascii="Courier New" w:eastAsia="Courier New" w:hAnsi="Courier New" w:cs="Courier New"/>
+                <w:color w:val="000000"/>
+                <w:sz w:val="20"/>
+              </w:rPr>
+              <w:t xml:space="preserve">9</w:t>
+            </w:r>
+          </w:p>
+        </w:tc>
+        <w:tc>
+          <w:tcPr>
+            <w:tcW w:w="8363" w:type="dxa"/>
+          </w:tcPr>
+          <w:p>
+            <w:pPr>
+              <w:spacing w:line="240" w:lineRule="atLeast"/>
+            </w:pPr>
+            <w:r>
+              <w:rPr>
+                <w:rFonts w:ascii="Courier New" w:eastAsia="Courier New" w:hAnsi="Courier New" w:cs="Courier New"/>
+                <w:color w:val="000000"/>
+                <w:sz w:val="20"/>
+              </w:rPr>
+              <w:t xml:space="preserve">            System.out.println(device.doWork(c));</w:t>
+            </w:r>
+          </w:p>
+        </w:tc>
+      </w:tr>
+      <w:tr>
+        <w:trPr>
+          <w:tblCellSpacing w:w="15" w:type="dxa"/>
+        </w:trPr>
+        <w:tc>
+          <w:tcPr>
+            <w:tcW w:w="686" w:type="dxa"/>
+          </w:tcPr>
+          <w:p>
+            <w:pPr>
+              <w:spacing w:line="240" w:lineRule="atLeast"/>
+            </w:pPr>
+            <w:r>
+              <w:rPr>
+                <w:rFonts w:ascii="Courier New" w:eastAsia="Courier New" w:hAnsi="Courier New" w:cs="Courier New"/>
+                <w:color w:val="000000"/>
+                <w:sz w:val="20"/>
+              </w:rPr>
+              <w:t xml:space="preserve">10</w:t>
+            </w:r>
+          </w:p>
+        </w:tc>
+        <w:tc>
+          <w:tcPr>
+            <w:tcW w:w="8363" w:type="dxa"/>
+          </w:tcPr>
+          <w:p>
+            <w:pPr>
+              <w:spacing w:line="240" w:lineRule="atLeast"/>
+            </w:pPr>
+            <w:r>
+              <w:rPr>
+                <w:rFonts w:ascii="Courier New" w:eastAsia="Courier New" w:hAnsi="Courier New" w:cs="Courier New"/>
+                <w:color w:val="000000"/>
+                <w:sz w:val="20"/>
+              </w:rPr>
+              <w:t xml:space="preserve">        }</w:t>
             </w:r>
           </w:p>
         </w:tc>
@@ -5333,7 +5989,7 @@
                 <w:color w:val="000000"/>
                 <w:sz w:val="20"/>
               </w:rPr>
-              <w:t xml:space="preserve">public final void send(String address, String message) {</w:t>
+              <w:t xml:space="preserve">    public final void send(String address, String message) {</w:t>
             </w:r>
           </w:p>
         </w:tc>
@@ -5374,7 +6030,7 @@
                 <w:color w:val="000000"/>
                 <w:sz w:val="20"/>
               </w:rPr>
-              <w:t xml:space="preserve">    if (address == null || address.isBlank()) {</w:t>
+              <w:t xml:space="preserve">        // Шаг 1: Общая проверка (её пишем ОДИН раз здесь)</w:t>
             </w:r>
           </w:p>
         </w:tc>
@@ -5415,7 +6071,7 @@
                 <w:color w:val="000000"/>
                 <w:sz w:val="20"/>
               </w:rPr>
-              <w:t xml:space="preserve">        System.out.println("Ошибка: адресат не указан!");</w:t>
+              <w:t xml:space="preserve">        if (address == null || address.isBlank()) {</w:t>
             </w:r>
           </w:p>
         </w:tc>
@@ -5456,7 +6112,7 @@
                 <w:color w:val="000000"/>
                 <w:sz w:val="20"/>
               </w:rPr>
-              <w:t xml:space="preserve">        return;</w:t>
+              <w:t xml:space="preserve">            System.out.println("Ошибка: адресат не указан!");</w:t>
             </w:r>
           </w:p>
         </w:tc>
@@ -5497,6 +6153,334 @@
                 <w:color w:val="000000"/>
                 <w:sz w:val="20"/>
               </w:rPr>
+              <w:t xml:space="preserve">            return;</w:t>
+            </w:r>
+          </w:p>
+        </w:tc>
+      </w:tr>
+      <w:tr>
+        <w:trPr>
+          <w:tblCellSpacing w:w="15" w:type="dxa"/>
+        </w:trPr>
+        <w:tc>
+          <w:tcPr>
+            <w:tcW w:w="686" w:type="dxa"/>
+          </w:tcPr>
+          <w:p>
+            <w:pPr>
+              <w:spacing w:line="240" w:lineRule="atLeast"/>
+            </w:pPr>
+            <w:r>
+              <w:rPr>
+                <w:rFonts w:ascii="Courier New" w:eastAsia="Courier New" w:hAnsi="Courier New" w:cs="Courier New"/>
+                <w:color w:val="000000"/>
+                <w:sz w:val="20"/>
+              </w:rPr>
+              <w:t xml:space="preserve">6</w:t>
+            </w:r>
+          </w:p>
+        </w:tc>
+        <w:tc>
+          <w:tcPr>
+            <w:tcW w:w="8363" w:type="dxa"/>
+          </w:tcPr>
+          <w:p>
+            <w:pPr>
+              <w:spacing w:line="240" w:lineRule="atLeast"/>
+            </w:pPr>
+            <w:r>
+              <w:rPr>
+                <w:rFonts w:ascii="Courier New" w:eastAsia="Courier New" w:hAnsi="Courier New" w:cs="Courier New"/>
+                <w:color w:val="000000"/>
+                <w:sz w:val="20"/>
+              </w:rPr>
+              <w:t xml:space="preserve">        }</w:t>
+            </w:r>
+          </w:p>
+        </w:tc>
+      </w:tr>
+      <w:tr>
+        <w:trPr>
+          <w:tblCellSpacing w:w="15" w:type="dxa"/>
+        </w:trPr>
+        <w:tc>
+          <w:tcPr>
+            <w:tcW w:w="686" w:type="dxa"/>
+          </w:tcPr>
+          <w:p>
+            <w:pPr>
+              <w:spacing w:line="240" w:lineRule="atLeast"/>
+            </w:pPr>
+            <w:r>
+              <w:rPr>
+                <w:rFonts w:ascii="Courier New" w:eastAsia="Courier New" w:hAnsi="Courier New" w:cs="Courier New"/>
+                <w:color w:val="000000"/>
+                <w:sz w:val="20"/>
+              </w:rPr>
+              <w:t xml:space="preserve">7</w:t>
+            </w:r>
+          </w:p>
+        </w:tc>
+        <w:tc>
+          <w:tcPr>
+            <w:tcW w:w="8363" w:type="dxa"/>
+          </w:tcPr>
+          <w:p>
+            <w:pPr>
+              <w:spacing w:line="240" w:lineRule="atLeast"/>
+            </w:pPr>
+            <w:r>
+              <w:rPr>
+                <w:rFonts w:ascii="Courier New" w:eastAsia="Courier New" w:hAnsi="Courier New" w:cs="Courier New"/>
+                <w:color w:val="000000"/>
+                <w:sz w:val="20"/>
+              </w:rPr>
+              <w:t xml:space="preserve">        </w:t>
+            </w:r>
+          </w:p>
+        </w:tc>
+      </w:tr>
+      <w:tr>
+        <w:trPr>
+          <w:tblCellSpacing w:w="15" w:type="dxa"/>
+        </w:trPr>
+        <w:tc>
+          <w:tcPr>
+            <w:tcW w:w="686" w:type="dxa"/>
+          </w:tcPr>
+          <w:p>
+            <w:pPr>
+              <w:spacing w:line="240" w:lineRule="atLeast"/>
+            </w:pPr>
+            <w:r>
+              <w:rPr>
+                <w:rFonts w:ascii="Courier New" w:eastAsia="Courier New" w:hAnsi="Courier New" w:cs="Courier New"/>
+                <w:color w:val="000000"/>
+                <w:sz w:val="20"/>
+              </w:rPr>
+              <w:t xml:space="preserve">8</w:t>
+            </w:r>
+          </w:p>
+        </w:tc>
+        <w:tc>
+          <w:tcPr>
+            <w:tcW w:w="8363" w:type="dxa"/>
+          </w:tcPr>
+          <w:p>
+            <w:pPr>
+              <w:spacing w:line="240" w:lineRule="atLeast"/>
+            </w:pPr>
+            <w:r>
+              <w:rPr>
+                <w:rFonts w:ascii="Courier New" w:eastAsia="Courier New" w:hAnsi="Courier New" w:cs="Courier New"/>
+                <w:color w:val="000000"/>
+                <w:sz w:val="20"/>
+              </w:rPr>
+              <w:t xml:space="preserve">        // Шаг 2: Специфичная отправка (её делают наследники)</w:t>
+            </w:r>
+          </w:p>
+        </w:tc>
+      </w:tr>
+      <w:tr>
+        <w:trPr>
+          <w:tblCellSpacing w:w="15" w:type="dxa"/>
+        </w:trPr>
+        <w:tc>
+          <w:tcPr>
+            <w:tcW w:w="686" w:type="dxa"/>
+          </w:tcPr>
+          <w:p>
+            <w:pPr>
+              <w:spacing w:line="240" w:lineRule="atLeast"/>
+            </w:pPr>
+            <w:r>
+              <w:rPr>
+                <w:rFonts w:ascii="Courier New" w:eastAsia="Courier New" w:hAnsi="Courier New" w:cs="Courier New"/>
+                <w:color w:val="000000"/>
+                <w:sz w:val="20"/>
+              </w:rPr>
+              <w:t xml:space="preserve">9</w:t>
+            </w:r>
+          </w:p>
+        </w:tc>
+        <w:tc>
+          <w:tcPr>
+            <w:tcW w:w="8363" w:type="dxa"/>
+          </w:tcPr>
+          <w:p>
+            <w:pPr>
+              <w:spacing w:line="240" w:lineRule="atLeast"/>
+            </w:pPr>
+            <w:r>
+              <w:rPr>
+                <w:rFonts w:ascii="Courier New" w:eastAsia="Courier New" w:hAnsi="Courier New" w:cs="Courier New"/>
+                <w:color w:val="000000"/>
+                <w:sz w:val="20"/>
+              </w:rPr>
+              <w:t xml:space="preserve">        doSend(address, message);</w:t>
+            </w:r>
+          </w:p>
+        </w:tc>
+      </w:tr>
+      <w:tr>
+        <w:trPr>
+          <w:tblCellSpacing w:w="15" w:type="dxa"/>
+        </w:trPr>
+        <w:tc>
+          <w:tcPr>
+            <w:tcW w:w="686" w:type="dxa"/>
+          </w:tcPr>
+          <w:p>
+            <w:pPr>
+              <w:spacing w:line="240" w:lineRule="atLeast"/>
+            </w:pPr>
+            <w:r>
+              <w:rPr>
+                <w:rFonts w:ascii="Courier New" w:eastAsia="Courier New" w:hAnsi="Courier New" w:cs="Courier New"/>
+                <w:color w:val="000000"/>
+                <w:sz w:val="20"/>
+              </w:rPr>
+              <w:t xml:space="preserve">10</w:t>
+            </w:r>
+          </w:p>
+        </w:tc>
+        <w:tc>
+          <w:tcPr>
+            <w:tcW w:w="8363" w:type="dxa"/>
+          </w:tcPr>
+          <w:p>
+            <w:pPr>
+              <w:spacing w:line="240" w:lineRule="atLeast"/>
+            </w:pPr>
+            <w:r>
+              <w:rPr>
+                <w:rFonts w:ascii="Courier New" w:eastAsia="Courier New" w:hAnsi="Courier New" w:cs="Courier New"/>
+                <w:color w:val="000000"/>
+                <w:sz w:val="20"/>
+              </w:rPr>
+              <w:t xml:space="preserve">        </w:t>
+            </w:r>
+          </w:p>
+        </w:tc>
+      </w:tr>
+      <w:tr>
+        <w:trPr>
+          <w:tblCellSpacing w:w="15" w:type="dxa"/>
+        </w:trPr>
+        <w:tc>
+          <w:tcPr>
+            <w:tcW w:w="686" w:type="dxa"/>
+          </w:tcPr>
+          <w:p>
+            <w:pPr>
+              <w:spacing w:line="240" w:lineRule="atLeast"/>
+            </w:pPr>
+            <w:r>
+              <w:rPr>
+                <w:rFonts w:ascii="Courier New" w:eastAsia="Courier New" w:hAnsi="Courier New" w:cs="Courier New"/>
+                <w:color w:val="000000"/>
+                <w:sz w:val="20"/>
+              </w:rPr>
+              <w:t xml:space="preserve">11</w:t>
+            </w:r>
+          </w:p>
+        </w:tc>
+        <w:tc>
+          <w:tcPr>
+            <w:tcW w:w="8363" w:type="dxa"/>
+          </w:tcPr>
+          <w:p>
+            <w:pPr>
+              <w:spacing w:line="240" w:lineRule="atLeast"/>
+            </w:pPr>
+            <w:r>
+              <w:rPr>
+                <w:rFonts w:ascii="Courier New" w:eastAsia="Courier New" w:hAnsi="Courier New" w:cs="Courier New"/>
+                <w:color w:val="000000"/>
+                <w:sz w:val="20"/>
+              </w:rPr>
+              <w:t xml:space="preserve">        // Шаг 3: Еще одна общая часть (например, логирование)</w:t>
+            </w:r>
+          </w:p>
+        </w:tc>
+      </w:tr>
+      <w:tr>
+        <w:trPr>
+          <w:tblCellSpacing w:w="15" w:type="dxa"/>
+        </w:trPr>
+        <w:tc>
+          <w:tcPr>
+            <w:tcW w:w="686" w:type="dxa"/>
+          </w:tcPr>
+          <w:p>
+            <w:pPr>
+              <w:spacing w:line="240" w:lineRule="atLeast"/>
+            </w:pPr>
+            <w:r>
+              <w:rPr>
+                <w:rFonts w:ascii="Courier New" w:eastAsia="Courier New" w:hAnsi="Courier New" w:cs="Courier New"/>
+                <w:color w:val="000000"/>
+                <w:sz w:val="20"/>
+              </w:rPr>
+              <w:t xml:space="preserve">12</w:t>
+            </w:r>
+          </w:p>
+        </w:tc>
+        <w:tc>
+          <w:tcPr>
+            <w:tcW w:w="8363" w:type="dxa"/>
+          </w:tcPr>
+          <w:p>
+            <w:pPr>
+              <w:spacing w:line="240" w:lineRule="atLeast"/>
+            </w:pPr>
+            <w:r>
+              <w:rPr>
+                <w:rFonts w:ascii="Courier New" w:eastAsia="Courier New" w:hAnsi="Courier New" w:cs="Courier New"/>
+                <w:color w:val="000000"/>
+                <w:sz w:val="20"/>
+              </w:rPr>
+              <w:t xml:space="preserve">        System.out.println("Лог: сообщение для " + address + " обработано.");</w:t>
+            </w:r>
+          </w:p>
+        </w:tc>
+      </w:tr>
+      <w:tr>
+        <w:trPr>
+          <w:tblCellSpacing w:w="15" w:type="dxa"/>
+        </w:trPr>
+        <w:tc>
+          <w:tcPr>
+            <w:tcW w:w="686" w:type="dxa"/>
+          </w:tcPr>
+          <w:p>
+            <w:pPr>
+              <w:spacing w:line="240" w:lineRule="atLeast"/>
+            </w:pPr>
+            <w:r>
+              <w:rPr>
+                <w:rFonts w:ascii="Courier New" w:eastAsia="Courier New" w:hAnsi="Courier New" w:cs="Courier New"/>
+                <w:color w:val="000000"/>
+                <w:sz w:val="20"/>
+              </w:rPr>
+              <w:t xml:space="preserve">13</w:t>
+            </w:r>
+          </w:p>
+        </w:tc>
+        <w:tc>
+          <w:tcPr>
+            <w:tcW w:w="8363" w:type="dxa"/>
+          </w:tcPr>
+          <w:p>
+            <w:pPr>
+              <w:spacing w:line="240" w:lineRule="atLeast"/>
+            </w:pPr>
+            <w:r>
+              <w:rPr>
+                <w:rFonts w:ascii="Courier New" w:eastAsia="Courier New" w:hAnsi="Courier New" w:cs="Courier New"/>
+                <w:color w:val="000000"/>
+                <w:sz w:val="20"/>
+              </w:rPr>
               <w:t xml:space="preserve">    }</w:t>
             </w:r>
           </w:p>
@@ -5520,148 +6504,107 @@
                 <w:color w:val="000000"/>
                 <w:sz w:val="20"/>
               </w:rPr>
-              <w:t xml:space="preserve">6</w:t>
-            </w:r>
-          </w:p>
-        </w:tc>
-        <w:tc>
-          <w:tcPr>
-            <w:tcW w:w="8363" w:type="dxa"/>
-          </w:tcPr>
-          <w:p>
-            <w:pPr>
-              <w:spacing w:line="240" w:lineRule="atLeast"/>
-            </w:pPr>
-            <w:r>
-              <w:rPr>
-                <w:rFonts w:ascii="Courier New" w:eastAsia="Courier New" w:hAnsi="Courier New" w:cs="Courier New"/>
-                <w:color w:val="000000"/>
-                <w:sz w:val="20"/>
-              </w:rPr>
-              <w:t xml:space="preserve">    doSend(address, message);</w:t>
-            </w:r>
-          </w:p>
-        </w:tc>
-      </w:tr>
-      <w:tr>
-        <w:trPr>
-          <w:tblCellSpacing w:w="15" w:type="dxa"/>
-        </w:trPr>
-        <w:tc>
-          <w:tcPr>
-            <w:tcW w:w="686" w:type="dxa"/>
-          </w:tcPr>
-          <w:p>
-            <w:pPr>
-              <w:spacing w:line="240" w:lineRule="atLeast"/>
-            </w:pPr>
-            <w:r>
-              <w:rPr>
-                <w:rFonts w:ascii="Courier New" w:eastAsia="Courier New" w:hAnsi="Courier New" w:cs="Courier New"/>
-                <w:color w:val="000000"/>
-                <w:sz w:val="20"/>
-              </w:rPr>
-              <w:t xml:space="preserve">7</w:t>
-            </w:r>
-          </w:p>
-        </w:tc>
-        <w:tc>
-          <w:tcPr>
-            <w:tcW w:w="8363" w:type="dxa"/>
-          </w:tcPr>
-          <w:p>
-            <w:pPr>
-              <w:spacing w:line="240" w:lineRule="atLeast"/>
-            </w:pPr>
-            <w:r>
-              <w:rPr>
-                <w:rFonts w:ascii="Courier New" w:eastAsia="Courier New" w:hAnsi="Courier New" w:cs="Courier New"/>
-                <w:color w:val="000000"/>
-                <w:sz w:val="20"/>
-              </w:rPr>
-              <w:t xml:space="preserve">    System.out.println("Лог: сообщение для " + address + " обработано.");</w:t>
-            </w:r>
-          </w:p>
-        </w:tc>
-      </w:tr>
-      <w:tr>
-        <w:trPr>
-          <w:tblCellSpacing w:w="15" w:type="dxa"/>
-        </w:trPr>
-        <w:tc>
-          <w:tcPr>
-            <w:tcW w:w="686" w:type="dxa"/>
-          </w:tcPr>
-          <w:p>
-            <w:pPr>
-              <w:spacing w:line="240" w:lineRule="atLeast"/>
-            </w:pPr>
-            <w:r>
-              <w:rPr>
-                <w:rFonts w:ascii="Courier New" w:eastAsia="Courier New" w:hAnsi="Courier New" w:cs="Courier New"/>
-                <w:color w:val="000000"/>
-                <w:sz w:val="20"/>
-              </w:rPr>
-              <w:t xml:space="preserve">8</w:t>
-            </w:r>
-          </w:p>
-        </w:tc>
-        <w:tc>
-          <w:tcPr>
-            <w:tcW w:w="8363" w:type="dxa"/>
-          </w:tcPr>
-          <w:p>
-            <w:pPr>
-              <w:spacing w:line="240" w:lineRule="atLeast"/>
-            </w:pPr>
-            <w:r>
-              <w:rPr>
-                <w:rFonts w:ascii="Courier New" w:eastAsia="Courier New" w:hAnsi="Courier New" w:cs="Courier New"/>
-                <w:color w:val="000000"/>
-                <w:sz w:val="20"/>
-              </w:rPr>
-              <w:t xml:space="preserve">}</w:t>
-            </w:r>
-          </w:p>
-        </w:tc>
-      </w:tr>
-      <w:tr>
-        <w:trPr>
-          <w:tblCellSpacing w:w="15" w:type="dxa"/>
-        </w:trPr>
-        <w:tc>
-          <w:tcPr>
-            <w:tcW w:w="686" w:type="dxa"/>
-          </w:tcPr>
-          <w:p>
-            <w:pPr>
-              <w:spacing w:line="240" w:lineRule="atLeast"/>
-            </w:pPr>
-            <w:r>
-              <w:rPr>
-                <w:rFonts w:ascii="Courier New" w:eastAsia="Courier New" w:hAnsi="Courier New" w:cs="Courier New"/>
-                <w:color w:val="000000"/>
-                <w:sz w:val="20"/>
-              </w:rPr>
-              <w:t xml:space="preserve">9</w:t>
-            </w:r>
-          </w:p>
-        </w:tc>
-        <w:tc>
-          <w:tcPr>
-            <w:tcW w:w="8363" w:type="dxa"/>
-          </w:tcPr>
-          <w:p>
-            <w:pPr>
-              <w:spacing w:line="240" w:lineRule="atLeast"/>
-            </w:pPr>
-            <w:r>
-              <w:rPr>
-                <w:rFonts w:ascii="Courier New" w:eastAsia="Courier New" w:hAnsi="Courier New" w:cs="Courier New"/>
-                <w:color w:val="000000"/>
-                <w:sz w:val="20"/>
-              </w:rPr>
-              <w:t xml:space="preserve">protected abstract void doSend(String address, String message);</w:t>
+              <w:t xml:space="preserve">14</w:t>
+            </w:r>
+          </w:p>
+        </w:tc>
+        <w:tc>
+          <w:tcPr>
+            <w:tcW w:w="8363" w:type="dxa"/>
+          </w:tcPr>
+          <w:p>
+            <w:pPr>
+              <w:spacing w:line="240" w:lineRule="atLeast"/>
+            </w:pPr>
+            <w:r>
+              <w:rPr>
+                <w:rFonts w:ascii="Courier New" w:eastAsia="Courier New" w:hAnsi="Courier New" w:cs="Courier New"/>
+                <w:color w:val="000000"/>
+                <w:sz w:val="20"/>
+              </w:rPr>
+              <w:t xml:space="preserve"/>
+            </w:r>
+          </w:p>
+        </w:tc>
+      </w:tr>
+      <w:tr>
+        <w:trPr>
+          <w:tblCellSpacing w:w="15" w:type="dxa"/>
+        </w:trPr>
+        <w:tc>
+          <w:tcPr>
+            <w:tcW w:w="686" w:type="dxa"/>
+          </w:tcPr>
+          <w:p>
+            <w:pPr>
+              <w:spacing w:line="240" w:lineRule="atLeast"/>
+            </w:pPr>
+            <w:r>
+              <w:rPr>
+                <w:rFonts w:ascii="Courier New" w:eastAsia="Courier New" w:hAnsi="Courier New" w:cs="Courier New"/>
+                <w:color w:val="000000"/>
+                <w:sz w:val="20"/>
+              </w:rPr>
+              <w:t xml:space="preserve">15</w:t>
+            </w:r>
+          </w:p>
+        </w:tc>
+        <w:tc>
+          <w:tcPr>
+            <w:tcW w:w="8363" w:type="dxa"/>
+          </w:tcPr>
+          <w:p>
+            <w:pPr>
+              <w:spacing w:line="240" w:lineRule="atLeast"/>
+            </w:pPr>
+            <w:r>
+              <w:rPr>
+                <w:rFonts w:ascii="Courier New" w:eastAsia="Courier New" w:hAnsi="Courier New" w:cs="Courier New"/>
+                <w:color w:val="000000"/>
+                <w:sz w:val="20"/>
+              </w:rPr>
+              <w:t xml:space="preserve">    // АБСТРАКТНЫЙ МЕТОД. Точка расширения. У него нет тела, только контракт.</w:t>
+            </w:r>
+          </w:p>
+        </w:tc>
+      </w:tr>
+      <w:tr>
+        <w:trPr>
+          <w:tblCellSpacing w:w="15" w:type="dxa"/>
+        </w:trPr>
+        <w:tc>
+          <w:tcPr>
+            <w:tcW w:w="686" w:type="dxa"/>
+          </w:tcPr>
+          <w:p>
+            <w:pPr>
+              <w:spacing w:line="240" w:lineRule="atLeast"/>
+            </w:pPr>
+            <w:r>
+              <w:rPr>
+                <w:rFonts w:ascii="Courier New" w:eastAsia="Courier New" w:hAnsi="Courier New" w:cs="Courier New"/>
+                <w:color w:val="000000"/>
+                <w:sz w:val="20"/>
+              </w:rPr>
+              <w:t xml:space="preserve">16</w:t>
+            </w:r>
+          </w:p>
+        </w:tc>
+        <w:tc>
+          <w:tcPr>
+            <w:tcW w:w="8363" w:type="dxa"/>
+          </w:tcPr>
+          <w:p>
+            <w:pPr>
+              <w:spacing w:line="240" w:lineRule="atLeast"/>
+            </w:pPr>
+            <w:r>
+              <w:rPr>
+                <w:rFonts w:ascii="Courier New" w:eastAsia="Courier New" w:hAnsi="Courier New" w:cs="Courier New"/>
+                <w:color w:val="000000"/>
+                <w:sz w:val="20"/>
+              </w:rPr>
+              <w:t xml:space="preserve">    protected abstract void doSend(String address, String message);</w:t>
             </w:r>
           </w:p>
         </w:tc>
@@ -6109,7 +7052,7 @@
                 <w:color w:val="000000"/>
                 <w:sz w:val="20"/>
               </w:rPr>
-              <w:t xml:space="preserve">interface Identifiable { long getId(); }</w:t>
+              <w:t xml:space="preserve">// 1. Интерфейс — это контракт (Только методы, без полей)</w:t>
             </w:r>
           </w:p>
         </w:tc>
@@ -6150,6 +7093,211 @@
                 <w:color w:val="000000"/>
                 <w:sz w:val="20"/>
               </w:rPr>
+              <w:t xml:space="preserve">interface Identifiable {</w:t>
+            </w:r>
+          </w:p>
+        </w:tc>
+      </w:tr>
+      <w:tr>
+        <w:trPr>
+          <w:tblCellSpacing w:w="15" w:type="dxa"/>
+        </w:trPr>
+        <w:tc>
+          <w:tcPr>
+            <w:tcW w:w="686" w:type="dxa"/>
+          </w:tcPr>
+          <w:p>
+            <w:pPr>
+              <w:spacing w:line="240" w:lineRule="atLeast"/>
+            </w:pPr>
+            <w:r>
+              <w:rPr>
+                <w:rFonts w:ascii="Courier New" w:eastAsia="Courier New" w:hAnsi="Courier New" w:cs="Courier New"/>
+                <w:color w:val="000000"/>
+                <w:sz w:val="20"/>
+              </w:rPr>
+              <w:t xml:space="preserve">3</w:t>
+            </w:r>
+          </w:p>
+        </w:tc>
+        <w:tc>
+          <w:tcPr>
+            <w:tcW w:w="8363" w:type="dxa"/>
+          </w:tcPr>
+          <w:p>
+            <w:pPr>
+              <w:spacing w:line="240" w:lineRule="atLeast"/>
+            </w:pPr>
+            <w:r>
+              <w:rPr>
+                <w:rFonts w:ascii="Courier New" w:eastAsia="Courier New" w:hAnsi="Courier New" w:cs="Courier New"/>
+                <w:color w:val="000000"/>
+                <w:sz w:val="20"/>
+              </w:rPr>
+              <w:t xml:space="preserve">    long getId(); </w:t>
+            </w:r>
+          </w:p>
+        </w:tc>
+      </w:tr>
+      <w:tr>
+        <w:trPr>
+          <w:tblCellSpacing w:w="15" w:type="dxa"/>
+        </w:trPr>
+        <w:tc>
+          <w:tcPr>
+            <w:tcW w:w="686" w:type="dxa"/>
+          </w:tcPr>
+          <w:p>
+            <w:pPr>
+              <w:spacing w:line="240" w:lineRule="atLeast"/>
+            </w:pPr>
+            <w:r>
+              <w:rPr>
+                <w:rFonts w:ascii="Courier New" w:eastAsia="Courier New" w:hAnsi="Courier New" w:cs="Courier New"/>
+                <w:color w:val="000000"/>
+                <w:sz w:val="20"/>
+              </w:rPr>
+              <w:t xml:space="preserve">4</w:t>
+            </w:r>
+          </w:p>
+        </w:tc>
+        <w:tc>
+          <w:tcPr>
+            <w:tcW w:w="8363" w:type="dxa"/>
+          </w:tcPr>
+          <w:p>
+            <w:pPr>
+              <w:spacing w:line="240" w:lineRule="atLeast"/>
+            </w:pPr>
+            <w:r>
+              <w:rPr>
+                <w:rFonts w:ascii="Courier New" w:eastAsia="Courier New" w:hAnsi="Courier New" w:cs="Courier New"/>
+                <w:color w:val="000000"/>
+                <w:sz w:val="20"/>
+              </w:rPr>
+              <w:t xml:space="preserve">}</w:t>
+            </w:r>
+          </w:p>
+        </w:tc>
+      </w:tr>
+      <w:tr>
+        <w:trPr>
+          <w:tblCellSpacing w:w="15" w:type="dxa"/>
+        </w:trPr>
+        <w:tc>
+          <w:tcPr>
+            <w:tcW w:w="686" w:type="dxa"/>
+          </w:tcPr>
+          <w:p>
+            <w:pPr>
+              <w:spacing w:line="240" w:lineRule="atLeast"/>
+            </w:pPr>
+            <w:r>
+              <w:rPr>
+                <w:rFonts w:ascii="Courier New" w:eastAsia="Courier New" w:hAnsi="Courier New" w:cs="Courier New"/>
+                <w:color w:val="000000"/>
+                <w:sz w:val="20"/>
+              </w:rPr>
+              <w:t xml:space="preserve">5</w:t>
+            </w:r>
+          </w:p>
+        </w:tc>
+        <w:tc>
+          <w:tcPr>
+            <w:tcW w:w="8363" w:type="dxa"/>
+          </w:tcPr>
+          <w:p>
+            <w:pPr>
+              <w:spacing w:line="240" w:lineRule="atLeast"/>
+            </w:pPr>
+            <w:r>
+              <w:rPr>
+                <w:rFonts w:ascii="Courier New" w:eastAsia="Courier New" w:hAnsi="Courier New" w:cs="Courier New"/>
+                <w:color w:val="000000"/>
+                <w:sz w:val="20"/>
+              </w:rPr>
+              <w:t xml:space="preserve"/>
+            </w:r>
+          </w:p>
+        </w:tc>
+      </w:tr>
+      <w:tr>
+        <w:trPr>
+          <w:tblCellSpacing w:w="15" w:type="dxa"/>
+        </w:trPr>
+        <w:tc>
+          <w:tcPr>
+            <w:tcW w:w="686" w:type="dxa"/>
+          </w:tcPr>
+          <w:p>
+            <w:pPr>
+              <w:spacing w:line="240" w:lineRule="atLeast"/>
+            </w:pPr>
+            <w:r>
+              <w:rPr>
+                <w:rFonts w:ascii="Courier New" w:eastAsia="Courier New" w:hAnsi="Courier New" w:cs="Courier New"/>
+                <w:color w:val="000000"/>
+                <w:sz w:val="20"/>
+              </w:rPr>
+              <w:t xml:space="preserve">6</w:t>
+            </w:r>
+          </w:p>
+        </w:tc>
+        <w:tc>
+          <w:tcPr>
+            <w:tcW w:w="8363" w:type="dxa"/>
+          </w:tcPr>
+          <w:p>
+            <w:pPr>
+              <w:spacing w:line="240" w:lineRule="atLeast"/>
+            </w:pPr>
+            <w:r>
+              <w:rPr>
+                <w:rFonts w:ascii="Courier New" w:eastAsia="Courier New" w:hAnsi="Courier New" w:cs="Courier New"/>
+                <w:color w:val="000000"/>
+                <w:sz w:val="20"/>
+              </w:rPr>
+              <w:t xml:space="preserve">// 2. Абстрактный класс — это каркас (Есть поля и общий код)</w:t>
+            </w:r>
+          </w:p>
+        </w:tc>
+      </w:tr>
+      <w:tr>
+        <w:trPr>
+          <w:tblCellSpacing w:w="15" w:type="dxa"/>
+        </w:trPr>
+        <w:tc>
+          <w:tcPr>
+            <w:tcW w:w="686" w:type="dxa"/>
+          </w:tcPr>
+          <w:p>
+            <w:pPr>
+              <w:spacing w:line="240" w:lineRule="atLeast"/>
+            </w:pPr>
+            <w:r>
+              <w:rPr>
+                <w:rFonts w:ascii="Courier New" w:eastAsia="Courier New" w:hAnsi="Courier New" w:cs="Courier New"/>
+                <w:color w:val="000000"/>
+                <w:sz w:val="20"/>
+              </w:rPr>
+              <w:t xml:space="preserve">7</w:t>
+            </w:r>
+          </w:p>
+        </w:tc>
+        <w:tc>
+          <w:tcPr>
+            <w:tcW w:w="8363" w:type="dxa"/>
+          </w:tcPr>
+          <w:p>
+            <w:pPr>
+              <w:spacing w:line="240" w:lineRule="atLeast"/>
+            </w:pPr>
+            <w:r>
+              <w:rPr>
+                <w:rFonts w:ascii="Courier New" w:eastAsia="Courier New" w:hAnsi="Courier New" w:cs="Courier New"/>
+                <w:color w:val="000000"/>
+                <w:sz w:val="20"/>
+              </w:rPr>
               <w:t xml:space="preserve">abstract class BaseEntity implements Identifiable {</w:t>
             </w:r>
           </w:p>
@@ -6173,89 +7321,458 @@
                 <w:color w:val="000000"/>
                 <w:sz w:val="20"/>
               </w:rPr>
-              <w:t xml:space="preserve">3</w:t>
-            </w:r>
-          </w:p>
-        </w:tc>
-        <w:tc>
-          <w:tcPr>
-            <w:tcW w:w="8363" w:type="dxa"/>
-          </w:tcPr>
-          <w:p>
-            <w:pPr>
-              <w:spacing w:line="240" w:lineRule="atLeast"/>
-            </w:pPr>
-            <w:r>
-              <w:rPr>
-                <w:rFonts w:ascii="Courier New" w:eastAsia="Courier New" w:hAnsi="Courier New" w:cs="Courier New"/>
-                <w:color w:val="000000"/>
-                <w:sz w:val="20"/>
-              </w:rPr>
-              <w:t xml:space="preserve">    protected long id;</w:t>
-            </w:r>
-          </w:p>
-        </w:tc>
-      </w:tr>
-      <w:tr>
-        <w:trPr>
-          <w:tblCellSpacing w:w="15" w:type="dxa"/>
-        </w:trPr>
-        <w:tc>
-          <w:tcPr>
-            <w:tcW w:w="686" w:type="dxa"/>
-          </w:tcPr>
-          <w:p>
-            <w:pPr>
-              <w:spacing w:line="240" w:lineRule="atLeast"/>
-            </w:pPr>
-            <w:r>
-              <w:rPr>
-                <w:rFonts w:ascii="Courier New" w:eastAsia="Courier New" w:hAnsi="Courier New" w:cs="Courier New"/>
-                <w:color w:val="000000"/>
-                <w:sz w:val="20"/>
-              </w:rPr>
-              <w:t xml:space="preserve">4</w:t>
-            </w:r>
-          </w:p>
-        </w:tc>
-        <w:tc>
-          <w:tcPr>
-            <w:tcW w:w="8363" w:type="dxa"/>
-          </w:tcPr>
-          <w:p>
-            <w:pPr>
-              <w:spacing w:line="240" w:lineRule="atLeast"/>
-            </w:pPr>
-            <w:r>
-              <w:rPr>
-                <w:rFonts w:ascii="Courier New" w:eastAsia="Courier New" w:hAnsi="Courier New" w:cs="Courier New"/>
-                <w:color w:val="000000"/>
-                <w:sz w:val="20"/>
-              </w:rPr>
-              <w:t xml:space="preserve">    public long getId() { return id; }</w:t>
-            </w:r>
-          </w:p>
-        </w:tc>
-      </w:tr>
-      <w:tr>
-        <w:trPr>
-          <w:tblCellSpacing w:w="15" w:type="dxa"/>
-        </w:trPr>
-        <w:tc>
-          <w:tcPr>
-            <w:tcW w:w="686" w:type="dxa"/>
-          </w:tcPr>
-          <w:p>
-            <w:pPr>
-              <w:spacing w:line="240" w:lineRule="atLeast"/>
-            </w:pPr>
-            <w:r>
-              <w:rPr>
-                <w:rFonts w:ascii="Courier New" w:eastAsia="Courier New" w:hAnsi="Courier New" w:cs="Courier New"/>
-                <w:color w:val="000000"/>
-                <w:sz w:val="20"/>
-              </w:rPr>
-              <w:t xml:space="preserve">5</w:t>
+              <w:t xml:space="preserve">8</w:t>
+            </w:r>
+          </w:p>
+        </w:tc>
+        <w:tc>
+          <w:tcPr>
+            <w:tcW w:w="8363" w:type="dxa"/>
+          </w:tcPr>
+          <w:p>
+            <w:pPr>
+              <w:spacing w:line="240" w:lineRule="atLeast"/>
+            </w:pPr>
+            <w:r>
+              <w:rPr>
+                <w:rFonts w:ascii="Courier New" w:eastAsia="Courier New" w:hAnsi="Courier New" w:cs="Courier New"/>
+                <w:color w:val="000000"/>
+                <w:sz w:val="20"/>
+              </w:rPr>
+              <w:t xml:space="preserve">    protected long id; // Общее поле для всех сущностей</w:t>
+            </w:r>
+          </w:p>
+        </w:tc>
+      </w:tr>
+      <w:tr>
+        <w:trPr>
+          <w:tblCellSpacing w:w="15" w:type="dxa"/>
+        </w:trPr>
+        <w:tc>
+          <w:tcPr>
+            <w:tcW w:w="686" w:type="dxa"/>
+          </w:tcPr>
+          <w:p>
+            <w:pPr>
+              <w:spacing w:line="240" w:lineRule="atLeast"/>
+            </w:pPr>
+            <w:r>
+              <w:rPr>
+                <w:rFonts w:ascii="Courier New" w:eastAsia="Courier New" w:hAnsi="Courier New" w:cs="Courier New"/>
+                <w:color w:val="000000"/>
+                <w:sz w:val="20"/>
+              </w:rPr>
+              <w:t xml:space="preserve">9</w:t>
+            </w:r>
+          </w:p>
+        </w:tc>
+        <w:tc>
+          <w:tcPr>
+            <w:tcW w:w="8363" w:type="dxa"/>
+          </w:tcPr>
+          <w:p>
+            <w:pPr>
+              <w:spacing w:line="240" w:lineRule="atLeast"/>
+            </w:pPr>
+            <w:r>
+              <w:rPr>
+                <w:rFonts w:ascii="Courier New" w:eastAsia="Courier New" w:hAnsi="Courier New" w:cs="Courier New"/>
+                <w:color w:val="000000"/>
+                <w:sz w:val="20"/>
+              </w:rPr>
+              <w:t xml:space="preserve"/>
+            </w:r>
+          </w:p>
+        </w:tc>
+      </w:tr>
+      <w:tr>
+        <w:trPr>
+          <w:tblCellSpacing w:w="15" w:type="dxa"/>
+        </w:trPr>
+        <w:tc>
+          <w:tcPr>
+            <w:tcW w:w="686" w:type="dxa"/>
+          </w:tcPr>
+          <w:p>
+            <w:pPr>
+              <w:spacing w:line="240" w:lineRule="atLeast"/>
+            </w:pPr>
+            <w:r>
+              <w:rPr>
+                <w:rFonts w:ascii="Courier New" w:eastAsia="Courier New" w:hAnsi="Courier New" w:cs="Courier New"/>
+                <w:color w:val="000000"/>
+                <w:sz w:val="20"/>
+              </w:rPr>
+              <w:t xml:space="preserve">10</w:t>
+            </w:r>
+          </w:p>
+        </w:tc>
+        <w:tc>
+          <w:tcPr>
+            <w:tcW w:w="8363" w:type="dxa"/>
+          </w:tcPr>
+          <w:p>
+            <w:pPr>
+              <w:spacing w:line="240" w:lineRule="atLeast"/>
+            </w:pPr>
+            <w:r>
+              <w:rPr>
+                <w:rFonts w:ascii="Courier New" w:eastAsia="Courier New" w:hAnsi="Courier New" w:cs="Courier New"/>
+                <w:color w:val="000000"/>
+                <w:sz w:val="20"/>
+              </w:rPr>
+              <w:t xml:space="preserve">    public BaseEntity(long id) {</w:t>
+            </w:r>
+          </w:p>
+        </w:tc>
+      </w:tr>
+      <w:tr>
+        <w:trPr>
+          <w:tblCellSpacing w:w="15" w:type="dxa"/>
+        </w:trPr>
+        <w:tc>
+          <w:tcPr>
+            <w:tcW w:w="686" w:type="dxa"/>
+          </w:tcPr>
+          <w:p>
+            <w:pPr>
+              <w:spacing w:line="240" w:lineRule="atLeast"/>
+            </w:pPr>
+            <w:r>
+              <w:rPr>
+                <w:rFonts w:ascii="Courier New" w:eastAsia="Courier New" w:hAnsi="Courier New" w:cs="Courier New"/>
+                <w:color w:val="000000"/>
+                <w:sz w:val="20"/>
+              </w:rPr>
+              <w:t xml:space="preserve">11</w:t>
+            </w:r>
+          </w:p>
+        </w:tc>
+        <w:tc>
+          <w:tcPr>
+            <w:tcW w:w="8363" w:type="dxa"/>
+          </w:tcPr>
+          <w:p>
+            <w:pPr>
+              <w:spacing w:line="240" w:lineRule="atLeast"/>
+            </w:pPr>
+            <w:r>
+              <w:rPr>
+                <w:rFonts w:ascii="Courier New" w:eastAsia="Courier New" w:hAnsi="Courier New" w:cs="Courier New"/>
+                <w:color w:val="000000"/>
+                <w:sz w:val="20"/>
+              </w:rPr>
+              <w:t xml:space="preserve">        this.id = id;</w:t>
+            </w:r>
+          </w:p>
+        </w:tc>
+      </w:tr>
+      <w:tr>
+        <w:trPr>
+          <w:tblCellSpacing w:w="15" w:type="dxa"/>
+        </w:trPr>
+        <w:tc>
+          <w:tcPr>
+            <w:tcW w:w="686" w:type="dxa"/>
+          </w:tcPr>
+          <w:p>
+            <w:pPr>
+              <w:spacing w:line="240" w:lineRule="atLeast"/>
+            </w:pPr>
+            <w:r>
+              <w:rPr>
+                <w:rFonts w:ascii="Courier New" w:eastAsia="Courier New" w:hAnsi="Courier New" w:cs="Courier New"/>
+                <w:color w:val="000000"/>
+                <w:sz w:val="20"/>
+              </w:rPr>
+              <w:t xml:space="preserve">12</w:t>
+            </w:r>
+          </w:p>
+        </w:tc>
+        <w:tc>
+          <w:tcPr>
+            <w:tcW w:w="8363" w:type="dxa"/>
+          </w:tcPr>
+          <w:p>
+            <w:pPr>
+              <w:spacing w:line="240" w:lineRule="atLeast"/>
+            </w:pPr>
+            <w:r>
+              <w:rPr>
+                <w:rFonts w:ascii="Courier New" w:eastAsia="Courier New" w:hAnsi="Courier New" w:cs="Courier New"/>
+                <w:color w:val="000000"/>
+                <w:sz w:val="20"/>
+              </w:rPr>
+              <w:t xml:space="preserve">    }</w:t>
+            </w:r>
+          </w:p>
+        </w:tc>
+      </w:tr>
+      <w:tr>
+        <w:trPr>
+          <w:tblCellSpacing w:w="15" w:type="dxa"/>
+        </w:trPr>
+        <w:tc>
+          <w:tcPr>
+            <w:tcW w:w="686" w:type="dxa"/>
+          </w:tcPr>
+          <w:p>
+            <w:pPr>
+              <w:spacing w:line="240" w:lineRule="atLeast"/>
+            </w:pPr>
+            <w:r>
+              <w:rPr>
+                <w:rFonts w:ascii="Courier New" w:eastAsia="Courier New" w:hAnsi="Courier New" w:cs="Courier New"/>
+                <w:color w:val="000000"/>
+                <w:sz w:val="20"/>
+              </w:rPr>
+              <w:t xml:space="preserve">13</w:t>
+            </w:r>
+          </w:p>
+        </w:tc>
+        <w:tc>
+          <w:tcPr>
+            <w:tcW w:w="8363" w:type="dxa"/>
+          </w:tcPr>
+          <w:p>
+            <w:pPr>
+              <w:spacing w:line="240" w:lineRule="atLeast"/>
+            </w:pPr>
+            <w:r>
+              <w:rPr>
+                <w:rFonts w:ascii="Courier New" w:eastAsia="Courier New" w:hAnsi="Courier New" w:cs="Courier New"/>
+                <w:color w:val="000000"/>
+                <w:sz w:val="20"/>
+              </w:rPr>
+              <w:t xml:space="preserve"/>
+            </w:r>
+          </w:p>
+        </w:tc>
+      </w:tr>
+      <w:tr>
+        <w:trPr>
+          <w:tblCellSpacing w:w="15" w:type="dxa"/>
+        </w:trPr>
+        <w:tc>
+          <w:tcPr>
+            <w:tcW w:w="686" w:type="dxa"/>
+          </w:tcPr>
+          <w:p>
+            <w:pPr>
+              <w:spacing w:line="240" w:lineRule="atLeast"/>
+            </w:pPr>
+            <w:r>
+              <w:rPr>
+                <w:rFonts w:ascii="Courier New" w:eastAsia="Courier New" w:hAnsi="Courier New" w:cs="Courier New"/>
+                <w:color w:val="000000"/>
+                <w:sz w:val="20"/>
+              </w:rPr>
+              <w:t xml:space="preserve">14</w:t>
+            </w:r>
+          </w:p>
+        </w:tc>
+        <w:tc>
+          <w:tcPr>
+            <w:tcW w:w="8363" w:type="dxa"/>
+          </w:tcPr>
+          <w:p>
+            <w:pPr>
+              <w:spacing w:line="240" w:lineRule="atLeast"/>
+            </w:pPr>
+            <w:r>
+              <w:rPr>
+                <w:rFonts w:ascii="Courier New" w:eastAsia="Courier New" w:hAnsi="Courier New" w:cs="Courier New"/>
+                <w:color w:val="000000"/>
+                <w:sz w:val="20"/>
+              </w:rPr>
+              <w:t xml:space="preserve">    // Уже готовая реализация метода из интерфейса</w:t>
+            </w:r>
+          </w:p>
+        </w:tc>
+      </w:tr>
+      <w:tr>
+        <w:trPr>
+          <w:tblCellSpacing w:w="15" w:type="dxa"/>
+        </w:trPr>
+        <w:tc>
+          <w:tcPr>
+            <w:tcW w:w="686" w:type="dxa"/>
+          </w:tcPr>
+          <w:p>
+            <w:pPr>
+              <w:spacing w:line="240" w:lineRule="atLeast"/>
+            </w:pPr>
+            <w:r>
+              <w:rPr>
+                <w:rFonts w:ascii="Courier New" w:eastAsia="Courier New" w:hAnsi="Courier New" w:cs="Courier New"/>
+                <w:color w:val="000000"/>
+                <w:sz w:val="20"/>
+              </w:rPr>
+              <w:t xml:space="preserve">15</w:t>
+            </w:r>
+          </w:p>
+        </w:tc>
+        <w:tc>
+          <w:tcPr>
+            <w:tcW w:w="8363" w:type="dxa"/>
+          </w:tcPr>
+          <w:p>
+            <w:pPr>
+              <w:spacing w:line="240" w:lineRule="atLeast"/>
+            </w:pPr>
+            <w:r>
+              <w:rPr>
+                <w:rFonts w:ascii="Courier New" w:eastAsia="Courier New" w:hAnsi="Courier New" w:cs="Courier New"/>
+                <w:color w:val="000000"/>
+                <w:sz w:val="20"/>
+              </w:rPr>
+              <w:t xml:space="preserve">    @Override</w:t>
+            </w:r>
+          </w:p>
+        </w:tc>
+      </w:tr>
+      <w:tr>
+        <w:trPr>
+          <w:tblCellSpacing w:w="15" w:type="dxa"/>
+        </w:trPr>
+        <w:tc>
+          <w:tcPr>
+            <w:tcW w:w="686" w:type="dxa"/>
+          </w:tcPr>
+          <w:p>
+            <w:pPr>
+              <w:spacing w:line="240" w:lineRule="atLeast"/>
+            </w:pPr>
+            <w:r>
+              <w:rPr>
+                <w:rFonts w:ascii="Courier New" w:eastAsia="Courier New" w:hAnsi="Courier New" w:cs="Courier New"/>
+                <w:color w:val="000000"/>
+                <w:sz w:val="20"/>
+              </w:rPr>
+              <w:t xml:space="preserve">16</w:t>
+            </w:r>
+          </w:p>
+        </w:tc>
+        <w:tc>
+          <w:tcPr>
+            <w:tcW w:w="8363" w:type="dxa"/>
+          </w:tcPr>
+          <w:p>
+            <w:pPr>
+              <w:spacing w:line="240" w:lineRule="atLeast"/>
+            </w:pPr>
+            <w:r>
+              <w:rPr>
+                <w:rFonts w:ascii="Courier New" w:eastAsia="Courier New" w:hAnsi="Courier New" w:cs="Courier New"/>
+                <w:color w:val="000000"/>
+                <w:sz w:val="20"/>
+              </w:rPr>
+              <w:t xml:space="preserve">    public long getId() {</w:t>
+            </w:r>
+          </w:p>
+        </w:tc>
+      </w:tr>
+      <w:tr>
+        <w:trPr>
+          <w:tblCellSpacing w:w="15" w:type="dxa"/>
+        </w:trPr>
+        <w:tc>
+          <w:tcPr>
+            <w:tcW w:w="686" w:type="dxa"/>
+          </w:tcPr>
+          <w:p>
+            <w:pPr>
+              <w:spacing w:line="240" w:lineRule="atLeast"/>
+            </w:pPr>
+            <w:r>
+              <w:rPr>
+                <w:rFonts w:ascii="Courier New" w:eastAsia="Courier New" w:hAnsi="Courier New" w:cs="Courier New"/>
+                <w:color w:val="000000"/>
+                <w:sz w:val="20"/>
+              </w:rPr>
+              <w:t xml:space="preserve">17</w:t>
+            </w:r>
+          </w:p>
+        </w:tc>
+        <w:tc>
+          <w:tcPr>
+            <w:tcW w:w="8363" w:type="dxa"/>
+          </w:tcPr>
+          <w:p>
+            <w:pPr>
+              <w:spacing w:line="240" w:lineRule="atLeast"/>
+            </w:pPr>
+            <w:r>
+              <w:rPr>
+                <w:rFonts w:ascii="Courier New" w:eastAsia="Courier New" w:hAnsi="Courier New" w:cs="Courier New"/>
+                <w:color w:val="000000"/>
+                <w:sz w:val="20"/>
+              </w:rPr>
+              <w:t xml:space="preserve">        return id;</w:t>
+            </w:r>
+          </w:p>
+        </w:tc>
+      </w:tr>
+      <w:tr>
+        <w:trPr>
+          <w:tblCellSpacing w:w="15" w:type="dxa"/>
+        </w:trPr>
+        <w:tc>
+          <w:tcPr>
+            <w:tcW w:w="686" w:type="dxa"/>
+          </w:tcPr>
+          <w:p>
+            <w:pPr>
+              <w:spacing w:line="240" w:lineRule="atLeast"/>
+            </w:pPr>
+            <w:r>
+              <w:rPr>
+                <w:rFonts w:ascii="Courier New" w:eastAsia="Courier New" w:hAnsi="Courier New" w:cs="Courier New"/>
+                <w:color w:val="000000"/>
+                <w:sz w:val="20"/>
+              </w:rPr>
+              <w:t xml:space="preserve">18</w:t>
+            </w:r>
+          </w:p>
+        </w:tc>
+        <w:tc>
+          <w:tcPr>
+            <w:tcW w:w="8363" w:type="dxa"/>
+          </w:tcPr>
+          <w:p>
+            <w:pPr>
+              <w:spacing w:line="240" w:lineRule="atLeast"/>
+            </w:pPr>
+            <w:r>
+              <w:rPr>
+                <w:rFonts w:ascii="Courier New" w:eastAsia="Courier New" w:hAnsi="Courier New" w:cs="Courier New"/>
+                <w:color w:val="000000"/>
+                <w:sz w:val="20"/>
+              </w:rPr>
+              <w:t xml:space="preserve">    }</w:t>
+            </w:r>
+          </w:p>
+        </w:tc>
+      </w:tr>
+      <w:tr>
+        <w:trPr>
+          <w:tblCellSpacing w:w="15" w:type="dxa"/>
+        </w:trPr>
+        <w:tc>
+          <w:tcPr>
+            <w:tcW w:w="686" w:type="dxa"/>
+          </w:tcPr>
+          <w:p>
+            <w:pPr>
+              <w:spacing w:line="240" w:lineRule="atLeast"/>
+            </w:pPr>
+            <w:r>
+              <w:rPr>
+                <w:rFonts w:ascii="Courier New" w:eastAsia="Courier New" w:hAnsi="Courier New" w:cs="Courier New"/>
+                <w:color w:val="000000"/>
+                <w:sz w:val="20"/>
+              </w:rPr>
+              <w:t xml:space="preserve">19</w:t>
             </w:r>
           </w:p>
         </w:tc>
@@ -6274,88 +7791,6 @@
                 <w:sz w:val="20"/>
               </w:rPr>
               <w:t xml:space="preserve">}</w:t>
-            </w:r>
-          </w:p>
-        </w:tc>
-      </w:tr>
-      <w:tr>
-        <w:trPr>
-          <w:tblCellSpacing w:w="15" w:type="dxa"/>
-        </w:trPr>
-        <w:tc>
-          <w:tcPr>
-            <w:tcW w:w="686" w:type="dxa"/>
-          </w:tcPr>
-          <w:p>
-            <w:pPr>
-              <w:spacing w:line="240" w:lineRule="atLeast"/>
-            </w:pPr>
-            <w:r>
-              <w:rPr>
-                <w:rFonts w:ascii="Courier New" w:eastAsia="Courier New" w:hAnsi="Courier New" w:cs="Courier New"/>
-                <w:color w:val="000000"/>
-                <w:sz w:val="20"/>
-              </w:rPr>
-              <w:t xml:space="preserve">6</w:t>
-            </w:r>
-          </w:p>
-        </w:tc>
-        <w:tc>
-          <w:tcPr>
-            <w:tcW w:w="8363" w:type="dxa"/>
-          </w:tcPr>
-          <w:p>
-            <w:pPr>
-              <w:spacing w:line="240" w:lineRule="atLeast"/>
-            </w:pPr>
-            <w:r>
-              <w:rPr>
-                <w:rFonts w:ascii="Courier New" w:eastAsia="Courier New" w:hAnsi="Courier New" w:cs="Courier New"/>
-                <w:color w:val="000000"/>
-                <w:sz w:val="20"/>
-              </w:rPr>
-              <w:t xml:space="preserve">class Student extends BaseEntity { private String name; ... }</w:t>
-            </w:r>
-          </w:p>
-        </w:tc>
-      </w:tr>
-      <w:tr>
-        <w:trPr>
-          <w:tblCellSpacing w:w="15" w:type="dxa"/>
-        </w:trPr>
-        <w:tc>
-          <w:tcPr>
-            <w:tcW w:w="686" w:type="dxa"/>
-          </w:tcPr>
-          <w:p>
-            <w:pPr>
-              <w:spacing w:line="240" w:lineRule="atLeast"/>
-            </w:pPr>
-            <w:r>
-              <w:rPr>
-                <w:rFonts w:ascii="Courier New" w:eastAsia="Courier New" w:hAnsi="Courier New" w:cs="Courier New"/>
-                <w:color w:val="000000"/>
-                <w:sz w:val="20"/>
-              </w:rPr>
-              <w:t xml:space="preserve">7</w:t>
-            </w:r>
-          </w:p>
-        </w:tc>
-        <w:tc>
-          <w:tcPr>
-            <w:tcW w:w="8363" w:type="dxa"/>
-          </w:tcPr>
-          <w:p>
-            <w:pPr>
-              <w:spacing w:line="240" w:lineRule="atLeast"/>
-            </w:pPr>
-            <w:r>
-              <w:rPr>
-                <w:rFonts w:ascii="Courier New" w:eastAsia="Courier New" w:hAnsi="Courier New" w:cs="Courier New"/>
-                <w:color w:val="000000"/>
-                <w:sz w:val="20"/>
-              </w:rPr>
-              <w:t xml:space="preserve">interface Formatter { String format(Student student); }</w:t>
             </w:r>
           </w:p>
         </w:tc>
@@ -6762,6 +8197,47 @@
                 <w:color w:val="000000"/>
                 <w:sz w:val="20"/>
               </w:rPr>
+              <w:t xml:space="preserve">// Класс-ловушка (наследник)</w:t>
+            </w:r>
+          </w:p>
+        </w:tc>
+      </w:tr>
+      <w:tr>
+        <w:trPr>
+          <w:tblCellSpacing w:w="15" w:type="dxa"/>
+        </w:trPr>
+        <w:tc>
+          <w:tcPr>
+            <w:tcW w:w="686" w:type="dxa"/>
+          </w:tcPr>
+          <w:p>
+            <w:pPr>
+              <w:spacing w:line="240" w:lineRule="atLeast"/>
+            </w:pPr>
+            <w:r>
+              <w:rPr>
+                <w:rFonts w:ascii="Courier New" w:eastAsia="Courier New" w:hAnsi="Courier New" w:cs="Courier New"/>
+                <w:color w:val="000000"/>
+                <w:sz w:val="20"/>
+              </w:rPr>
+              <w:t xml:space="preserve">2</w:t>
+            </w:r>
+          </w:p>
+        </w:tc>
+        <w:tc>
+          <w:tcPr>
+            <w:tcW w:w="8363" w:type="dxa"/>
+          </w:tcPr>
+          <w:p>
+            <w:pPr>
+              <w:spacing w:line="240" w:lineRule="atLeast"/>
+            </w:pPr>
+            <w:r>
+              <w:rPr>
+                <w:rFonts w:ascii="Courier New" w:eastAsia="Courier New" w:hAnsi="Courier New" w:cs="Courier New"/>
+                <w:color w:val="000000"/>
+                <w:sz w:val="20"/>
+              </w:rPr>
               <w:t xml:space="preserve">class IronBroken extends Iron {</w:t>
             </w:r>
           </w:p>
@@ -6785,47 +8261,6 @@
                 <w:color w:val="000000"/>
                 <w:sz w:val="20"/>
               </w:rPr>
-              <w:t xml:space="preserve">2</w:t>
-            </w:r>
-          </w:p>
-        </w:tc>
-        <w:tc>
-          <w:tcPr>
-            <w:tcW w:w="8363" w:type="dxa"/>
-          </w:tcPr>
-          <w:p>
-            <w:pPr>
-              <w:spacing w:line="240" w:lineRule="atLeast"/>
-            </w:pPr>
-            <w:r>
-              <w:rPr>
-                <w:rFonts w:ascii="Courier New" w:eastAsia="Courier New" w:hAnsi="Courier New" w:cs="Courier New"/>
-                <w:color w:val="000000"/>
-                <w:sz w:val="20"/>
-              </w:rPr>
-              <w:t xml:space="preserve">    // Нет @Override, параметр Object вместо Course — это overload!</w:t>
-            </w:r>
-          </w:p>
-        </w:tc>
-      </w:tr>
-      <w:tr>
-        <w:trPr>
-          <w:tblCellSpacing w:w="15" w:type="dxa"/>
-        </w:trPr>
-        <w:tc>
-          <w:tcPr>
-            <w:tcW w:w="686" w:type="dxa"/>
-          </w:tcPr>
-          <w:p>
-            <w:pPr>
-              <w:spacing w:line="240" w:lineRule="atLeast"/>
-            </w:pPr>
-            <w:r>
-              <w:rPr>
-                <w:rFonts w:ascii="Courier New" w:eastAsia="Courier New" w:hAnsi="Courier New" w:cs="Courier New"/>
-                <w:color w:val="000000"/>
-                <w:sz w:val="20"/>
-              </w:rPr>
               <w:t xml:space="preserve">3</w:t>
             </w:r>
           </w:p>
@@ -6844,6 +8279,129 @@
                 <w:color w:val="000000"/>
                 <w:sz w:val="20"/>
               </w:rPr>
+              <w:t xml:space="preserve">    </w:t>
+            </w:r>
+          </w:p>
+        </w:tc>
+      </w:tr>
+      <w:tr>
+        <w:trPr>
+          <w:tblCellSpacing w:w="15" w:type="dxa"/>
+        </w:trPr>
+        <w:tc>
+          <w:tcPr>
+            <w:tcW w:w="686" w:type="dxa"/>
+          </w:tcPr>
+          <w:p>
+            <w:pPr>
+              <w:spacing w:line="240" w:lineRule="atLeast"/>
+            </w:pPr>
+            <w:r>
+              <w:rPr>
+                <w:rFonts w:ascii="Courier New" w:eastAsia="Courier New" w:hAnsi="Courier New" w:cs="Courier New"/>
+                <w:color w:val="000000"/>
+                <w:sz w:val="20"/>
+              </w:rPr>
+              <w:t xml:space="preserve">4</w:t>
+            </w:r>
+          </w:p>
+        </w:tc>
+        <w:tc>
+          <w:tcPr>
+            <w:tcW w:w="8363" w:type="dxa"/>
+          </w:tcPr>
+          <w:p>
+            <w:pPr>
+              <w:spacing w:line="240" w:lineRule="atLeast"/>
+            </w:pPr>
+            <w:r>
+              <w:rPr>
+                <w:rFonts w:ascii="Courier New" w:eastAsia="Courier New" w:hAnsi="Courier New" w:cs="Courier New"/>
+                <w:color w:val="000000"/>
+                <w:sz w:val="20"/>
+              </w:rPr>
+              <w:t xml:space="preserve">    // ТУТ ОШИБКА: Нет @Override. И параметр Object вместо Course.</w:t>
+            </w:r>
+          </w:p>
+        </w:tc>
+      </w:tr>
+      <w:tr>
+        <w:trPr>
+          <w:tblCellSpacing w:w="15" w:type="dxa"/>
+        </w:trPr>
+        <w:tc>
+          <w:tcPr>
+            <w:tcW w:w="686" w:type="dxa"/>
+          </w:tcPr>
+          <w:p>
+            <w:pPr>
+              <w:spacing w:line="240" w:lineRule="atLeast"/>
+            </w:pPr>
+            <w:r>
+              <w:rPr>
+                <w:rFonts w:ascii="Courier New" w:eastAsia="Courier New" w:hAnsi="Courier New" w:cs="Courier New"/>
+                <w:color w:val="000000"/>
+                <w:sz w:val="20"/>
+              </w:rPr>
+              <w:t xml:space="preserve">5</w:t>
+            </w:r>
+          </w:p>
+        </w:tc>
+        <w:tc>
+          <w:tcPr>
+            <w:tcW w:w="8363" w:type="dxa"/>
+          </w:tcPr>
+          <w:p>
+            <w:pPr>
+              <w:spacing w:line="240" w:lineRule="atLeast"/>
+            </w:pPr>
+            <w:r>
+              <w:rPr>
+                <w:rFonts w:ascii="Courier New" w:eastAsia="Courier New" w:hAnsi="Courier New" w:cs="Courier New"/>
+                <w:color w:val="000000"/>
+                <w:sz w:val="20"/>
+              </w:rPr>
+              <w:t xml:space="preserve">    // Компилятор думает, что это просто новый метод.</w:t>
+            </w:r>
+          </w:p>
+        </w:tc>
+      </w:tr>
+      <w:tr>
+        <w:trPr>
+          <w:tblCellSpacing w:w="15" w:type="dxa"/>
+        </w:trPr>
+        <w:tc>
+          <w:tcPr>
+            <w:tcW w:w="686" w:type="dxa"/>
+          </w:tcPr>
+          <w:p>
+            <w:pPr>
+              <w:spacing w:line="240" w:lineRule="atLeast"/>
+            </w:pPr>
+            <w:r>
+              <w:rPr>
+                <w:rFonts w:ascii="Courier New" w:eastAsia="Courier New" w:hAnsi="Courier New" w:cs="Courier New"/>
+                <w:color w:val="000000"/>
+                <w:sz w:val="20"/>
+              </w:rPr>
+              <w:t xml:space="preserve">6</w:t>
+            </w:r>
+          </w:p>
+        </w:tc>
+        <w:tc>
+          <w:tcPr>
+            <w:tcW w:w="8363" w:type="dxa"/>
+          </w:tcPr>
+          <w:p>
+            <w:pPr>
+              <w:spacing w:line="240" w:lineRule="atLeast"/>
+            </w:pPr>
+            <w:r>
+              <w:rPr>
+                <w:rFonts w:ascii="Courier New" w:eastAsia="Courier New" w:hAnsi="Courier New" w:cs="Courier New"/>
+                <w:color w:val="000000"/>
+                <w:sz w:val="20"/>
+              </w:rPr>
               <w:t xml:space="preserve">    public String doWork(Object course) {</w:t>
             </w:r>
           </w:p>
@@ -6867,7 +8425,7 @@
                 <w:color w:val="000000"/>
                 <w:sz w:val="20"/>
               </w:rPr>
-              <w:t xml:space="preserve">4</w:t>
+              <w:t xml:space="preserve">7</w:t>
             </w:r>
           </w:p>
         </w:tc>
@@ -6908,7 +8466,7 @@
                 <w:color w:val="000000"/>
                 <w:sz w:val="20"/>
               </w:rPr>
-              <w:t xml:space="preserve">5</w:t>
+              <w:t xml:space="preserve">8</w:t>
             </w:r>
           </w:p>
         </w:tc>
@@ -6949,7 +8507,7 @@
                 <w:color w:val="000000"/>
                 <w:sz w:val="20"/>
               </w:rPr>
-              <w:t xml:space="preserve">6</w:t>
+              <w:t xml:space="preserve">9</w:t>
             </w:r>
           </w:p>
         </w:tc>
@@ -6990,66 +8548,107 @@
                 <w:color w:val="000000"/>
                 <w:sz w:val="20"/>
               </w:rPr>
-              <w:t xml:space="preserve">7</w:t>
-            </w:r>
-          </w:p>
-        </w:tc>
-        <w:tc>
-          <w:tcPr>
-            <w:tcW w:w="8363" w:type="dxa"/>
-          </w:tcPr>
-          <w:p>
-            <w:pPr>
-              <w:spacing w:line="240" w:lineRule="atLeast"/>
-            </w:pPr>
-            <w:r>
-              <w:rPr>
-                <w:rFonts w:ascii="Courier New" w:eastAsia="Courier New" w:hAnsi="Courier New" w:cs="Courier New"/>
-                <w:color w:val="000000"/>
-                <w:sz w:val="20"/>
-              </w:rPr>
-              <w:t xml:space="preserve">broken.doWork(c);           // -&gt; Iron.doWork(Course): правильный метод</w:t>
-            </w:r>
-          </w:p>
-        </w:tc>
-      </w:tr>
-      <w:tr>
-        <w:trPr>
-          <w:tblCellSpacing w:w="15" w:type="dxa"/>
-        </w:trPr>
-        <w:tc>
-          <w:tcPr>
-            <w:tcW w:w="686" w:type="dxa"/>
-          </w:tcPr>
-          <w:p>
-            <w:pPr>
-              <w:spacing w:line="240" w:lineRule="atLeast"/>
-            </w:pPr>
-            <w:r>
-              <w:rPr>
-                <w:rFonts w:ascii="Courier New" w:eastAsia="Courier New" w:hAnsi="Courier New" w:cs="Courier New"/>
-                <w:color w:val="000000"/>
-                <w:sz w:val="20"/>
-              </w:rPr>
-              <w:t xml:space="preserve">8</w:t>
-            </w:r>
-          </w:p>
-        </w:tc>
-        <w:tc>
-          <w:tcPr>
-            <w:tcW w:w="8363" w:type="dxa"/>
-          </w:tcPr>
-          <w:p>
-            <w:pPr>
-              <w:spacing w:line="240" w:lineRule="atLeast"/>
-            </w:pPr>
-            <w:r>
-              <w:rPr>
-                <w:rFonts w:ascii="Courier New" w:eastAsia="Courier New" w:hAnsi="Courier New" w:cs="Courier New"/>
-                <w:color w:val="000000"/>
-                <w:sz w:val="20"/>
-              </w:rPr>
-              <w:t xml:space="preserve">broken.doWork((Object) c);  // -&gt; IronBroken.doWork(Object): ловушка</w:t>
+              <w:t xml:space="preserve">10</w:t>
+            </w:r>
+          </w:p>
+        </w:tc>
+        <w:tc>
+          <w:tcPr>
+            <w:tcW w:w="8363" w:type="dxa"/>
+          </w:tcPr>
+          <w:p>
+            <w:pPr>
+              <w:spacing w:line="240" w:lineRule="atLeast"/>
+            </w:pPr>
+            <w:r>
+              <w:rPr>
+                <w:rFonts w:ascii="Courier New" w:eastAsia="Courier New" w:hAnsi="Courier New" w:cs="Courier New"/>
+                <w:color w:val="000000"/>
+                <w:sz w:val="20"/>
+              </w:rPr>
+              <w:t xml:space="preserve">// ...</w:t>
+            </w:r>
+          </w:p>
+        </w:tc>
+      </w:tr>
+      <w:tr>
+        <w:trPr>
+          <w:tblCellSpacing w:w="15" w:type="dxa"/>
+        </w:trPr>
+        <w:tc>
+          <w:tcPr>
+            <w:tcW w:w="686" w:type="dxa"/>
+          </w:tcPr>
+          <w:p>
+            <w:pPr>
+              <w:spacing w:line="240" w:lineRule="atLeast"/>
+            </w:pPr>
+            <w:r>
+              <w:rPr>
+                <w:rFonts w:ascii="Courier New" w:eastAsia="Courier New" w:hAnsi="Courier New" w:cs="Courier New"/>
+                <w:color w:val="000000"/>
+                <w:sz w:val="20"/>
+              </w:rPr>
+              <w:t xml:space="preserve">11</w:t>
+            </w:r>
+          </w:p>
+        </w:tc>
+        <w:tc>
+          <w:tcPr>
+            <w:tcW w:w="8363" w:type="dxa"/>
+          </w:tcPr>
+          <w:p>
+            <w:pPr>
+              <w:spacing w:line="240" w:lineRule="atLeast"/>
+            </w:pPr>
+            <w:r>
+              <w:rPr>
+                <w:rFonts w:ascii="Courier New" w:eastAsia="Courier New" w:hAnsi="Courier New" w:cs="Courier New"/>
+                <w:color w:val="000000"/>
+                <w:sz w:val="20"/>
+              </w:rPr>
+              <w:t xml:space="preserve">        System.out.println(broken.doWork(c)); </w:t>
+            </w:r>
+          </w:p>
+        </w:tc>
+      </w:tr>
+      <w:tr>
+        <w:trPr>
+          <w:tblCellSpacing w:w="15" w:type="dxa"/>
+        </w:trPr>
+        <w:tc>
+          <w:tcPr>
+            <w:tcW w:w="686" w:type="dxa"/>
+          </w:tcPr>
+          <w:p>
+            <w:pPr>
+              <w:spacing w:line="240" w:lineRule="atLeast"/>
+            </w:pPr>
+            <w:r>
+              <w:rPr>
+                <w:rFonts w:ascii="Courier New" w:eastAsia="Courier New" w:hAnsi="Courier New" w:cs="Courier New"/>
+                <w:color w:val="000000"/>
+                <w:sz w:val="20"/>
+              </w:rPr>
+              <w:t xml:space="preserve">12</w:t>
+            </w:r>
+          </w:p>
+        </w:tc>
+        <w:tc>
+          <w:tcPr>
+            <w:tcW w:w="8363" w:type="dxa"/>
+          </w:tcPr>
+          <w:p>
+            <w:pPr>
+              <w:spacing w:line="240" w:lineRule="atLeast"/>
+            </w:pPr>
+            <w:r>
+              <w:rPr>
+                <w:rFonts w:ascii="Courier New" w:eastAsia="Courier New" w:hAnsi="Courier New" w:cs="Courier New"/>
+                <w:color w:val="000000"/>
+                <w:sz w:val="20"/>
+              </w:rPr>
+              <w:t xml:space="preserve">        System.out.println(broken.doWork((Object) c)); </w:t>
             </w:r>
           </w:p>
         </w:tc>
@@ -7292,7 +8891,7 @@
                 <w:color w:val="000000"/>
                 <w:sz w:val="20"/>
               </w:rPr>
-              <w:t xml:space="preserve">NotificationSender order1 = new LoggingSender(new RetrySender(baseEmail));</w:t>
+              <w:t xml:space="preserve">        System.out.println("--- Порядок 1: Сначала Логирование, потом Retry ---");</w:t>
             </w:r>
           </w:p>
         </w:tc>
@@ -7333,7 +8932,7 @@
                 <w:color w:val="000000"/>
                 <w:sz w:val="20"/>
               </w:rPr>
-              <w:t xml:space="preserve">NotificationSender order2 = new RetrySender(new LoggingSender(baseEmail));</w:t>
+              <w:t xml:space="preserve">        // Читаем справа налево: Retry оборачивает Email, Логирование оборачивает Retry</w:t>
             </w:r>
           </w:p>
         </w:tc>
@@ -7374,7 +8973,7 @@
                 <w:color w:val="000000"/>
                 <w:sz w:val="20"/>
               </w:rPr>
-              <w:t xml:space="preserve">order1.send("Привет"); // логирование снаружи, повторы внутри</w:t>
+              <w:t xml:space="preserve">        NotificationSender order1 = new LoggingSender(new RetrySender(baseEmail));</w:t>
             </w:r>
           </w:p>
         </w:tc>
@@ -7415,7 +9014,212 @@
                 <w:color w:val="000000"/>
                 <w:sz w:val="20"/>
               </w:rPr>
-              <w:t xml:space="preserve">order2.send("Привет"); // повторы снаружи, логирование внутри</w:t>
+              <w:t xml:space="preserve">        order1.send("Привет");</w:t>
+            </w:r>
+          </w:p>
+        </w:tc>
+      </w:tr>
+      <w:tr>
+        <w:trPr>
+          <w:tblCellSpacing w:w="15" w:type="dxa"/>
+        </w:trPr>
+        <w:tc>
+          <w:tcPr>
+            <w:tcW w:w="686" w:type="dxa"/>
+          </w:tcPr>
+          <w:p>
+            <w:pPr>
+              <w:spacing w:line="240" w:lineRule="atLeast"/>
+            </w:pPr>
+            <w:r>
+              <w:rPr>
+                <w:rFonts w:ascii="Courier New" w:eastAsia="Courier New" w:hAnsi="Courier New" w:cs="Courier New"/>
+                <w:color w:val="000000"/>
+                <w:sz w:val="20"/>
+              </w:rPr>
+              <w:t xml:space="preserve">5</w:t>
+            </w:r>
+          </w:p>
+        </w:tc>
+        <w:tc>
+          <w:tcPr>
+            <w:tcW w:w="8363" w:type="dxa"/>
+          </w:tcPr>
+          <w:p>
+            <w:pPr>
+              <w:spacing w:line="240" w:lineRule="atLeast"/>
+            </w:pPr>
+            <w:r>
+              <w:rPr>
+                <w:rFonts w:ascii="Courier New" w:eastAsia="Courier New" w:hAnsi="Courier New" w:cs="Courier New"/>
+                <w:color w:val="000000"/>
+                <w:sz w:val="20"/>
+              </w:rPr>
+              <w:t xml:space="preserve"/>
+            </w:r>
+          </w:p>
+        </w:tc>
+      </w:tr>
+      <w:tr>
+        <w:trPr>
+          <w:tblCellSpacing w:w="15" w:type="dxa"/>
+        </w:trPr>
+        <w:tc>
+          <w:tcPr>
+            <w:tcW w:w="686" w:type="dxa"/>
+          </w:tcPr>
+          <w:p>
+            <w:pPr>
+              <w:spacing w:line="240" w:lineRule="atLeast"/>
+            </w:pPr>
+            <w:r>
+              <w:rPr>
+                <w:rFonts w:ascii="Courier New" w:eastAsia="Courier New" w:hAnsi="Courier New" w:cs="Courier New"/>
+                <w:color w:val="000000"/>
+                <w:sz w:val="20"/>
+              </w:rPr>
+              <w:t xml:space="preserve">6</w:t>
+            </w:r>
+          </w:p>
+        </w:tc>
+        <w:tc>
+          <w:tcPr>
+            <w:tcW w:w="8363" w:type="dxa"/>
+          </w:tcPr>
+          <w:p>
+            <w:pPr>
+              <w:spacing w:line="240" w:lineRule="atLeast"/>
+            </w:pPr>
+            <w:r>
+              <w:rPr>
+                <w:rFonts w:ascii="Courier New" w:eastAsia="Courier New" w:hAnsi="Courier New" w:cs="Courier New"/>
+                <w:color w:val="000000"/>
+                <w:sz w:val="20"/>
+              </w:rPr>
+              <w:t xml:space="preserve">        System.out.println("\n--- Порядок 2: Сначала Retry, потом Логирование ---");</w:t>
+            </w:r>
+          </w:p>
+        </w:tc>
+      </w:tr>
+      <w:tr>
+        <w:trPr>
+          <w:tblCellSpacing w:w="15" w:type="dxa"/>
+        </w:trPr>
+        <w:tc>
+          <w:tcPr>
+            <w:tcW w:w="686" w:type="dxa"/>
+          </w:tcPr>
+          <w:p>
+            <w:pPr>
+              <w:spacing w:line="240" w:lineRule="atLeast"/>
+            </w:pPr>
+            <w:r>
+              <w:rPr>
+                <w:rFonts w:ascii="Courier New" w:eastAsia="Courier New" w:hAnsi="Courier New" w:cs="Courier New"/>
+                <w:color w:val="000000"/>
+                <w:sz w:val="20"/>
+              </w:rPr>
+              <w:t xml:space="preserve">7</w:t>
+            </w:r>
+          </w:p>
+        </w:tc>
+        <w:tc>
+          <w:tcPr>
+            <w:tcW w:w="8363" w:type="dxa"/>
+          </w:tcPr>
+          <w:p>
+            <w:pPr>
+              <w:spacing w:line="240" w:lineRule="atLeast"/>
+            </w:pPr>
+            <w:r>
+              <w:rPr>
+                <w:rFonts w:ascii="Courier New" w:eastAsia="Courier New" w:hAnsi="Courier New" w:cs="Courier New"/>
+                <w:color w:val="000000"/>
+                <w:sz w:val="20"/>
+              </w:rPr>
+              <w:t xml:space="preserve">        // Retry оборачивает (Логирование оборачивает Email)</w:t>
+            </w:r>
+          </w:p>
+        </w:tc>
+      </w:tr>
+      <w:tr>
+        <w:trPr>
+          <w:tblCellSpacing w:w="15" w:type="dxa"/>
+        </w:trPr>
+        <w:tc>
+          <w:tcPr>
+            <w:tcW w:w="686" w:type="dxa"/>
+          </w:tcPr>
+          <w:p>
+            <w:pPr>
+              <w:spacing w:line="240" w:lineRule="atLeast"/>
+            </w:pPr>
+            <w:r>
+              <w:rPr>
+                <w:rFonts w:ascii="Courier New" w:eastAsia="Courier New" w:hAnsi="Courier New" w:cs="Courier New"/>
+                <w:color w:val="000000"/>
+                <w:sz w:val="20"/>
+              </w:rPr>
+              <w:t xml:space="preserve">8</w:t>
+            </w:r>
+          </w:p>
+        </w:tc>
+        <w:tc>
+          <w:tcPr>
+            <w:tcW w:w="8363" w:type="dxa"/>
+          </w:tcPr>
+          <w:p>
+            <w:pPr>
+              <w:spacing w:line="240" w:lineRule="atLeast"/>
+            </w:pPr>
+            <w:r>
+              <w:rPr>
+                <w:rFonts w:ascii="Courier New" w:eastAsia="Courier New" w:hAnsi="Courier New" w:cs="Courier New"/>
+                <w:color w:val="000000"/>
+                <w:sz w:val="20"/>
+              </w:rPr>
+              <w:t xml:space="preserve">        NotificationSender order2 = new RetrySender(new LoggingSender(baseEmail));</w:t>
+            </w:r>
+          </w:p>
+        </w:tc>
+      </w:tr>
+      <w:tr>
+        <w:trPr>
+          <w:tblCellSpacing w:w="15" w:type="dxa"/>
+        </w:trPr>
+        <w:tc>
+          <w:tcPr>
+            <w:tcW w:w="686" w:type="dxa"/>
+          </w:tcPr>
+          <w:p>
+            <w:pPr>
+              <w:spacing w:line="240" w:lineRule="atLeast"/>
+            </w:pPr>
+            <w:r>
+              <w:rPr>
+                <w:rFonts w:ascii="Courier New" w:eastAsia="Courier New" w:hAnsi="Courier New" w:cs="Courier New"/>
+                <w:color w:val="000000"/>
+                <w:sz w:val="20"/>
+              </w:rPr>
+              <w:t xml:space="preserve">9</w:t>
+            </w:r>
+          </w:p>
+        </w:tc>
+        <w:tc>
+          <w:tcPr>
+            <w:tcW w:w="8363" w:type="dxa"/>
+          </w:tcPr>
+          <w:p>
+            <w:pPr>
+              <w:spacing w:line="240" w:lineRule="atLeast"/>
+            </w:pPr>
+            <w:r>
+              <w:rPr>
+                <w:rFonts w:ascii="Courier New" w:eastAsia="Courier New" w:hAnsi="Courier New" w:cs="Courier New"/>
+                <w:color w:val="000000"/>
+                <w:sz w:val="20"/>
+              </w:rPr>
+              <w:t xml:space="preserve">        order2.send("Привет");</w:t>
             </w:r>
           </w:p>
         </w:tc>
@@ -7904,7 +9708,7 @@
                 <w:color w:val="000000"/>
                 <w:sz w:val="20"/>
               </w:rPr>
-              <w:t xml:space="preserve">interface CourseReader { String findById(int id); }</w:t>
+              <w:t xml:space="preserve">interface CourseReader {</w:t>
             </w:r>
           </w:p>
         </w:tc>
@@ -7945,7 +9749,7 @@
                 <w:color w:val="000000"/>
                 <w:sz w:val="20"/>
               </w:rPr>
-              <w:t xml:space="preserve">interface CourseWriter extends CourseReader { void save(String course); }</w:t>
+              <w:t xml:space="preserve">    String findById(int id);</w:t>
             </w:r>
           </w:p>
         </w:tc>
@@ -7986,7 +9790,7 @@
                 <w:color w:val="000000"/>
                 <w:sz w:val="20"/>
               </w:rPr>
-              <w:t xml:space="preserve">class DatabaseRepository implements CourseWriter { ... }</w:t>
+              <w:t xml:space="preserve">}</w:t>
             </w:r>
           </w:p>
         </w:tc>
@@ -8027,7 +9831,7 @@
                 <w:color w:val="000000"/>
                 <w:sz w:val="20"/>
               </w:rPr>
-              <w:t xml:space="preserve">class ReadOnlyRepository implements CourseReader { ... }</w:t>
+              <w:t xml:space="preserve"/>
             </w:r>
           </w:p>
         </w:tc>
@@ -8068,7 +9872,7 @@
                 <w:color w:val="000000"/>
                 <w:sz w:val="20"/>
               </w:rPr>
-              <w:t xml:space="preserve">CourseReader reader = new ReadOnlyRepository();</w:t>
+              <w:t xml:space="preserve">interface CourseWriter extends CourseReader {</w:t>
             </w:r>
           </w:p>
         </w:tc>
@@ -8109,7 +9913,294 @@
                 <w:color w:val="000000"/>
                 <w:sz w:val="20"/>
               </w:rPr>
-              <w:t xml:space="preserve">writer.save("Java");</w:t>
+              <w:t xml:space="preserve">    void save(String course);</w:t>
+            </w:r>
+          </w:p>
+        </w:tc>
+      </w:tr>
+      <w:tr>
+        <w:trPr>
+          <w:tblCellSpacing w:w="15" w:type="dxa"/>
+        </w:trPr>
+        <w:tc>
+          <w:tcPr>
+            <w:tcW w:w="686" w:type="dxa"/>
+          </w:tcPr>
+          <w:p>
+            <w:pPr>
+              <w:spacing w:line="240" w:lineRule="atLeast"/>
+            </w:pPr>
+            <w:r>
+              <w:rPr>
+                <w:rFonts w:ascii="Courier New" w:eastAsia="Courier New" w:hAnsi="Courier New" w:cs="Courier New"/>
+                <w:color w:val="000000"/>
+                <w:sz w:val="20"/>
+              </w:rPr>
+              <w:t xml:space="preserve">7</w:t>
+            </w:r>
+          </w:p>
+        </w:tc>
+        <w:tc>
+          <w:tcPr>
+            <w:tcW w:w="8363" w:type="dxa"/>
+          </w:tcPr>
+          <w:p>
+            <w:pPr>
+              <w:spacing w:line="240" w:lineRule="atLeast"/>
+            </w:pPr>
+            <w:r>
+              <w:rPr>
+                <w:rFonts w:ascii="Courier New" w:eastAsia="Courier New" w:hAnsi="Courier New" w:cs="Courier New"/>
+                <w:color w:val="000000"/>
+                <w:sz w:val="20"/>
+              </w:rPr>
+              <w:t xml:space="preserve">}</w:t>
+            </w:r>
+          </w:p>
+        </w:tc>
+      </w:tr>
+      <w:tr>
+        <w:trPr>
+          <w:tblCellSpacing w:w="15" w:type="dxa"/>
+        </w:trPr>
+        <w:tc>
+          <w:tcPr>
+            <w:tcW w:w="686" w:type="dxa"/>
+          </w:tcPr>
+          <w:p>
+            <w:pPr>
+              <w:spacing w:line="240" w:lineRule="atLeast"/>
+            </w:pPr>
+            <w:r>
+              <w:rPr>
+                <w:rFonts w:ascii="Courier New" w:eastAsia="Courier New" w:hAnsi="Courier New" w:cs="Courier New"/>
+                <w:color w:val="000000"/>
+                <w:sz w:val="20"/>
+              </w:rPr>
+              <w:t xml:space="preserve">8</w:t>
+            </w:r>
+          </w:p>
+        </w:tc>
+        <w:tc>
+          <w:tcPr>
+            <w:tcW w:w="8363" w:type="dxa"/>
+          </w:tcPr>
+          <w:p>
+            <w:pPr>
+              <w:spacing w:line="240" w:lineRule="atLeast"/>
+            </w:pPr>
+            <w:r>
+              <w:rPr>
+                <w:rFonts w:ascii="Courier New" w:eastAsia="Courier New" w:hAnsi="Courier New" w:cs="Courier New"/>
+                <w:color w:val="000000"/>
+                <w:sz w:val="20"/>
+              </w:rPr>
+              <w:t xml:space="preserve">// ...</w:t>
+            </w:r>
+          </w:p>
+        </w:tc>
+      </w:tr>
+      <w:tr>
+        <w:trPr>
+          <w:tblCellSpacing w:w="15" w:type="dxa"/>
+        </w:trPr>
+        <w:tc>
+          <w:tcPr>
+            <w:tcW w:w="686" w:type="dxa"/>
+          </w:tcPr>
+          <w:p>
+            <w:pPr>
+              <w:spacing w:line="240" w:lineRule="atLeast"/>
+            </w:pPr>
+            <w:r>
+              <w:rPr>
+                <w:rFonts w:ascii="Courier New" w:eastAsia="Courier New" w:hAnsi="Courier New" w:cs="Courier New"/>
+                <w:color w:val="000000"/>
+                <w:sz w:val="20"/>
+              </w:rPr>
+              <w:t xml:space="preserve">9</w:t>
+            </w:r>
+          </w:p>
+        </w:tc>
+        <w:tc>
+          <w:tcPr>
+            <w:tcW w:w="8363" w:type="dxa"/>
+          </w:tcPr>
+          <w:p>
+            <w:pPr>
+              <w:spacing w:line="240" w:lineRule="atLeast"/>
+            </w:pPr>
+            <w:r>
+              <w:rPr>
+                <w:rFonts w:ascii="Courier New" w:eastAsia="Courier New" w:hAnsi="Courier New" w:cs="Courier New"/>
+                <w:color w:val="000000"/>
+                <w:sz w:val="20"/>
+              </w:rPr>
+              <w:t xml:space="preserve">class ReadOnlyRepository implements CourseReader {</w:t>
+            </w:r>
+          </w:p>
+        </w:tc>
+      </w:tr>
+      <w:tr>
+        <w:trPr>
+          <w:tblCellSpacing w:w="15" w:type="dxa"/>
+        </w:trPr>
+        <w:tc>
+          <w:tcPr>
+            <w:tcW w:w="686" w:type="dxa"/>
+          </w:tcPr>
+          <w:p>
+            <w:pPr>
+              <w:spacing w:line="240" w:lineRule="atLeast"/>
+            </w:pPr>
+            <w:r>
+              <w:rPr>
+                <w:rFonts w:ascii="Courier New" w:eastAsia="Courier New" w:hAnsi="Courier New" w:cs="Courier New"/>
+                <w:color w:val="000000"/>
+                <w:sz w:val="20"/>
+              </w:rPr>
+              <w:t xml:space="preserve">10</w:t>
+            </w:r>
+          </w:p>
+        </w:tc>
+        <w:tc>
+          <w:tcPr>
+            <w:tcW w:w="8363" w:type="dxa"/>
+          </w:tcPr>
+          <w:p>
+            <w:pPr>
+              <w:spacing w:line="240" w:lineRule="atLeast"/>
+            </w:pPr>
+            <w:r>
+              <w:rPr>
+                <w:rFonts w:ascii="Courier New" w:eastAsia="Courier New" w:hAnsi="Courier New" w:cs="Courier New"/>
+                <w:color w:val="000000"/>
+                <w:sz w:val="20"/>
+              </w:rPr>
+              <w:t xml:space="preserve">    public String findById(int id) {</w:t>
+            </w:r>
+          </w:p>
+        </w:tc>
+      </w:tr>
+      <w:tr>
+        <w:trPr>
+          <w:tblCellSpacing w:w="15" w:type="dxa"/>
+        </w:trPr>
+        <w:tc>
+          <w:tcPr>
+            <w:tcW w:w="686" w:type="dxa"/>
+          </w:tcPr>
+          <w:p>
+            <w:pPr>
+              <w:spacing w:line="240" w:lineRule="atLeast"/>
+            </w:pPr>
+            <w:r>
+              <w:rPr>
+                <w:rFonts w:ascii="Courier New" w:eastAsia="Courier New" w:hAnsi="Courier New" w:cs="Courier New"/>
+                <w:color w:val="000000"/>
+                <w:sz w:val="20"/>
+              </w:rPr>
+              <w:t xml:space="preserve">11</w:t>
+            </w:r>
+          </w:p>
+        </w:tc>
+        <w:tc>
+          <w:tcPr>
+            <w:tcW w:w="8363" w:type="dxa"/>
+          </w:tcPr>
+          <w:p>
+            <w:pPr>
+              <w:spacing w:line="240" w:lineRule="atLeast"/>
+            </w:pPr>
+            <w:r>
+              <w:rPr>
+                <w:rFonts w:ascii="Courier New" w:eastAsia="Courier New" w:hAnsi="Courier New" w:cs="Courier New"/>
+                <w:color w:val="000000"/>
+                <w:sz w:val="20"/>
+              </w:rPr>
+              <w:t xml:space="preserve">        return "Курс из кэша";</w:t>
+            </w:r>
+          </w:p>
+        </w:tc>
+      </w:tr>
+      <w:tr>
+        <w:trPr>
+          <w:tblCellSpacing w:w="15" w:type="dxa"/>
+        </w:trPr>
+        <w:tc>
+          <w:tcPr>
+            <w:tcW w:w="686" w:type="dxa"/>
+          </w:tcPr>
+          <w:p>
+            <w:pPr>
+              <w:spacing w:line="240" w:lineRule="atLeast"/>
+            </w:pPr>
+            <w:r>
+              <w:rPr>
+                <w:rFonts w:ascii="Courier New" w:eastAsia="Courier New" w:hAnsi="Courier New" w:cs="Courier New"/>
+                <w:color w:val="000000"/>
+                <w:sz w:val="20"/>
+              </w:rPr>
+              <w:t xml:space="preserve">12</w:t>
+            </w:r>
+          </w:p>
+        </w:tc>
+        <w:tc>
+          <w:tcPr>
+            <w:tcW w:w="8363" w:type="dxa"/>
+          </w:tcPr>
+          <w:p>
+            <w:pPr>
+              <w:spacing w:line="240" w:lineRule="atLeast"/>
+            </w:pPr>
+            <w:r>
+              <w:rPr>
+                <w:rFonts w:ascii="Courier New" w:eastAsia="Courier New" w:hAnsi="Courier New" w:cs="Courier New"/>
+                <w:color w:val="000000"/>
+                <w:sz w:val="20"/>
+              </w:rPr>
+              <w:t xml:space="preserve">    }</w:t>
+            </w:r>
+          </w:p>
+        </w:tc>
+      </w:tr>
+      <w:tr>
+        <w:trPr>
+          <w:tblCellSpacing w:w="15" w:type="dxa"/>
+        </w:trPr>
+        <w:tc>
+          <w:tcPr>
+            <w:tcW w:w="686" w:type="dxa"/>
+          </w:tcPr>
+          <w:p>
+            <w:pPr>
+              <w:spacing w:line="240" w:lineRule="atLeast"/>
+            </w:pPr>
+            <w:r>
+              <w:rPr>
+                <w:rFonts w:ascii="Courier New" w:eastAsia="Courier New" w:hAnsi="Courier New" w:cs="Courier New"/>
+                <w:color w:val="000000"/>
+                <w:sz w:val="20"/>
+              </w:rPr>
+              <w:t xml:space="preserve">13</w:t>
+            </w:r>
+          </w:p>
+        </w:tc>
+        <w:tc>
+          <w:tcPr>
+            <w:tcW w:w="8363" w:type="dxa"/>
+          </w:tcPr>
+          <w:p>
+            <w:pPr>
+              <w:spacing w:line="240" w:lineRule="atLeast"/>
+            </w:pPr>
+            <w:r>
+              <w:rPr>
+                <w:rFonts w:ascii="Courier New" w:eastAsia="Courier New" w:hAnsi="Courier New" w:cs="Courier New"/>
+                <w:color w:val="000000"/>
+                <w:sz w:val="20"/>
+              </w:rPr>
+              <w:t xml:space="preserve">}</w:t>
             </w:r>
           </w:p>
         </w:tc>
@@ -8393,7 +10484,7 @@
                 <w:color w:val="000000"/>
                 <w:sz w:val="20"/>
               </w:rPr>
-              <w:t xml:space="preserve">interface EnrollmentPolicy { boolean isAllowed(Student s, Course c); }</w:t>
+              <w:t xml:space="preserve">interface EnrollmentPolicy {</w:t>
             </w:r>
           </w:p>
         </w:tc>
@@ -8434,6 +10525,170 @@
                 <w:color w:val="000000"/>
                 <w:sz w:val="20"/>
               </w:rPr>
+              <w:t xml:space="preserve">    boolean isAllowed(Student s, Course c);</w:t>
+            </w:r>
+          </w:p>
+        </w:tc>
+      </w:tr>
+      <w:tr>
+        <w:trPr>
+          <w:tblCellSpacing w:w="15" w:type="dxa"/>
+        </w:trPr>
+        <w:tc>
+          <w:tcPr>
+            <w:tcW w:w="686" w:type="dxa"/>
+          </w:tcPr>
+          <w:p>
+            <w:pPr>
+              <w:spacing w:line="240" w:lineRule="atLeast"/>
+            </w:pPr>
+            <w:r>
+              <w:rPr>
+                <w:rFonts w:ascii="Courier New" w:eastAsia="Courier New" w:hAnsi="Courier New" w:cs="Courier New"/>
+                <w:color w:val="000000"/>
+                <w:sz w:val="20"/>
+              </w:rPr>
+              <w:t xml:space="preserve">3</w:t>
+            </w:r>
+          </w:p>
+        </w:tc>
+        <w:tc>
+          <w:tcPr>
+            <w:tcW w:w="8363" w:type="dxa"/>
+          </w:tcPr>
+          <w:p>
+            <w:pPr>
+              <w:spacing w:line="240" w:lineRule="atLeast"/>
+            </w:pPr>
+            <w:r>
+              <w:rPr>
+                <w:rFonts w:ascii="Courier New" w:eastAsia="Courier New" w:hAnsi="Courier New" w:cs="Courier New"/>
+                <w:color w:val="000000"/>
+                <w:sz w:val="20"/>
+              </w:rPr>
+              <w:t xml:space="preserve">}</w:t>
+            </w:r>
+          </w:p>
+        </w:tc>
+      </w:tr>
+      <w:tr>
+        <w:trPr>
+          <w:tblCellSpacing w:w="15" w:type="dxa"/>
+        </w:trPr>
+        <w:tc>
+          <w:tcPr>
+            <w:tcW w:w="686" w:type="dxa"/>
+          </w:tcPr>
+          <w:p>
+            <w:pPr>
+              <w:spacing w:line="240" w:lineRule="atLeast"/>
+            </w:pPr>
+            <w:r>
+              <w:rPr>
+                <w:rFonts w:ascii="Courier New" w:eastAsia="Courier New" w:hAnsi="Courier New" w:cs="Courier New"/>
+                <w:color w:val="000000"/>
+                <w:sz w:val="20"/>
+              </w:rPr>
+              <w:t xml:space="preserve">4</w:t>
+            </w:r>
+          </w:p>
+        </w:tc>
+        <w:tc>
+          <w:tcPr>
+            <w:tcW w:w="8363" w:type="dxa"/>
+          </w:tcPr>
+          <w:p>
+            <w:pPr>
+              <w:spacing w:line="240" w:lineRule="atLeast"/>
+            </w:pPr>
+            <w:r>
+              <w:rPr>
+                <w:rFonts w:ascii="Courier New" w:eastAsia="Courier New" w:hAnsi="Courier New" w:cs="Courier New"/>
+                <w:color w:val="000000"/>
+                <w:sz w:val="20"/>
+              </w:rPr>
+              <w:t xml:space="preserve"/>
+            </w:r>
+          </w:p>
+        </w:tc>
+      </w:tr>
+      <w:tr>
+        <w:trPr>
+          <w:tblCellSpacing w:w="15" w:type="dxa"/>
+        </w:trPr>
+        <w:tc>
+          <w:tcPr>
+            <w:tcW w:w="686" w:type="dxa"/>
+          </w:tcPr>
+          <w:p>
+            <w:pPr>
+              <w:spacing w:line="240" w:lineRule="atLeast"/>
+            </w:pPr>
+            <w:r>
+              <w:rPr>
+                <w:rFonts w:ascii="Courier New" w:eastAsia="Courier New" w:hAnsi="Courier New" w:cs="Courier New"/>
+                <w:color w:val="000000"/>
+                <w:sz w:val="20"/>
+              </w:rPr>
+              <w:t xml:space="preserve">5</w:t>
+            </w:r>
+          </w:p>
+        </w:tc>
+        <w:tc>
+          <w:tcPr>
+            <w:tcW w:w="8363" w:type="dxa"/>
+          </w:tcPr>
+          <w:p>
+            <w:pPr>
+              <w:spacing w:line="240" w:lineRule="atLeast"/>
+            </w:pPr>
+            <w:r>
+              <w:rPr>
+                <w:rFonts w:ascii="Courier New" w:eastAsia="Courier New" w:hAnsi="Courier New" w:cs="Courier New"/>
+                <w:color w:val="000000"/>
+                <w:sz w:val="20"/>
+              </w:rPr>
+              <w:t xml:space="preserve">// Правило 1: По возрасту (18+)</w:t>
+            </w:r>
+          </w:p>
+        </w:tc>
+      </w:tr>
+      <w:tr>
+        <w:trPr>
+          <w:tblCellSpacing w:w="15" w:type="dxa"/>
+        </w:trPr>
+        <w:tc>
+          <w:tcPr>
+            <w:tcW w:w="686" w:type="dxa"/>
+          </w:tcPr>
+          <w:p>
+            <w:pPr>
+              <w:spacing w:line="240" w:lineRule="atLeast"/>
+            </w:pPr>
+            <w:r>
+              <w:rPr>
+                <w:rFonts w:ascii="Courier New" w:eastAsia="Courier New" w:hAnsi="Courier New" w:cs="Courier New"/>
+                <w:color w:val="000000"/>
+                <w:sz w:val="20"/>
+              </w:rPr>
+              <w:t xml:space="preserve">6</w:t>
+            </w:r>
+          </w:p>
+        </w:tc>
+        <w:tc>
+          <w:tcPr>
+            <w:tcW w:w="8363" w:type="dxa"/>
+          </w:tcPr>
+          <w:p>
+            <w:pPr>
+              <w:spacing w:line="240" w:lineRule="atLeast"/>
+            </w:pPr>
+            <w:r>
+              <w:rPr>
+                <w:rFonts w:ascii="Courier New" w:eastAsia="Courier New" w:hAnsi="Courier New" w:cs="Courier New"/>
+                <w:color w:val="000000"/>
+                <w:sz w:val="20"/>
+              </w:rPr>
               <w:t xml:space="preserve">class AgePolicy implements EnrollmentPolicy {</w:t>
             </w:r>
           </w:p>
@@ -8457,7 +10712,7 @@
                 <w:color w:val="000000"/>
                 <w:sz w:val="20"/>
               </w:rPr>
-              <w:t xml:space="preserve">3</w:t>
+              <w:t xml:space="preserve">7</w:t>
             </w:r>
           </w:p>
         </w:tc>
@@ -8498,7 +10753,7 @@
                 <w:color w:val="000000"/>
                 <w:sz w:val="20"/>
               </w:rPr>
-              <w:t xml:space="preserve">4</w:t>
+              <w:t xml:space="preserve">8</w:t>
             </w:r>
           </w:p>
         </w:tc>
@@ -8539,107 +10794,435 @@
                 <w:color w:val="000000"/>
                 <w:sz w:val="20"/>
               </w:rPr>
-              <w:t xml:space="preserve">5</w:t>
-            </w:r>
-          </w:p>
-        </w:tc>
-        <w:tc>
-          <w:tcPr>
-            <w:tcW w:w="8363" w:type="dxa"/>
-          </w:tcPr>
-          <w:p>
-            <w:pPr>
-              <w:spacing w:line="240" w:lineRule="atLeast"/>
-            </w:pPr>
-            <w:r>
-              <w:rPr>
-                <w:rFonts w:ascii="Courier New" w:eastAsia="Courier New" w:hAnsi="Courier New" w:cs="Courier New"/>
-                <w:color w:val="000000"/>
-                <w:sz w:val="20"/>
-              </w:rPr>
-              <w:t xml:space="preserve">EnrollmentService service = new EnrollmentService(new AgePolicy());</w:t>
-            </w:r>
-          </w:p>
-        </w:tc>
-      </w:tr>
-      <w:tr>
-        <w:trPr>
-          <w:tblCellSpacing w:w="15" w:type="dxa"/>
-        </w:trPr>
-        <w:tc>
-          <w:tcPr>
-            <w:tcW w:w="686" w:type="dxa"/>
-          </w:tcPr>
-          <w:p>
-            <w:pPr>
-              <w:spacing w:line="240" w:lineRule="atLeast"/>
-            </w:pPr>
-            <w:r>
-              <w:rPr>
-                <w:rFonts w:ascii="Courier New" w:eastAsia="Courier New" w:hAnsi="Courier New" w:cs="Courier New"/>
-                <w:color w:val="000000"/>
-                <w:sz w:val="20"/>
-              </w:rPr>
-              <w:t xml:space="preserve">6</w:t>
-            </w:r>
-          </w:p>
-        </w:tc>
-        <w:tc>
-          <w:tcPr>
-            <w:tcW w:w="8363" w:type="dxa"/>
-          </w:tcPr>
-          <w:p>
-            <w:pPr>
-              <w:spacing w:line="240" w:lineRule="atLeast"/>
-            </w:pPr>
-            <w:r>
-              <w:rPr>
-                <w:rFonts w:ascii="Courier New" w:eastAsia="Courier New" w:hAnsi="Courier New" w:cs="Courier New"/>
-                <w:color w:val="000000"/>
-                <w:sz w:val="20"/>
-              </w:rPr>
-              <w:t xml:space="preserve">service.enroll(kid, c);   // Отказ</w:t>
-            </w:r>
-          </w:p>
-        </w:tc>
-      </w:tr>
-      <w:tr>
-        <w:trPr>
-          <w:tblCellSpacing w:w="15" w:type="dxa"/>
-        </w:trPr>
-        <w:tc>
-          <w:tcPr>
-            <w:tcW w:w="686" w:type="dxa"/>
-          </w:tcPr>
-          <w:p>
-            <w:pPr>
-              <w:spacing w:line="240" w:lineRule="atLeast"/>
-            </w:pPr>
-            <w:r>
-              <w:rPr>
-                <w:rFonts w:ascii="Courier New" w:eastAsia="Courier New" w:hAnsi="Courier New" w:cs="Courier New"/>
-                <w:color w:val="000000"/>
-                <w:sz w:val="20"/>
-              </w:rPr>
-              <w:t xml:space="preserve">7</w:t>
-            </w:r>
-          </w:p>
-        </w:tc>
-        <w:tc>
-          <w:tcPr>
-            <w:tcW w:w="8363" w:type="dxa"/>
-          </w:tcPr>
-          <w:p>
-            <w:pPr>
-              <w:spacing w:line="240" w:lineRule="atLeast"/>
-            </w:pPr>
-            <w:r>
-              <w:rPr>
-                <w:rFonts w:ascii="Courier New" w:eastAsia="Courier New" w:hAnsi="Courier New" w:cs="Courier New"/>
-                <w:color w:val="000000"/>
-                <w:sz w:val="20"/>
-              </w:rPr>
-              <w:t xml:space="preserve">service.enroll(adult, c); // Записан</w:t>
+              <w:t xml:space="preserve">9</w:t>
+            </w:r>
+          </w:p>
+        </w:tc>
+        <w:tc>
+          <w:tcPr>
+            <w:tcW w:w="8363" w:type="dxa"/>
+          </w:tcPr>
+          <w:p>
+            <w:pPr>
+              <w:spacing w:line="240" w:lineRule="atLeast"/>
+            </w:pPr>
+            <w:r>
+              <w:rPr>
+                <w:rFonts w:ascii="Courier New" w:eastAsia="Courier New" w:hAnsi="Courier New" w:cs="Courier New"/>
+                <w:color w:val="000000"/>
+                <w:sz w:val="20"/>
+              </w:rPr>
+              <w:t xml:space="preserve">// ...</w:t>
+            </w:r>
+          </w:p>
+        </w:tc>
+      </w:tr>
+      <w:tr>
+        <w:trPr>
+          <w:tblCellSpacing w:w="15" w:type="dxa"/>
+        </w:trPr>
+        <w:tc>
+          <w:tcPr>
+            <w:tcW w:w="686" w:type="dxa"/>
+          </w:tcPr>
+          <w:p>
+            <w:pPr>
+              <w:spacing w:line="240" w:lineRule="atLeast"/>
+            </w:pPr>
+            <w:r>
+              <w:rPr>
+                <w:rFonts w:ascii="Courier New" w:eastAsia="Courier New" w:hAnsi="Courier New" w:cs="Courier New"/>
+                <w:color w:val="000000"/>
+                <w:sz w:val="20"/>
+              </w:rPr>
+              <w:t xml:space="preserve">10</w:t>
+            </w:r>
+          </w:p>
+        </w:tc>
+        <w:tc>
+          <w:tcPr>
+            <w:tcW w:w="8363" w:type="dxa"/>
+          </w:tcPr>
+          <w:p>
+            <w:pPr>
+              <w:spacing w:line="240" w:lineRule="atLeast"/>
+            </w:pPr>
+            <w:r>
+              <w:rPr>
+                <w:rFonts w:ascii="Courier New" w:eastAsia="Courier New" w:hAnsi="Courier New" w:cs="Courier New"/>
+                <w:color w:val="000000"/>
+                <w:sz w:val="20"/>
+              </w:rPr>
+              <w:t xml:space="preserve">class EnrollmentService {</w:t>
+            </w:r>
+          </w:p>
+        </w:tc>
+      </w:tr>
+      <w:tr>
+        <w:trPr>
+          <w:tblCellSpacing w:w="15" w:type="dxa"/>
+        </w:trPr>
+        <w:tc>
+          <w:tcPr>
+            <w:tcW w:w="686" w:type="dxa"/>
+          </w:tcPr>
+          <w:p>
+            <w:pPr>
+              <w:spacing w:line="240" w:lineRule="atLeast"/>
+            </w:pPr>
+            <w:r>
+              <w:rPr>
+                <w:rFonts w:ascii="Courier New" w:eastAsia="Courier New" w:hAnsi="Courier New" w:cs="Courier New"/>
+                <w:color w:val="000000"/>
+                <w:sz w:val="20"/>
+              </w:rPr>
+              <w:t xml:space="preserve">11</w:t>
+            </w:r>
+          </w:p>
+        </w:tc>
+        <w:tc>
+          <w:tcPr>
+            <w:tcW w:w="8363" w:type="dxa"/>
+          </w:tcPr>
+          <w:p>
+            <w:pPr>
+              <w:spacing w:line="240" w:lineRule="atLeast"/>
+            </w:pPr>
+            <w:r>
+              <w:rPr>
+                <w:rFonts w:ascii="Courier New" w:eastAsia="Courier New" w:hAnsi="Courier New" w:cs="Courier New"/>
+                <w:color w:val="000000"/>
+                <w:sz w:val="20"/>
+              </w:rPr>
+              <w:t xml:space="preserve">    private EnrollmentPolicy policy;</w:t>
+            </w:r>
+          </w:p>
+        </w:tc>
+      </w:tr>
+      <w:tr>
+        <w:trPr>
+          <w:tblCellSpacing w:w="15" w:type="dxa"/>
+        </w:trPr>
+        <w:tc>
+          <w:tcPr>
+            <w:tcW w:w="686" w:type="dxa"/>
+          </w:tcPr>
+          <w:p>
+            <w:pPr>
+              <w:spacing w:line="240" w:lineRule="atLeast"/>
+            </w:pPr>
+            <w:r>
+              <w:rPr>
+                <w:rFonts w:ascii="Courier New" w:eastAsia="Courier New" w:hAnsi="Courier New" w:cs="Courier New"/>
+                <w:color w:val="000000"/>
+                <w:sz w:val="20"/>
+              </w:rPr>
+              <w:t xml:space="preserve">12</w:t>
+            </w:r>
+          </w:p>
+        </w:tc>
+        <w:tc>
+          <w:tcPr>
+            <w:tcW w:w="8363" w:type="dxa"/>
+          </w:tcPr>
+          <w:p>
+            <w:pPr>
+              <w:spacing w:line="240" w:lineRule="atLeast"/>
+            </w:pPr>
+            <w:r>
+              <w:rPr>
+                <w:rFonts w:ascii="Courier New" w:eastAsia="Courier New" w:hAnsi="Courier New" w:cs="Courier New"/>
+                <w:color w:val="000000"/>
+                <w:sz w:val="20"/>
+              </w:rPr>
+              <w:t xml:space="preserve">    </w:t>
+            </w:r>
+          </w:p>
+        </w:tc>
+      </w:tr>
+      <w:tr>
+        <w:trPr>
+          <w:tblCellSpacing w:w="15" w:type="dxa"/>
+        </w:trPr>
+        <w:tc>
+          <w:tcPr>
+            <w:tcW w:w="686" w:type="dxa"/>
+          </w:tcPr>
+          <w:p>
+            <w:pPr>
+              <w:spacing w:line="240" w:lineRule="atLeast"/>
+            </w:pPr>
+            <w:r>
+              <w:rPr>
+                <w:rFonts w:ascii="Courier New" w:eastAsia="Courier New" w:hAnsi="Courier New" w:cs="Courier New"/>
+                <w:color w:val="000000"/>
+                <w:sz w:val="20"/>
+              </w:rPr>
+              <w:t xml:space="preserve">13</w:t>
+            </w:r>
+          </w:p>
+        </w:tc>
+        <w:tc>
+          <w:tcPr>
+            <w:tcW w:w="8363" w:type="dxa"/>
+          </w:tcPr>
+          <w:p>
+            <w:pPr>
+              <w:spacing w:line="240" w:lineRule="atLeast"/>
+            </w:pPr>
+            <w:r>
+              <w:rPr>
+                <w:rFonts w:ascii="Courier New" w:eastAsia="Courier New" w:hAnsi="Courier New" w:cs="Courier New"/>
+                <w:color w:val="000000"/>
+                <w:sz w:val="20"/>
+              </w:rPr>
+              <w:t xml:space="preserve">    EnrollmentService(EnrollmentPolicy policy) { this.policy = policy; }</w:t>
+            </w:r>
+          </w:p>
+        </w:tc>
+      </w:tr>
+      <w:tr>
+        <w:trPr>
+          <w:tblCellSpacing w:w="15" w:type="dxa"/>
+        </w:trPr>
+        <w:tc>
+          <w:tcPr>
+            <w:tcW w:w="686" w:type="dxa"/>
+          </w:tcPr>
+          <w:p>
+            <w:pPr>
+              <w:spacing w:line="240" w:lineRule="atLeast"/>
+            </w:pPr>
+            <w:r>
+              <w:rPr>
+                <w:rFonts w:ascii="Courier New" w:eastAsia="Courier New" w:hAnsi="Courier New" w:cs="Courier New"/>
+                <w:color w:val="000000"/>
+                <w:sz w:val="20"/>
+              </w:rPr>
+              <w:t xml:space="preserve">14</w:t>
+            </w:r>
+          </w:p>
+        </w:tc>
+        <w:tc>
+          <w:tcPr>
+            <w:tcW w:w="8363" w:type="dxa"/>
+          </w:tcPr>
+          <w:p>
+            <w:pPr>
+              <w:spacing w:line="240" w:lineRule="atLeast"/>
+            </w:pPr>
+            <w:r>
+              <w:rPr>
+                <w:rFonts w:ascii="Courier New" w:eastAsia="Courier New" w:hAnsi="Courier New" w:cs="Courier New"/>
+                <w:color w:val="000000"/>
+                <w:sz w:val="20"/>
+              </w:rPr>
+              <w:t xml:space="preserve"/>
+            </w:r>
+          </w:p>
+        </w:tc>
+      </w:tr>
+      <w:tr>
+        <w:trPr>
+          <w:tblCellSpacing w:w="15" w:type="dxa"/>
+        </w:trPr>
+        <w:tc>
+          <w:tcPr>
+            <w:tcW w:w="686" w:type="dxa"/>
+          </w:tcPr>
+          <w:p>
+            <w:pPr>
+              <w:spacing w:line="240" w:lineRule="atLeast"/>
+            </w:pPr>
+            <w:r>
+              <w:rPr>
+                <w:rFonts w:ascii="Courier New" w:eastAsia="Courier New" w:hAnsi="Courier New" w:cs="Courier New"/>
+                <w:color w:val="000000"/>
+                <w:sz w:val="20"/>
+              </w:rPr>
+              <w:t xml:space="preserve">15</w:t>
+            </w:r>
+          </w:p>
+        </w:tc>
+        <w:tc>
+          <w:tcPr>
+            <w:tcW w:w="8363" w:type="dxa"/>
+          </w:tcPr>
+          <w:p>
+            <w:pPr>
+              <w:spacing w:line="240" w:lineRule="atLeast"/>
+            </w:pPr>
+            <w:r>
+              <w:rPr>
+                <w:rFonts w:ascii="Courier New" w:eastAsia="Courier New" w:hAnsi="Courier New" w:cs="Courier New"/>
+                <w:color w:val="000000"/>
+                <w:sz w:val="20"/>
+              </w:rPr>
+              <w:t xml:space="preserve">    void enroll(Student s, Course c) {</w:t>
+            </w:r>
+          </w:p>
+        </w:tc>
+      </w:tr>
+      <w:tr>
+        <w:trPr>
+          <w:tblCellSpacing w:w="15" w:type="dxa"/>
+        </w:trPr>
+        <w:tc>
+          <w:tcPr>
+            <w:tcW w:w="686" w:type="dxa"/>
+          </w:tcPr>
+          <w:p>
+            <w:pPr>
+              <w:spacing w:line="240" w:lineRule="atLeast"/>
+            </w:pPr>
+            <w:r>
+              <w:rPr>
+                <w:rFonts w:ascii="Courier New" w:eastAsia="Courier New" w:hAnsi="Courier New" w:cs="Courier New"/>
+                <w:color w:val="000000"/>
+                <w:sz w:val="20"/>
+              </w:rPr>
+              <w:t xml:space="preserve">16</w:t>
+            </w:r>
+          </w:p>
+        </w:tc>
+        <w:tc>
+          <w:tcPr>
+            <w:tcW w:w="8363" w:type="dxa"/>
+          </w:tcPr>
+          <w:p>
+            <w:pPr>
+              <w:spacing w:line="240" w:lineRule="atLeast"/>
+            </w:pPr>
+            <w:r>
+              <w:rPr>
+                <w:rFonts w:ascii="Courier New" w:eastAsia="Courier New" w:hAnsi="Courier New" w:cs="Courier New"/>
+                <w:color w:val="000000"/>
+                <w:sz w:val="20"/>
+              </w:rPr>
+              <w:t xml:space="preserve">        if (policy.isAllowed(s, c)) System.out.println("Записан!");</w:t>
+            </w:r>
+          </w:p>
+        </w:tc>
+      </w:tr>
+      <w:tr>
+        <w:trPr>
+          <w:tblCellSpacing w:w="15" w:type="dxa"/>
+        </w:trPr>
+        <w:tc>
+          <w:tcPr>
+            <w:tcW w:w="686" w:type="dxa"/>
+          </w:tcPr>
+          <w:p>
+            <w:pPr>
+              <w:spacing w:line="240" w:lineRule="atLeast"/>
+            </w:pPr>
+            <w:r>
+              <w:rPr>
+                <w:rFonts w:ascii="Courier New" w:eastAsia="Courier New" w:hAnsi="Courier New" w:cs="Courier New"/>
+                <w:color w:val="000000"/>
+                <w:sz w:val="20"/>
+              </w:rPr>
+              <w:t xml:space="preserve">17</w:t>
+            </w:r>
+          </w:p>
+        </w:tc>
+        <w:tc>
+          <w:tcPr>
+            <w:tcW w:w="8363" w:type="dxa"/>
+          </w:tcPr>
+          <w:p>
+            <w:pPr>
+              <w:spacing w:line="240" w:lineRule="atLeast"/>
+            </w:pPr>
+            <w:r>
+              <w:rPr>
+                <w:rFonts w:ascii="Courier New" w:eastAsia="Courier New" w:hAnsi="Courier New" w:cs="Courier New"/>
+                <w:color w:val="000000"/>
+                <w:sz w:val="20"/>
+              </w:rPr>
+              <w:t xml:space="preserve">        else System.out.println("Отказ!");</w:t>
+            </w:r>
+          </w:p>
+        </w:tc>
+      </w:tr>
+      <w:tr>
+        <w:trPr>
+          <w:tblCellSpacing w:w="15" w:type="dxa"/>
+        </w:trPr>
+        <w:tc>
+          <w:tcPr>
+            <w:tcW w:w="686" w:type="dxa"/>
+          </w:tcPr>
+          <w:p>
+            <w:pPr>
+              <w:spacing w:line="240" w:lineRule="atLeast"/>
+            </w:pPr>
+            <w:r>
+              <w:rPr>
+                <w:rFonts w:ascii="Courier New" w:eastAsia="Courier New" w:hAnsi="Courier New" w:cs="Courier New"/>
+                <w:color w:val="000000"/>
+                <w:sz w:val="20"/>
+              </w:rPr>
+              <w:t xml:space="preserve">18</w:t>
+            </w:r>
+          </w:p>
+        </w:tc>
+        <w:tc>
+          <w:tcPr>
+            <w:tcW w:w="8363" w:type="dxa"/>
+          </w:tcPr>
+          <w:p>
+            <w:pPr>
+              <w:spacing w:line="240" w:lineRule="atLeast"/>
+            </w:pPr>
+            <w:r>
+              <w:rPr>
+                <w:rFonts w:ascii="Courier New" w:eastAsia="Courier New" w:hAnsi="Courier New" w:cs="Courier New"/>
+                <w:color w:val="000000"/>
+                <w:sz w:val="20"/>
+              </w:rPr>
+              <w:t xml:space="preserve">    }</w:t>
+            </w:r>
+          </w:p>
+        </w:tc>
+      </w:tr>
+      <w:tr>
+        <w:trPr>
+          <w:tblCellSpacing w:w="15" w:type="dxa"/>
+        </w:trPr>
+        <w:tc>
+          <w:tcPr>
+            <w:tcW w:w="686" w:type="dxa"/>
+          </w:tcPr>
+          <w:p>
+            <w:pPr>
+              <w:spacing w:line="240" w:lineRule="atLeast"/>
+            </w:pPr>
+            <w:r>
+              <w:rPr>
+                <w:rFonts w:ascii="Courier New" w:eastAsia="Courier New" w:hAnsi="Courier New" w:cs="Courier New"/>
+                <w:color w:val="000000"/>
+                <w:sz w:val="20"/>
+              </w:rPr>
+              <w:t xml:space="preserve">19</w:t>
+            </w:r>
+          </w:p>
+        </w:tc>
+        <w:tc>
+          <w:tcPr>
+            <w:tcW w:w="8363" w:type="dxa"/>
+          </w:tcPr>
+          <w:p>
+            <w:pPr>
+              <w:spacing w:line="240" w:lineRule="atLeast"/>
+            </w:pPr>
+            <w:r>
+              <w:rPr>
+                <w:rFonts w:ascii="Courier New" w:eastAsia="Courier New" w:hAnsi="Courier New" w:cs="Courier New"/>
+                <w:color w:val="000000"/>
+                <w:sz w:val="20"/>
+              </w:rPr>
+              <w:t xml:space="preserve">}</w:t>
             </w:r>
           </w:p>
         </w:tc>
@@ -8882,7 +11465,7 @@
                 <w:color w:val="000000"/>
                 <w:sz w:val="20"/>
               </w:rPr>
-              <w:t xml:space="preserve">interface EmailNotifier { default void send() { ... } }</w:t>
+              <w:t xml:space="preserve">// КОМПИЛЯТОР ЗДЕСЬ ОСТАНОВИТСЯ С ОШИБКОЙ</w:t>
             </w:r>
           </w:p>
         </w:tc>
@@ -8923,7 +11506,7 @@
                 <w:color w:val="000000"/>
                 <w:sz w:val="20"/>
               </w:rPr>
-              <w:t xml:space="preserve">interface SmsNotifier  { default void send() { ... } }</w:t>
+              <w:t xml:space="preserve">class MultiNotifier implements EmailNotifier, SmsNotifier {</w:t>
             </w:r>
           </w:p>
         </w:tc>
@@ -8964,7 +11547,7 @@
                 <w:color w:val="000000"/>
                 <w:sz w:val="20"/>
               </w:rPr>
-              <w:t xml:space="preserve">// class MultiNotifier implements EmailNotifier, SmsNotifier {} — ошибка компиляции</w:t>
+              <w:t xml:space="preserve">}</w:t>
             </w:r>
           </w:p>
         </w:tc>
@@ -9005,6 +11588,47 @@
                 <w:color w:val="000000"/>
                 <w:sz w:val="20"/>
               </w:rPr>
+              <w:t xml:space="preserve">// ===== main_2.java: явное разрешение конфликта =====</w:t>
+            </w:r>
+          </w:p>
+        </w:tc>
+      </w:tr>
+      <w:tr>
+        <w:trPr>
+          <w:tblCellSpacing w:w="15" w:type="dxa"/>
+        </w:trPr>
+        <w:tc>
+          <w:tcPr>
+            <w:tcW w:w="686" w:type="dxa"/>
+          </w:tcPr>
+          <w:p>
+            <w:pPr>
+              <w:spacing w:line="240" w:lineRule="atLeast"/>
+            </w:pPr>
+            <w:r>
+              <w:rPr>
+                <w:rFonts w:ascii="Courier New" w:eastAsia="Courier New" w:hAnsi="Courier New" w:cs="Courier New"/>
+                <w:color w:val="000000"/>
+                <w:sz w:val="20"/>
+              </w:rPr>
+              <w:t xml:space="preserve">5</w:t>
+            </w:r>
+          </w:p>
+        </w:tc>
+        <w:tc>
+          <w:tcPr>
+            <w:tcW w:w="8363" w:type="dxa"/>
+          </w:tcPr>
+          <w:p>
+            <w:pPr>
+              <w:spacing w:line="240" w:lineRule="atLeast"/>
+            </w:pPr>
+            <w:r>
+              <w:rPr>
+                <w:rFonts w:ascii="Courier New" w:eastAsia="Courier New" w:hAnsi="Courier New" w:cs="Courier New"/>
+                <w:color w:val="000000"/>
+                <w:sz w:val="20"/>
+              </w:rPr>
               <w:t xml:space="preserve">class MultiNotifier implements EmailNotifier, SmsNotifier {</w:t>
             </w:r>
           </w:p>
@@ -9028,47 +11652,6 @@
                 <w:color w:val="000000"/>
                 <w:sz w:val="20"/>
               </w:rPr>
-              <w:t xml:space="preserve">5</w:t>
-            </w:r>
-          </w:p>
-        </w:tc>
-        <w:tc>
-          <w:tcPr>
-            <w:tcW w:w="8363" w:type="dxa"/>
-          </w:tcPr>
-          <w:p>
-            <w:pPr>
-              <w:spacing w:line="240" w:lineRule="atLeast"/>
-            </w:pPr>
-            <w:r>
-              <w:rPr>
-                <w:rFonts w:ascii="Courier New" w:eastAsia="Courier New" w:hAnsi="Courier New" w:cs="Courier New"/>
-                <w:color w:val="000000"/>
-                <w:sz w:val="20"/>
-              </w:rPr>
-              <w:t xml:space="preserve">    @Override public void send() {</w:t>
-            </w:r>
-          </w:p>
-        </w:tc>
-      </w:tr>
-      <w:tr>
-        <w:trPr>
-          <w:tblCellSpacing w:w="15" w:type="dxa"/>
-        </w:trPr>
-        <w:tc>
-          <w:tcPr>
-            <w:tcW w:w="686" w:type="dxa"/>
-          </w:tcPr>
-          <w:p>
-            <w:pPr>
-              <w:spacing w:line="240" w:lineRule="atLeast"/>
-            </w:pPr>
-            <w:r>
-              <w:rPr>
-                <w:rFonts w:ascii="Courier New" w:eastAsia="Courier New" w:hAnsi="Courier New" w:cs="Courier New"/>
-                <w:color w:val="000000"/>
-                <w:sz w:val="20"/>
-              </w:rPr>
               <w:t xml:space="preserve">6</w:t>
             </w:r>
           </w:p>
@@ -9087,6 +11670,129 @@
                 <w:color w:val="000000"/>
                 <w:sz w:val="20"/>
               </w:rPr>
+              <w:t xml:space="preserve">    @Override</w:t>
+            </w:r>
+          </w:p>
+        </w:tc>
+      </w:tr>
+      <w:tr>
+        <w:trPr>
+          <w:tblCellSpacing w:w="15" w:type="dxa"/>
+        </w:trPr>
+        <w:tc>
+          <w:tcPr>
+            <w:tcW w:w="686" w:type="dxa"/>
+          </w:tcPr>
+          <w:p>
+            <w:pPr>
+              <w:spacing w:line="240" w:lineRule="atLeast"/>
+            </w:pPr>
+            <w:r>
+              <w:rPr>
+                <w:rFonts w:ascii="Courier New" w:eastAsia="Courier New" w:hAnsi="Courier New" w:cs="Courier New"/>
+                <w:color w:val="000000"/>
+                <w:sz w:val="20"/>
+              </w:rPr>
+              <w:t xml:space="preserve">7</w:t>
+            </w:r>
+          </w:p>
+        </w:tc>
+        <w:tc>
+          <w:tcPr>
+            <w:tcW w:w="8363" w:type="dxa"/>
+          </w:tcPr>
+          <w:p>
+            <w:pPr>
+              <w:spacing w:line="240" w:lineRule="atLeast"/>
+            </w:pPr>
+            <w:r>
+              <w:rPr>
+                <w:rFonts w:ascii="Courier New" w:eastAsia="Courier New" w:hAnsi="Courier New" w:cs="Courier New"/>
+                <w:color w:val="000000"/>
+                <w:sz w:val="20"/>
+              </w:rPr>
+              <w:t xml:space="preserve">    public void send() {</w:t>
+            </w:r>
+          </w:p>
+        </w:tc>
+      </w:tr>
+      <w:tr>
+        <w:trPr>
+          <w:tblCellSpacing w:w="15" w:type="dxa"/>
+        </w:trPr>
+        <w:tc>
+          <w:tcPr>
+            <w:tcW w:w="686" w:type="dxa"/>
+          </w:tcPr>
+          <w:p>
+            <w:pPr>
+              <w:spacing w:line="240" w:lineRule="atLeast"/>
+            </w:pPr>
+            <w:r>
+              <w:rPr>
+                <w:rFonts w:ascii="Courier New" w:eastAsia="Courier New" w:hAnsi="Courier New" w:cs="Courier New"/>
+                <w:color w:val="000000"/>
+                <w:sz w:val="20"/>
+              </w:rPr>
+              <w:t xml:space="preserve">8</w:t>
+            </w:r>
+          </w:p>
+        </w:tc>
+        <w:tc>
+          <w:tcPr>
+            <w:tcW w:w="8363" w:type="dxa"/>
+          </w:tcPr>
+          <w:p>
+            <w:pPr>
+              <w:spacing w:line="240" w:lineRule="atLeast"/>
+            </w:pPr>
+            <w:r>
+              <w:rPr>
+                <w:rFonts w:ascii="Courier New" w:eastAsia="Courier New" w:hAnsi="Courier New" w:cs="Courier New"/>
+                <w:color w:val="000000"/>
+                <w:sz w:val="20"/>
+              </w:rPr>
+              <w:t xml:space="preserve">        // Явно указываем, чьи методы вызывать. Можно оба, можно один.</w:t>
+            </w:r>
+          </w:p>
+        </w:tc>
+      </w:tr>
+      <w:tr>
+        <w:trPr>
+          <w:tblCellSpacing w:w="15" w:type="dxa"/>
+        </w:trPr>
+        <w:tc>
+          <w:tcPr>
+            <w:tcW w:w="686" w:type="dxa"/>
+          </w:tcPr>
+          <w:p>
+            <w:pPr>
+              <w:spacing w:line="240" w:lineRule="atLeast"/>
+            </w:pPr>
+            <w:r>
+              <w:rPr>
+                <w:rFonts w:ascii="Courier New" w:eastAsia="Courier New" w:hAnsi="Courier New" w:cs="Courier New"/>
+                <w:color w:val="000000"/>
+                <w:sz w:val="20"/>
+              </w:rPr>
+              <w:t xml:space="preserve">9</w:t>
+            </w:r>
+          </w:p>
+        </w:tc>
+        <w:tc>
+          <w:tcPr>
+            <w:tcW w:w="8363" w:type="dxa"/>
+          </w:tcPr>
+          <w:p>
+            <w:pPr>
+              <w:spacing w:line="240" w:lineRule="atLeast"/>
+            </w:pPr>
+            <w:r>
+              <w:rPr>
+                <w:rFonts w:ascii="Courier New" w:eastAsia="Courier New" w:hAnsi="Courier New" w:cs="Courier New"/>
+                <w:color w:val="000000"/>
+                <w:sz w:val="20"/>
+              </w:rPr>
               <w:t xml:space="preserve">        EmailNotifier.super.send();</w:t>
             </w:r>
           </w:p>
@@ -9110,7 +11816,7 @@
                 <w:color w:val="000000"/>
                 <w:sz w:val="20"/>
               </w:rPr>
-              <w:t xml:space="preserve">7</w:t>
+              <w:t xml:space="preserve">10</w:t>
             </w:r>
           </w:p>
         </w:tc>
@@ -9151,7 +11857,7 @@
                 <w:color w:val="000000"/>
                 <w:sz w:val="20"/>
               </w:rPr>
-              <w:t xml:space="preserve">8</w:t>
+              <w:t xml:space="preserve">11</w:t>
             </w:r>
           </w:p>
         </w:tc>
@@ -9192,7 +11898,7 @@
                 <w:color w:val="000000"/>
                 <w:sz w:val="20"/>
               </w:rPr>
-              <w:t xml:space="preserve">9</w:t>
+              <w:t xml:space="preserve">12</w:t>
             </w:r>
           </w:p>
         </w:tc>
@@ -9494,7 +12200,7 @@
                 <w:color w:val="000000"/>
                 <w:sz w:val="20"/>
               </w:rPr>
-              <w:t xml:space="preserve">// Main_1: p.equals(cp)=true, cp.equals(p)=false -&gt; симметрия нарушена</w:t>
+              <w:t xml:space="preserve">class Point {</w:t>
             </w:r>
           </w:p>
         </w:tc>
@@ -9535,7 +12241,7 @@
                 <w:color w:val="000000"/>
                 <w:sz w:val="20"/>
               </w:rPr>
-              <w:t xml:space="preserve">if (!(o instanceof Point)) return false;        // базовый класс</w:t>
+              <w:t xml:space="preserve">    protected final int x, y;</w:t>
             </w:r>
           </w:p>
         </w:tc>
@@ -9576,7 +12282,7 @@
                 <w:color w:val="000000"/>
                 <w:sz w:val="20"/>
               </w:rPr>
-              <w:t xml:space="preserve">if (!(o instanceof ColoredPoint)) return false; // наследник</w:t>
+              <w:t xml:space="preserve">    public Point(int x, int y) { this.x = x; this.y = y; }</w:t>
             </w:r>
           </w:p>
         </w:tc>
@@ -9617,7 +12323,7 @@
                 <w:color w:val="000000"/>
                 <w:sz w:val="20"/>
               </w:rPr>
-              <w:t xml:space="preserve">// Main_2: строгое сравнение по классу</w:t>
+              <w:t xml:space="preserve"/>
             </w:r>
           </w:p>
         </w:tc>
@@ -9658,7 +12364,7 @@
                 <w:color w:val="000000"/>
                 <w:sz w:val="20"/>
               </w:rPr>
-              <w:t xml:space="preserve">if (o == null || getClass() != o.getClass()) return false;</w:t>
+              <w:t xml:space="preserve">    @Override</w:t>
             </w:r>
           </w:p>
         </w:tc>
@@ -9699,7 +12405,499 @@
                 <w:color w:val="000000"/>
                 <w:sz w:val="20"/>
               </w:rPr>
-              <w:t xml:space="preserve">class ColoredPoint { private final Point point; ... } // композиция</w:t>
+              <w:t xml:space="preserve">    public boolean equals(Object o) {</w:t>
+            </w:r>
+          </w:p>
+        </w:tc>
+      </w:tr>
+      <w:tr>
+        <w:trPr>
+          <w:tblCellSpacing w:w="15" w:type="dxa"/>
+        </w:trPr>
+        <w:tc>
+          <w:tcPr>
+            <w:tcW w:w="686" w:type="dxa"/>
+          </w:tcPr>
+          <w:p>
+            <w:pPr>
+              <w:spacing w:line="240" w:lineRule="atLeast"/>
+            </w:pPr>
+            <w:r>
+              <w:rPr>
+                <w:rFonts w:ascii="Courier New" w:eastAsia="Courier New" w:hAnsi="Courier New" w:cs="Courier New"/>
+                <w:color w:val="000000"/>
+                <w:sz w:val="20"/>
+              </w:rPr>
+              <w:t xml:space="preserve">7</w:t>
+            </w:r>
+          </w:p>
+        </w:tc>
+        <w:tc>
+          <w:tcPr>
+            <w:tcW w:w="8363" w:type="dxa"/>
+          </w:tcPr>
+          <w:p>
+            <w:pPr>
+              <w:spacing w:line="240" w:lineRule="atLeast"/>
+            </w:pPr>
+            <w:r>
+              <w:rPr>
+                <w:rFonts w:ascii="Courier New" w:eastAsia="Courier New" w:hAnsi="Courier New" w:cs="Courier New"/>
+                <w:color w:val="000000"/>
+                <w:sz w:val="20"/>
+              </w:rPr>
+              <w:t xml:space="preserve">        if (this == o) return true;</w:t>
+            </w:r>
+          </w:p>
+        </w:tc>
+      </w:tr>
+      <w:tr>
+        <w:trPr>
+          <w:tblCellSpacing w:w="15" w:type="dxa"/>
+        </w:trPr>
+        <w:tc>
+          <w:tcPr>
+            <w:tcW w:w="686" w:type="dxa"/>
+          </w:tcPr>
+          <w:p>
+            <w:pPr>
+              <w:spacing w:line="240" w:lineRule="atLeast"/>
+            </w:pPr>
+            <w:r>
+              <w:rPr>
+                <w:rFonts w:ascii="Courier New" w:eastAsia="Courier New" w:hAnsi="Courier New" w:cs="Courier New"/>
+                <w:color w:val="000000"/>
+                <w:sz w:val="20"/>
+              </w:rPr>
+              <w:t xml:space="preserve">8</w:t>
+            </w:r>
+          </w:p>
+        </w:tc>
+        <w:tc>
+          <w:tcPr>
+            <w:tcW w:w="8363" w:type="dxa"/>
+          </w:tcPr>
+          <w:p>
+            <w:pPr>
+              <w:spacing w:line="240" w:lineRule="atLeast"/>
+            </w:pPr>
+            <w:r>
+              <w:rPr>
+                <w:rFonts w:ascii="Courier New" w:eastAsia="Courier New" w:hAnsi="Courier New" w:cs="Courier New"/>
+                <w:color w:val="000000"/>
+                <w:sz w:val="20"/>
+              </w:rPr>
+              <w:t xml:space="preserve">        if (!(o instanceof Point)) return false;</w:t>
+            </w:r>
+          </w:p>
+        </w:tc>
+      </w:tr>
+      <w:tr>
+        <w:trPr>
+          <w:tblCellSpacing w:w="15" w:type="dxa"/>
+        </w:trPr>
+        <w:tc>
+          <w:tcPr>
+            <w:tcW w:w="686" w:type="dxa"/>
+          </w:tcPr>
+          <w:p>
+            <w:pPr>
+              <w:spacing w:line="240" w:lineRule="atLeast"/>
+            </w:pPr>
+            <w:r>
+              <w:rPr>
+                <w:rFonts w:ascii="Courier New" w:eastAsia="Courier New" w:hAnsi="Courier New" w:cs="Courier New"/>
+                <w:color w:val="000000"/>
+                <w:sz w:val="20"/>
+              </w:rPr>
+              <w:t xml:space="preserve">9</w:t>
+            </w:r>
+          </w:p>
+        </w:tc>
+        <w:tc>
+          <w:tcPr>
+            <w:tcW w:w="8363" w:type="dxa"/>
+          </w:tcPr>
+          <w:p>
+            <w:pPr>
+              <w:spacing w:line="240" w:lineRule="atLeast"/>
+            </w:pPr>
+            <w:r>
+              <w:rPr>
+                <w:rFonts w:ascii="Courier New" w:eastAsia="Courier New" w:hAnsi="Courier New" w:cs="Courier New"/>
+                <w:color w:val="000000"/>
+                <w:sz w:val="20"/>
+              </w:rPr>
+              <w:t xml:space="preserve">        Point p = (Point) o;</w:t>
+            </w:r>
+          </w:p>
+        </w:tc>
+      </w:tr>
+      <w:tr>
+        <w:trPr>
+          <w:tblCellSpacing w:w="15" w:type="dxa"/>
+        </w:trPr>
+        <w:tc>
+          <w:tcPr>
+            <w:tcW w:w="686" w:type="dxa"/>
+          </w:tcPr>
+          <w:p>
+            <w:pPr>
+              <w:spacing w:line="240" w:lineRule="atLeast"/>
+            </w:pPr>
+            <w:r>
+              <w:rPr>
+                <w:rFonts w:ascii="Courier New" w:eastAsia="Courier New" w:hAnsi="Courier New" w:cs="Courier New"/>
+                <w:color w:val="000000"/>
+                <w:sz w:val="20"/>
+              </w:rPr>
+              <w:t xml:space="preserve">10</w:t>
+            </w:r>
+          </w:p>
+        </w:tc>
+        <w:tc>
+          <w:tcPr>
+            <w:tcW w:w="8363" w:type="dxa"/>
+          </w:tcPr>
+          <w:p>
+            <w:pPr>
+              <w:spacing w:line="240" w:lineRule="atLeast"/>
+            </w:pPr>
+            <w:r>
+              <w:rPr>
+                <w:rFonts w:ascii="Courier New" w:eastAsia="Courier New" w:hAnsi="Courier New" w:cs="Courier New"/>
+                <w:color w:val="000000"/>
+                <w:sz w:val="20"/>
+              </w:rPr>
+              <w:t xml:space="preserve">        return x == p.x &amp;&amp; y == p.y;</w:t>
+            </w:r>
+          </w:p>
+        </w:tc>
+      </w:tr>
+      <w:tr>
+        <w:trPr>
+          <w:tblCellSpacing w:w="15" w:type="dxa"/>
+        </w:trPr>
+        <w:tc>
+          <w:tcPr>
+            <w:tcW w:w="686" w:type="dxa"/>
+          </w:tcPr>
+          <w:p>
+            <w:pPr>
+              <w:spacing w:line="240" w:lineRule="atLeast"/>
+            </w:pPr>
+            <w:r>
+              <w:rPr>
+                <w:rFonts w:ascii="Courier New" w:eastAsia="Courier New" w:hAnsi="Courier New" w:cs="Courier New"/>
+                <w:color w:val="000000"/>
+                <w:sz w:val="20"/>
+              </w:rPr>
+              <w:t xml:space="preserve">11</w:t>
+            </w:r>
+          </w:p>
+        </w:tc>
+        <w:tc>
+          <w:tcPr>
+            <w:tcW w:w="8363" w:type="dxa"/>
+          </w:tcPr>
+          <w:p>
+            <w:pPr>
+              <w:spacing w:line="240" w:lineRule="atLeast"/>
+            </w:pPr>
+            <w:r>
+              <w:rPr>
+                <w:rFonts w:ascii="Courier New" w:eastAsia="Courier New" w:hAnsi="Courier New" w:cs="Courier New"/>
+                <w:color w:val="000000"/>
+                <w:sz w:val="20"/>
+              </w:rPr>
+              <w:t xml:space="preserve">    }</w:t>
+            </w:r>
+          </w:p>
+        </w:tc>
+      </w:tr>
+      <w:tr>
+        <w:trPr>
+          <w:tblCellSpacing w:w="15" w:type="dxa"/>
+        </w:trPr>
+        <w:tc>
+          <w:tcPr>
+            <w:tcW w:w="686" w:type="dxa"/>
+          </w:tcPr>
+          <w:p>
+            <w:pPr>
+              <w:spacing w:line="240" w:lineRule="atLeast"/>
+            </w:pPr>
+            <w:r>
+              <w:rPr>
+                <w:rFonts w:ascii="Courier New" w:eastAsia="Courier New" w:hAnsi="Courier New" w:cs="Courier New"/>
+                <w:color w:val="000000"/>
+                <w:sz w:val="20"/>
+              </w:rPr>
+              <w:t xml:space="preserve">12</w:t>
+            </w:r>
+          </w:p>
+        </w:tc>
+        <w:tc>
+          <w:tcPr>
+            <w:tcW w:w="8363" w:type="dxa"/>
+          </w:tcPr>
+          <w:p>
+            <w:pPr>
+              <w:spacing w:line="240" w:lineRule="atLeast"/>
+            </w:pPr>
+            <w:r>
+              <w:rPr>
+                <w:rFonts w:ascii="Courier New" w:eastAsia="Courier New" w:hAnsi="Courier New" w:cs="Courier New"/>
+                <w:color w:val="000000"/>
+                <w:sz w:val="20"/>
+              </w:rPr>
+              <w:t xml:space="preserve">}</w:t>
+            </w:r>
+          </w:p>
+        </w:tc>
+      </w:tr>
+      <w:tr>
+        <w:trPr>
+          <w:tblCellSpacing w:w="15" w:type="dxa"/>
+        </w:trPr>
+        <w:tc>
+          <w:tcPr>
+            <w:tcW w:w="686" w:type="dxa"/>
+          </w:tcPr>
+          <w:p>
+            <w:pPr>
+              <w:spacing w:line="240" w:lineRule="atLeast"/>
+            </w:pPr>
+            <w:r>
+              <w:rPr>
+                <w:rFonts w:ascii="Courier New" w:eastAsia="Courier New" w:hAnsi="Courier New" w:cs="Courier New"/>
+                <w:color w:val="000000"/>
+                <w:sz w:val="20"/>
+              </w:rPr>
+              <w:t xml:space="preserve">13</w:t>
+            </w:r>
+          </w:p>
+        </w:tc>
+        <w:tc>
+          <w:tcPr>
+            <w:tcW w:w="8363" w:type="dxa"/>
+          </w:tcPr>
+          <w:p>
+            <w:pPr>
+              <w:spacing w:line="240" w:lineRule="atLeast"/>
+            </w:pPr>
+            <w:r>
+              <w:rPr>
+                <w:rFonts w:ascii="Courier New" w:eastAsia="Courier New" w:hAnsi="Courier New" w:cs="Courier New"/>
+                <w:color w:val="000000"/>
+                <w:sz w:val="20"/>
+              </w:rPr>
+              <w:t xml:space="preserve">// ===== Main_2.java: строгое сравнение и композиция =====</w:t>
+            </w:r>
+          </w:p>
+        </w:tc>
+      </w:tr>
+      <w:tr>
+        <w:trPr>
+          <w:tblCellSpacing w:w="15" w:type="dxa"/>
+        </w:trPr>
+        <w:tc>
+          <w:tcPr>
+            <w:tcW w:w="686" w:type="dxa"/>
+          </w:tcPr>
+          <w:p>
+            <w:pPr>
+              <w:spacing w:line="240" w:lineRule="atLeast"/>
+            </w:pPr>
+            <w:r>
+              <w:rPr>
+                <w:rFonts w:ascii="Courier New" w:eastAsia="Courier New" w:hAnsi="Courier New" w:cs="Courier New"/>
+                <w:color w:val="000000"/>
+                <w:sz w:val="20"/>
+              </w:rPr>
+              <w:t xml:space="preserve">14</w:t>
+            </w:r>
+          </w:p>
+        </w:tc>
+        <w:tc>
+          <w:tcPr>
+            <w:tcW w:w="8363" w:type="dxa"/>
+          </w:tcPr>
+          <w:p>
+            <w:pPr>
+              <w:spacing w:line="240" w:lineRule="atLeast"/>
+            </w:pPr>
+            <w:r>
+              <w:rPr>
+                <w:rFonts w:ascii="Courier New" w:eastAsia="Courier New" w:hAnsi="Courier New" w:cs="Courier New"/>
+                <w:color w:val="000000"/>
+                <w:sz w:val="20"/>
+              </w:rPr>
+              <w:t xml:space="preserve">        if (o == null || getClass() != o.getClass()) return false; // Строгое сравнение</w:t>
+            </w:r>
+          </w:p>
+        </w:tc>
+      </w:tr>
+      <w:tr>
+        <w:trPr>
+          <w:tblCellSpacing w:w="15" w:type="dxa"/>
+        </w:trPr>
+        <w:tc>
+          <w:tcPr>
+            <w:tcW w:w="686" w:type="dxa"/>
+          </w:tcPr>
+          <w:p>
+            <w:pPr>
+              <w:spacing w:line="240" w:lineRule="atLeast"/>
+            </w:pPr>
+            <w:r>
+              <w:rPr>
+                <w:rFonts w:ascii="Courier New" w:eastAsia="Courier New" w:hAnsi="Courier New" w:cs="Courier New"/>
+                <w:color w:val="000000"/>
+                <w:sz w:val="20"/>
+              </w:rPr>
+              <w:t xml:space="preserve">15</w:t>
+            </w:r>
+          </w:p>
+        </w:tc>
+        <w:tc>
+          <w:tcPr>
+            <w:tcW w:w="8363" w:type="dxa"/>
+          </w:tcPr>
+          <w:p>
+            <w:pPr>
+              <w:spacing w:line="240" w:lineRule="atLeast"/>
+            </w:pPr>
+            <w:r>
+              <w:rPr>
+                <w:rFonts w:ascii="Courier New" w:eastAsia="Courier New" w:hAnsi="Courier New" w:cs="Courier New"/>
+                <w:color w:val="000000"/>
+                <w:sz w:val="20"/>
+              </w:rPr>
+              <w:t xml:space="preserve">// ColoredPoint БОЛЬШЕ НЕ НАСЛЕДУЕТ Point. Он содержит его внутри.</w:t>
+            </w:r>
+          </w:p>
+        </w:tc>
+      </w:tr>
+      <w:tr>
+        <w:trPr>
+          <w:tblCellSpacing w:w="15" w:type="dxa"/>
+        </w:trPr>
+        <w:tc>
+          <w:tcPr>
+            <w:tcW w:w="686" w:type="dxa"/>
+          </w:tcPr>
+          <w:p>
+            <w:pPr>
+              <w:spacing w:line="240" w:lineRule="atLeast"/>
+            </w:pPr>
+            <w:r>
+              <w:rPr>
+                <w:rFonts w:ascii="Courier New" w:eastAsia="Courier New" w:hAnsi="Courier New" w:cs="Courier New"/>
+                <w:color w:val="000000"/>
+                <w:sz w:val="20"/>
+              </w:rPr>
+              <w:t xml:space="preserve">16</w:t>
+            </w:r>
+          </w:p>
+        </w:tc>
+        <w:tc>
+          <w:tcPr>
+            <w:tcW w:w="8363" w:type="dxa"/>
+          </w:tcPr>
+          <w:p>
+            <w:pPr>
+              <w:spacing w:line="240" w:lineRule="atLeast"/>
+            </w:pPr>
+            <w:r>
+              <w:rPr>
+                <w:rFonts w:ascii="Courier New" w:eastAsia="Courier New" w:hAnsi="Courier New" w:cs="Courier New"/>
+                <w:color w:val="000000"/>
+                <w:sz w:val="20"/>
+              </w:rPr>
+              <w:t xml:space="preserve">class ColoredPoint {</w:t>
+            </w:r>
+          </w:p>
+        </w:tc>
+      </w:tr>
+      <w:tr>
+        <w:trPr>
+          <w:tblCellSpacing w:w="15" w:type="dxa"/>
+        </w:trPr>
+        <w:tc>
+          <w:tcPr>
+            <w:tcW w:w="686" w:type="dxa"/>
+          </w:tcPr>
+          <w:p>
+            <w:pPr>
+              <w:spacing w:line="240" w:lineRule="atLeast"/>
+            </w:pPr>
+            <w:r>
+              <w:rPr>
+                <w:rFonts w:ascii="Courier New" w:eastAsia="Courier New" w:hAnsi="Courier New" w:cs="Courier New"/>
+                <w:color w:val="000000"/>
+                <w:sz w:val="20"/>
+              </w:rPr>
+              <w:t xml:space="preserve">17</w:t>
+            </w:r>
+          </w:p>
+        </w:tc>
+        <w:tc>
+          <w:tcPr>
+            <w:tcW w:w="8363" w:type="dxa"/>
+          </w:tcPr>
+          <w:p>
+            <w:pPr>
+              <w:spacing w:line="240" w:lineRule="atLeast"/>
+            </w:pPr>
+            <w:r>
+              <w:rPr>
+                <w:rFonts w:ascii="Courier New" w:eastAsia="Courier New" w:hAnsi="Courier New" w:cs="Courier New"/>
+                <w:color w:val="000000"/>
+                <w:sz w:val="20"/>
+              </w:rPr>
+              <w:t xml:space="preserve">    private final Point point;</w:t>
+            </w:r>
+          </w:p>
+        </w:tc>
+      </w:tr>
+      <w:tr>
+        <w:trPr>
+          <w:tblCellSpacing w:w="15" w:type="dxa"/>
+        </w:trPr>
+        <w:tc>
+          <w:tcPr>
+            <w:tcW w:w="686" w:type="dxa"/>
+          </w:tcPr>
+          <w:p>
+            <w:pPr>
+              <w:spacing w:line="240" w:lineRule="atLeast"/>
+            </w:pPr>
+            <w:r>
+              <w:rPr>
+                <w:rFonts w:ascii="Courier New" w:eastAsia="Courier New" w:hAnsi="Courier New" w:cs="Courier New"/>
+                <w:color w:val="000000"/>
+                <w:sz w:val="20"/>
+              </w:rPr>
+              <w:t xml:space="preserve">18</w:t>
+            </w:r>
+          </w:p>
+        </w:tc>
+        <w:tc>
+          <w:tcPr>
+            <w:tcW w:w="8363" w:type="dxa"/>
+          </w:tcPr>
+          <w:p>
+            <w:pPr>
+              <w:spacing w:line="240" w:lineRule="atLeast"/>
+            </w:pPr>
+            <w:r>
+              <w:rPr>
+                <w:rFonts w:ascii="Courier New" w:eastAsia="Courier New" w:hAnsi="Courier New" w:cs="Courier New"/>
+                <w:color w:val="000000"/>
+                <w:sz w:val="20"/>
+              </w:rPr>
+              <w:t xml:space="preserve">    private final String color;</w:t>
             </w:r>
           </w:p>
         </w:tc>
@@ -10106,6 +13304,47 @@
                 <w:color w:val="000000"/>
                 <w:sz w:val="20"/>
               </w:rPr>
+              <w:t xml:space="preserve">// 1. Запечатанный интерфейс (разрешены ТОЛЬКО эти три класса)</w:t>
+            </w:r>
+          </w:p>
+        </w:tc>
+      </w:tr>
+      <w:tr>
+        <w:trPr>
+          <w:tblCellSpacing w:w="15" w:type="dxa"/>
+        </w:trPr>
+        <w:tc>
+          <w:tcPr>
+            <w:tcW w:w="686" w:type="dxa"/>
+          </w:tcPr>
+          <w:p>
+            <w:pPr>
+              <w:spacing w:line="240" w:lineRule="atLeast"/>
+            </w:pPr>
+            <w:r>
+              <w:rPr>
+                <w:rFonts w:ascii="Courier New" w:eastAsia="Courier New" w:hAnsi="Courier New" w:cs="Courier New"/>
+                <w:color w:val="000000"/>
+                <w:sz w:val="20"/>
+              </w:rPr>
+              <w:t xml:space="preserve">2</w:t>
+            </w:r>
+          </w:p>
+        </w:tc>
+        <w:tc>
+          <w:tcPr>
+            <w:tcW w:w="8363" w:type="dxa"/>
+          </w:tcPr>
+          <w:p>
+            <w:pPr>
+              <w:spacing w:line="240" w:lineRule="atLeast"/>
+            </w:pPr>
+            <w:r>
+              <w:rPr>
+                <w:rFonts w:ascii="Courier New" w:eastAsia="Courier New" w:hAnsi="Courier New" w:cs="Courier New"/>
+                <w:color w:val="000000"/>
+                <w:sz w:val="20"/>
+              </w:rPr>
               <w:t xml:space="preserve">sealed interface EnrollmentResult permits Accepted, Rejected, WaitListed {}</w:t>
             </w:r>
           </w:p>
@@ -10129,7 +13368,89 @@
                 <w:color w:val="000000"/>
                 <w:sz w:val="20"/>
               </w:rPr>
-              <w:t xml:space="preserve">2</w:t>
+              <w:t xml:space="preserve">3</w:t>
+            </w:r>
+          </w:p>
+        </w:tc>
+        <w:tc>
+          <w:tcPr>
+            <w:tcW w:w="8363" w:type="dxa"/>
+          </w:tcPr>
+          <w:p>
+            <w:pPr>
+              <w:spacing w:line="240" w:lineRule="atLeast"/>
+            </w:pPr>
+            <w:r>
+              <w:rPr>
+                <w:rFonts w:ascii="Courier New" w:eastAsia="Courier New" w:hAnsi="Courier New" w:cs="Courier New"/>
+                <w:color w:val="000000"/>
+                <w:sz w:val="20"/>
+              </w:rPr>
+              <w:t xml:space="preserve"/>
+            </w:r>
+          </w:p>
+        </w:tc>
+      </w:tr>
+      <w:tr>
+        <w:trPr>
+          <w:tblCellSpacing w:w="15" w:type="dxa"/>
+        </w:trPr>
+        <w:tc>
+          <w:tcPr>
+            <w:tcW w:w="686" w:type="dxa"/>
+          </w:tcPr>
+          <w:p>
+            <w:pPr>
+              <w:spacing w:line="240" w:lineRule="atLeast"/>
+            </w:pPr>
+            <w:r>
+              <w:rPr>
+                <w:rFonts w:ascii="Courier New" w:eastAsia="Courier New" w:hAnsi="Courier New" w:cs="Courier New"/>
+                <w:color w:val="000000"/>
+                <w:sz w:val="20"/>
+              </w:rPr>
+              <w:t xml:space="preserve">4</w:t>
+            </w:r>
+          </w:p>
+        </w:tc>
+        <w:tc>
+          <w:tcPr>
+            <w:tcW w:w="8363" w:type="dxa"/>
+          </w:tcPr>
+          <w:p>
+            <w:pPr>
+              <w:spacing w:line="240" w:lineRule="atLeast"/>
+            </w:pPr>
+            <w:r>
+              <w:rPr>
+                <w:rFonts w:ascii="Courier New" w:eastAsia="Courier New" w:hAnsi="Courier New" w:cs="Courier New"/>
+                <w:color w:val="000000"/>
+                <w:sz w:val="20"/>
+              </w:rPr>
+              <w:t xml:space="preserve">// 2. Разрешенные реализации</w:t>
+            </w:r>
+          </w:p>
+        </w:tc>
+      </w:tr>
+      <w:tr>
+        <w:trPr>
+          <w:tblCellSpacing w:w="15" w:type="dxa"/>
+        </w:trPr>
+        <w:tc>
+          <w:tcPr>
+            <w:tcW w:w="686" w:type="dxa"/>
+          </w:tcPr>
+          <w:p>
+            <w:pPr>
+              <w:spacing w:line="240" w:lineRule="atLeast"/>
+            </w:pPr>
+            <w:r>
+              <w:rPr>
+                <w:rFonts w:ascii="Courier New" w:eastAsia="Courier New" w:hAnsi="Courier New" w:cs="Courier New"/>
+                <w:color w:val="000000"/>
+                <w:sz w:val="20"/>
+              </w:rPr>
+              <w:t xml:space="preserve">5</w:t>
             </w:r>
           </w:p>
         </w:tc>
@@ -10170,7 +13491,7 @@
                 <w:color w:val="000000"/>
                 <w:sz w:val="20"/>
               </w:rPr>
-              <w:t xml:space="preserve">3</w:t>
+              <w:t xml:space="preserve">6</w:t>
             </w:r>
           </w:p>
         </w:tc>
@@ -10211,7 +13532,7 @@
                 <w:color w:val="000000"/>
                 <w:sz w:val="20"/>
               </w:rPr>
-              <w:t xml:space="preserve">4</w:t>
+              <w:t xml:space="preserve">7</w:t>
             </w:r>
           </w:p>
         </w:tc>
@@ -10252,129 +13573,6 @@
                 <w:color w:val="000000"/>
                 <w:sz w:val="20"/>
               </w:rPr>
-              <w:t xml:space="preserve">5</w:t>
-            </w:r>
-          </w:p>
-        </w:tc>
-        <w:tc>
-          <w:tcPr>
-            <w:tcW w:w="8363" w:type="dxa"/>
-          </w:tcPr>
-          <w:p>
-            <w:pPr>
-              <w:spacing w:line="240" w:lineRule="atLeast"/>
-            </w:pPr>
-            <w:r>
-              <w:rPr>
-                <w:rFonts w:ascii="Courier New" w:eastAsia="Courier New" w:hAnsi="Courier New" w:cs="Courier New"/>
-                <w:color w:val="000000"/>
-                <w:sz w:val="20"/>
-              </w:rPr>
-              <w:t xml:space="preserve">switch (result) {</w:t>
-            </w:r>
-          </w:p>
-        </w:tc>
-      </w:tr>
-      <w:tr>
-        <w:trPr>
-          <w:tblCellSpacing w:w="15" w:type="dxa"/>
-        </w:trPr>
-        <w:tc>
-          <w:tcPr>
-            <w:tcW w:w="686" w:type="dxa"/>
-          </w:tcPr>
-          <w:p>
-            <w:pPr>
-              <w:spacing w:line="240" w:lineRule="atLeast"/>
-            </w:pPr>
-            <w:r>
-              <w:rPr>
-                <w:rFonts w:ascii="Courier New" w:eastAsia="Courier New" w:hAnsi="Courier New" w:cs="Courier New"/>
-                <w:color w:val="000000"/>
-                <w:sz w:val="20"/>
-              </w:rPr>
-              <w:t xml:space="preserve">6</w:t>
-            </w:r>
-          </w:p>
-        </w:tc>
-        <w:tc>
-          <w:tcPr>
-            <w:tcW w:w="8363" w:type="dxa"/>
-          </w:tcPr>
-          <w:p>
-            <w:pPr>
-              <w:spacing w:line="240" w:lineRule="atLeast"/>
-            </w:pPr>
-            <w:r>
-              <w:rPr>
-                <w:rFonts w:ascii="Courier New" w:eastAsia="Courier New" w:hAnsi="Courier New" w:cs="Courier New"/>
-                <w:color w:val="000000"/>
-                <w:sz w:val="20"/>
-              </w:rPr>
-              <w:t xml:space="preserve">    case Accepted a -&gt; ...;</w:t>
-            </w:r>
-          </w:p>
-        </w:tc>
-      </w:tr>
-      <w:tr>
-        <w:trPr>
-          <w:tblCellSpacing w:w="15" w:type="dxa"/>
-        </w:trPr>
-        <w:tc>
-          <w:tcPr>
-            <w:tcW w:w="686" w:type="dxa"/>
-          </w:tcPr>
-          <w:p>
-            <w:pPr>
-              <w:spacing w:line="240" w:lineRule="atLeast"/>
-            </w:pPr>
-            <w:r>
-              <w:rPr>
-                <w:rFonts w:ascii="Courier New" w:eastAsia="Courier New" w:hAnsi="Courier New" w:cs="Courier New"/>
-                <w:color w:val="000000"/>
-                <w:sz w:val="20"/>
-              </w:rPr>
-              <w:t xml:space="preserve">7</w:t>
-            </w:r>
-          </w:p>
-        </w:tc>
-        <w:tc>
-          <w:tcPr>
-            <w:tcW w:w="8363" w:type="dxa"/>
-          </w:tcPr>
-          <w:p>
-            <w:pPr>
-              <w:spacing w:line="240" w:lineRule="atLeast"/>
-            </w:pPr>
-            <w:r>
-              <w:rPr>
-                <w:rFonts w:ascii="Courier New" w:eastAsia="Courier New" w:hAnsi="Courier New" w:cs="Courier New"/>
-                <w:color w:val="000000"/>
-                <w:sz w:val="20"/>
-              </w:rPr>
-              <w:t xml:space="preserve">    case Rejected r -&gt; ...;</w:t>
-            </w:r>
-          </w:p>
-        </w:tc>
-      </w:tr>
-      <w:tr>
-        <w:trPr>
-          <w:tblCellSpacing w:w="15" w:type="dxa"/>
-        </w:trPr>
-        <w:tc>
-          <w:tcPr>
-            <w:tcW w:w="686" w:type="dxa"/>
-          </w:tcPr>
-          <w:p>
-            <w:pPr>
-              <w:spacing w:line="240" w:lineRule="atLeast"/>
-            </w:pPr>
-            <w:r>
-              <w:rPr>
-                <w:rFonts w:ascii="Courier New" w:eastAsia="Courier New" w:hAnsi="Courier New" w:cs="Courier New"/>
-                <w:color w:val="000000"/>
-                <w:sz w:val="20"/>
-              </w:rPr>
               <w:t xml:space="preserve">8</w:t>
             </w:r>
           </w:p>
@@ -10393,7 +13591,7 @@
                 <w:color w:val="000000"/>
                 <w:sz w:val="20"/>
               </w:rPr>
-              <w:t xml:space="preserve">    case WaitListed w -&gt; ...;</w:t>
+              <w:t xml:space="preserve">// ...</w:t>
             </w:r>
           </w:p>
         </w:tc>
@@ -10434,7 +13632,253 @@
                 <w:color w:val="000000"/>
                 <w:sz w:val="20"/>
               </w:rPr>
-              <w:t xml:space="preserve">} // default не нужен: компилятор знает все варианты</w:t>
+              <w:t xml:space="preserve">    public static void checkResult(EnrollmentResult result) {</w:t>
+            </w:r>
+          </w:p>
+        </w:tc>
+      </w:tr>
+      <w:tr>
+        <w:trPr>
+          <w:tblCellSpacing w:w="15" w:type="dxa"/>
+        </w:trPr>
+        <w:tc>
+          <w:tcPr>
+            <w:tcW w:w="686" w:type="dxa"/>
+          </w:tcPr>
+          <w:p>
+            <w:pPr>
+              <w:spacing w:line="240" w:lineRule="atLeast"/>
+            </w:pPr>
+            <w:r>
+              <w:rPr>
+                <w:rFonts w:ascii="Courier New" w:eastAsia="Courier New" w:hAnsi="Courier New" w:cs="Courier New"/>
+                <w:color w:val="000000"/>
+                <w:sz w:val="20"/>
+              </w:rPr>
+              <w:t xml:space="preserve">10</w:t>
+            </w:r>
+          </w:p>
+        </w:tc>
+        <w:tc>
+          <w:tcPr>
+            <w:tcW w:w="8363" w:type="dxa"/>
+          </w:tcPr>
+          <w:p>
+            <w:pPr>
+              <w:spacing w:line="240" w:lineRule="atLeast"/>
+            </w:pPr>
+            <w:r>
+              <w:rPr>
+                <w:rFonts w:ascii="Courier New" w:eastAsia="Courier New" w:hAnsi="Courier New" w:cs="Courier New"/>
+                <w:color w:val="000000"/>
+                <w:sz w:val="20"/>
+              </w:rPr>
+              <w:t xml:space="preserve">        switch (result) {</w:t>
+            </w:r>
+          </w:p>
+        </w:tc>
+      </w:tr>
+      <w:tr>
+        <w:trPr>
+          <w:tblCellSpacing w:w="15" w:type="dxa"/>
+        </w:trPr>
+        <w:tc>
+          <w:tcPr>
+            <w:tcW w:w="686" w:type="dxa"/>
+          </w:tcPr>
+          <w:p>
+            <w:pPr>
+              <w:spacing w:line="240" w:lineRule="atLeast"/>
+            </w:pPr>
+            <w:r>
+              <w:rPr>
+                <w:rFonts w:ascii="Courier New" w:eastAsia="Courier New" w:hAnsi="Courier New" w:cs="Courier New"/>
+                <w:color w:val="000000"/>
+                <w:sz w:val="20"/>
+              </w:rPr>
+              <w:t xml:space="preserve">11</w:t>
+            </w:r>
+          </w:p>
+        </w:tc>
+        <w:tc>
+          <w:tcPr>
+            <w:tcW w:w="8363" w:type="dxa"/>
+          </w:tcPr>
+          <w:p>
+            <w:pPr>
+              <w:spacing w:line="240" w:lineRule="atLeast"/>
+            </w:pPr>
+            <w:r>
+              <w:rPr>
+                <w:rFonts w:ascii="Courier New" w:eastAsia="Courier New" w:hAnsi="Courier New" w:cs="Courier New"/>
+                <w:color w:val="000000"/>
+                <w:sz w:val="20"/>
+              </w:rPr>
+              <w:t xml:space="preserve">            case Accepted a -&gt; System.out.println("Успех! Вы записаны на " + a.courseName());</w:t>
+            </w:r>
+          </w:p>
+        </w:tc>
+      </w:tr>
+      <w:tr>
+        <w:trPr>
+          <w:tblCellSpacing w:w="15" w:type="dxa"/>
+        </w:trPr>
+        <w:tc>
+          <w:tcPr>
+            <w:tcW w:w="686" w:type="dxa"/>
+          </w:tcPr>
+          <w:p>
+            <w:pPr>
+              <w:spacing w:line="240" w:lineRule="atLeast"/>
+            </w:pPr>
+            <w:r>
+              <w:rPr>
+                <w:rFonts w:ascii="Courier New" w:eastAsia="Courier New" w:hAnsi="Courier New" w:cs="Courier New"/>
+                <w:color w:val="000000"/>
+                <w:sz w:val="20"/>
+              </w:rPr>
+              <w:t xml:space="preserve">12</w:t>
+            </w:r>
+          </w:p>
+        </w:tc>
+        <w:tc>
+          <w:tcPr>
+            <w:tcW w:w="8363" w:type="dxa"/>
+          </w:tcPr>
+          <w:p>
+            <w:pPr>
+              <w:spacing w:line="240" w:lineRule="atLeast"/>
+            </w:pPr>
+            <w:r>
+              <w:rPr>
+                <w:rFonts w:ascii="Courier New" w:eastAsia="Courier New" w:hAnsi="Courier New" w:cs="Courier New"/>
+                <w:color w:val="000000"/>
+                <w:sz w:val="20"/>
+              </w:rPr>
+              <w:t xml:space="preserve">            case Rejected r -&gt; System.out.println("Отказ. Причина: " + r.reason());</w:t>
+            </w:r>
+          </w:p>
+        </w:tc>
+      </w:tr>
+      <w:tr>
+        <w:trPr>
+          <w:tblCellSpacing w:w="15" w:type="dxa"/>
+        </w:trPr>
+        <w:tc>
+          <w:tcPr>
+            <w:tcW w:w="686" w:type="dxa"/>
+          </w:tcPr>
+          <w:p>
+            <w:pPr>
+              <w:spacing w:line="240" w:lineRule="atLeast"/>
+            </w:pPr>
+            <w:r>
+              <w:rPr>
+                <w:rFonts w:ascii="Courier New" w:eastAsia="Courier New" w:hAnsi="Courier New" w:cs="Courier New"/>
+                <w:color w:val="000000"/>
+                <w:sz w:val="20"/>
+              </w:rPr>
+              <w:t xml:space="preserve">13</w:t>
+            </w:r>
+          </w:p>
+        </w:tc>
+        <w:tc>
+          <w:tcPr>
+            <w:tcW w:w="8363" w:type="dxa"/>
+          </w:tcPr>
+          <w:p>
+            <w:pPr>
+              <w:spacing w:line="240" w:lineRule="atLeast"/>
+            </w:pPr>
+            <w:r>
+              <w:rPr>
+                <w:rFonts w:ascii="Courier New" w:eastAsia="Courier New" w:hAnsi="Courier New" w:cs="Courier New"/>
+                <w:color w:val="000000"/>
+                <w:sz w:val="20"/>
+              </w:rPr>
+              <w:t xml:space="preserve">            case WaitListed w -&gt; System.out.println("В листе ожидания. Ваш номер: " + w.position());</w:t>
+            </w:r>
+          </w:p>
+        </w:tc>
+      </w:tr>
+      <w:tr>
+        <w:trPr>
+          <w:tblCellSpacing w:w="15" w:type="dxa"/>
+        </w:trPr>
+        <w:tc>
+          <w:tcPr>
+            <w:tcW w:w="686" w:type="dxa"/>
+          </w:tcPr>
+          <w:p>
+            <w:pPr>
+              <w:spacing w:line="240" w:lineRule="atLeast"/>
+            </w:pPr>
+            <w:r>
+              <w:rPr>
+                <w:rFonts w:ascii="Courier New" w:eastAsia="Courier New" w:hAnsi="Courier New" w:cs="Courier New"/>
+                <w:color w:val="000000"/>
+                <w:sz w:val="20"/>
+              </w:rPr>
+              <w:t xml:space="preserve">14</w:t>
+            </w:r>
+          </w:p>
+        </w:tc>
+        <w:tc>
+          <w:tcPr>
+            <w:tcW w:w="8363" w:type="dxa"/>
+          </w:tcPr>
+          <w:p>
+            <w:pPr>
+              <w:spacing w:line="240" w:lineRule="atLeast"/>
+            </w:pPr>
+            <w:r>
+              <w:rPr>
+                <w:rFonts w:ascii="Courier New" w:eastAsia="Courier New" w:hAnsi="Courier New" w:cs="Courier New"/>
+                <w:color w:val="000000"/>
+                <w:sz w:val="20"/>
+              </w:rPr>
+              <w:t xml:space="preserve">        }</w:t>
+            </w:r>
+          </w:p>
+        </w:tc>
+      </w:tr>
+      <w:tr>
+        <w:trPr>
+          <w:tblCellSpacing w:w="15" w:type="dxa"/>
+        </w:trPr>
+        <w:tc>
+          <w:tcPr>
+            <w:tcW w:w="686" w:type="dxa"/>
+          </w:tcPr>
+          <w:p>
+            <w:pPr>
+              <w:spacing w:line="240" w:lineRule="atLeast"/>
+            </w:pPr>
+            <w:r>
+              <w:rPr>
+                <w:rFonts w:ascii="Courier New" w:eastAsia="Courier New" w:hAnsi="Courier New" w:cs="Courier New"/>
+                <w:color w:val="000000"/>
+                <w:sz w:val="20"/>
+              </w:rPr>
+              <w:t xml:space="preserve">15</w:t>
+            </w:r>
+          </w:p>
+        </w:tc>
+        <w:tc>
+          <w:tcPr>
+            <w:tcW w:w="8363" w:type="dxa"/>
+          </w:tcPr>
+          <w:p>
+            <w:pPr>
+              <w:spacing w:line="240" w:lineRule="atLeast"/>
+            </w:pPr>
+            <w:r>
+              <w:rPr>
+                <w:rFonts w:ascii="Courier New" w:eastAsia="Courier New" w:hAnsi="Courier New" w:cs="Courier New"/>
+                <w:color w:val="000000"/>
+                <w:sz w:val="20"/>
+              </w:rPr>
+              <w:t xml:space="preserve">    }</w:t>
             </w:r>
           </w:p>
         </w:tc>
@@ -10718,7 +14162,7 @@
                 <w:color w:val="000000"/>
                 <w:sz w:val="20"/>
               </w:rPr>
-              <w:t xml:space="preserve">interface NotificationSender { void send(String message); }</w:t>
+              <w:t xml:space="preserve">// 3. Клиент (никаких switch)</w:t>
             </w:r>
           </w:p>
         </w:tc>
@@ -10759,7 +14203,7 @@
                 <w:color w:val="000000"/>
                 <w:sz w:val="20"/>
               </w:rPr>
-              <w:t xml:space="preserve">class EmailSender implements NotificationSender { ... }</w:t>
+              <w:t xml:space="preserve">class NotificationService {</w:t>
             </w:r>
           </w:p>
         </w:tc>
@@ -10800,7 +14244,7 @@
                 <w:color w:val="000000"/>
                 <w:sz w:val="20"/>
               </w:rPr>
-              <w:t xml:space="preserve">class SmsSender implements NotificationSender { ... }</w:t>
+              <w:t xml:space="preserve">    public void send(NotificationSender sender, String message) {</w:t>
             </w:r>
           </w:p>
         </w:tc>
@@ -10841,7 +14285,7 @@
                 <w:color w:val="000000"/>
                 <w:sz w:val="20"/>
               </w:rPr>
-              <w:t xml:space="preserve">class PushSender implements NotificationSender { ... }</w:t>
+              <w:t xml:space="preserve">        sender.send(message);</w:t>
             </w:r>
           </w:p>
         </w:tc>
@@ -10882,7 +14326,7 @@
                 <w:color w:val="000000"/>
                 <w:sz w:val="20"/>
               </w:rPr>
-              <w:t xml:space="preserve">class NotificationService {</w:t>
+              <w:t xml:space="preserve">    }</w:t>
             </w:r>
           </w:p>
         </w:tc>
@@ -10923,7 +14367,7 @@
                 <w:color w:val="000000"/>
                 <w:sz w:val="20"/>
               </w:rPr>
-              <w:t xml:space="preserve">    public void send(NotificationSender sender, String message) { sender.send(message); }</w:t>
+              <w:t xml:space="preserve">}</w:t>
             </w:r>
           </w:p>
         </w:tc>
@@ -10964,7 +14408,130 @@
                 <w:color w:val="000000"/>
                 <w:sz w:val="20"/>
               </w:rPr>
-              <w:t xml:space="preserve">}</w:t>
+              <w:t xml:space="preserve">// ...</w:t>
+            </w:r>
+          </w:p>
+        </w:tc>
+      </w:tr>
+      <w:tr>
+        <w:trPr>
+          <w:tblCellSpacing w:w="15" w:type="dxa"/>
+        </w:trPr>
+        <w:tc>
+          <w:tcPr>
+            <w:tcW w:w="686" w:type="dxa"/>
+          </w:tcPr>
+          <w:p>
+            <w:pPr>
+              <w:spacing w:line="240" w:lineRule="atLeast"/>
+            </w:pPr>
+            <w:r>
+              <w:rPr>
+                <w:rFonts w:ascii="Courier New" w:eastAsia="Courier New" w:hAnsi="Courier New" w:cs="Courier New"/>
+                <w:color w:val="000000"/>
+                <w:sz w:val="20"/>
+              </w:rPr>
+              <w:t xml:space="preserve">8</w:t>
+            </w:r>
+          </w:p>
+        </w:tc>
+        <w:tc>
+          <w:tcPr>
+            <w:tcW w:w="8363" w:type="dxa"/>
+          </w:tcPr>
+          <w:p>
+            <w:pPr>
+              <w:spacing w:line="240" w:lineRule="atLeast"/>
+            </w:pPr>
+            <w:r>
+              <w:rPr>
+                <w:rFonts w:ascii="Courier New" w:eastAsia="Courier New" w:hAnsi="Courier New" w:cs="Courier New"/>
+                <w:color w:val="000000"/>
+                <w:sz w:val="20"/>
+              </w:rPr>
+              <w:t xml:space="preserve">        service.send(new EmailSender(), "Привет");</w:t>
+            </w:r>
+          </w:p>
+        </w:tc>
+      </w:tr>
+      <w:tr>
+        <w:trPr>
+          <w:tblCellSpacing w:w="15" w:type="dxa"/>
+        </w:trPr>
+        <w:tc>
+          <w:tcPr>
+            <w:tcW w:w="686" w:type="dxa"/>
+          </w:tcPr>
+          <w:p>
+            <w:pPr>
+              <w:spacing w:line="240" w:lineRule="atLeast"/>
+            </w:pPr>
+            <w:r>
+              <w:rPr>
+                <w:rFonts w:ascii="Courier New" w:eastAsia="Courier New" w:hAnsi="Courier New" w:cs="Courier New"/>
+                <w:color w:val="000000"/>
+                <w:sz w:val="20"/>
+              </w:rPr>
+              <w:t xml:space="preserve">9</w:t>
+            </w:r>
+          </w:p>
+        </w:tc>
+        <w:tc>
+          <w:tcPr>
+            <w:tcW w:w="8363" w:type="dxa"/>
+          </w:tcPr>
+          <w:p>
+            <w:pPr>
+              <w:spacing w:line="240" w:lineRule="atLeast"/>
+            </w:pPr>
+            <w:r>
+              <w:rPr>
+                <w:rFonts w:ascii="Courier New" w:eastAsia="Courier New" w:hAnsi="Courier New" w:cs="Courier New"/>
+                <w:color w:val="000000"/>
+                <w:sz w:val="20"/>
+              </w:rPr>
+              <w:t xml:space="preserve">        service.send(new SmsSender(), "Привет");</w:t>
+            </w:r>
+          </w:p>
+        </w:tc>
+      </w:tr>
+      <w:tr>
+        <w:trPr>
+          <w:tblCellSpacing w:w="15" w:type="dxa"/>
+        </w:trPr>
+        <w:tc>
+          <w:tcPr>
+            <w:tcW w:w="686" w:type="dxa"/>
+          </w:tcPr>
+          <w:p>
+            <w:pPr>
+              <w:spacing w:line="240" w:lineRule="atLeast"/>
+            </w:pPr>
+            <w:r>
+              <w:rPr>
+                <w:rFonts w:ascii="Courier New" w:eastAsia="Courier New" w:hAnsi="Courier New" w:cs="Courier New"/>
+                <w:color w:val="000000"/>
+                <w:sz w:val="20"/>
+              </w:rPr>
+              <w:t xml:space="preserve">10</w:t>
+            </w:r>
+          </w:p>
+        </w:tc>
+        <w:tc>
+          <w:tcPr>
+            <w:tcW w:w="8363" w:type="dxa"/>
+          </w:tcPr>
+          <w:p>
+            <w:pPr>
+              <w:spacing w:line="240" w:lineRule="atLeast"/>
+            </w:pPr>
+            <w:r>
+              <w:rPr>
+                <w:rFonts w:ascii="Courier New" w:eastAsia="Courier New" w:hAnsi="Courier New" w:cs="Courier New"/>
+                <w:color w:val="000000"/>
+                <w:sz w:val="20"/>
+              </w:rPr>
+              <w:t xml:space="preserve">        service.send(new PushSender(), "Привет");</w:t>
             </w:r>
           </w:p>
         </w:tc>
@@ -11248,7 +14815,7 @@
                 <w:color w:val="000000"/>
                 <w:sz w:val="20"/>
               </w:rPr>
-              <w:t xml:space="preserve">interface Format  { String name(); }   // Online, Classroom, Hybrid</w:t>
+              <w:t xml:space="preserve">// Ось 1: Формат</w:t>
             </w:r>
           </w:p>
         </w:tc>
@@ -11289,7 +14856,7 @@
                 <w:color w:val="000000"/>
                 <w:sz w:val="20"/>
               </w:rPr>
-              <w:t xml:space="preserve">interface Payment { String name(); }   // Free, Fixed, Subscription</w:t>
+              <w:t xml:space="preserve">interface Format { String name(); }</w:t>
             </w:r>
           </w:p>
         </w:tc>
@@ -11330,6 +14897,211 @@
                 <w:color w:val="000000"/>
                 <w:sz w:val="20"/>
               </w:rPr>
+              <w:t xml:space="preserve">class Online implements Format { public String name() { return "Online"; } }</w:t>
+            </w:r>
+          </w:p>
+        </w:tc>
+      </w:tr>
+      <w:tr>
+        <w:trPr>
+          <w:tblCellSpacing w:w="15" w:type="dxa"/>
+        </w:trPr>
+        <w:tc>
+          <w:tcPr>
+            <w:tcW w:w="686" w:type="dxa"/>
+          </w:tcPr>
+          <w:p>
+            <w:pPr>
+              <w:spacing w:line="240" w:lineRule="atLeast"/>
+            </w:pPr>
+            <w:r>
+              <w:rPr>
+                <w:rFonts w:ascii="Courier New" w:eastAsia="Courier New" w:hAnsi="Courier New" w:cs="Courier New"/>
+                <w:color w:val="000000"/>
+                <w:sz w:val="20"/>
+              </w:rPr>
+              <w:t xml:space="preserve">4</w:t>
+            </w:r>
+          </w:p>
+        </w:tc>
+        <w:tc>
+          <w:tcPr>
+            <w:tcW w:w="8363" w:type="dxa"/>
+          </w:tcPr>
+          <w:p>
+            <w:pPr>
+              <w:spacing w:line="240" w:lineRule="atLeast"/>
+            </w:pPr>
+            <w:r>
+              <w:rPr>
+                <w:rFonts w:ascii="Courier New" w:eastAsia="Courier New" w:hAnsi="Courier New" w:cs="Courier New"/>
+                <w:color w:val="000000"/>
+                <w:sz w:val="20"/>
+              </w:rPr>
+              <w:t xml:space="preserve">class Classroom implements Format { public String name() { return "Classroom"; } }</w:t>
+            </w:r>
+          </w:p>
+        </w:tc>
+      </w:tr>
+      <w:tr>
+        <w:trPr>
+          <w:tblCellSpacing w:w="15" w:type="dxa"/>
+        </w:trPr>
+        <w:tc>
+          <w:tcPr>
+            <w:tcW w:w="686" w:type="dxa"/>
+          </w:tcPr>
+          <w:p>
+            <w:pPr>
+              <w:spacing w:line="240" w:lineRule="atLeast"/>
+            </w:pPr>
+            <w:r>
+              <w:rPr>
+                <w:rFonts w:ascii="Courier New" w:eastAsia="Courier New" w:hAnsi="Courier New" w:cs="Courier New"/>
+                <w:color w:val="000000"/>
+                <w:sz w:val="20"/>
+              </w:rPr>
+              <w:t xml:space="preserve">5</w:t>
+            </w:r>
+          </w:p>
+        </w:tc>
+        <w:tc>
+          <w:tcPr>
+            <w:tcW w:w="8363" w:type="dxa"/>
+          </w:tcPr>
+          <w:p>
+            <w:pPr>
+              <w:spacing w:line="240" w:lineRule="atLeast"/>
+            </w:pPr>
+            <w:r>
+              <w:rPr>
+                <w:rFonts w:ascii="Courier New" w:eastAsia="Courier New" w:hAnsi="Courier New" w:cs="Courier New"/>
+                <w:color w:val="000000"/>
+                <w:sz w:val="20"/>
+              </w:rPr>
+              <w:t xml:space="preserve">class Hybrid implements Format { public String name() { return "Hybrid"; } }</w:t>
+            </w:r>
+          </w:p>
+        </w:tc>
+      </w:tr>
+      <w:tr>
+        <w:trPr>
+          <w:tblCellSpacing w:w="15" w:type="dxa"/>
+        </w:trPr>
+        <w:tc>
+          <w:tcPr>
+            <w:tcW w:w="686" w:type="dxa"/>
+          </w:tcPr>
+          <w:p>
+            <w:pPr>
+              <w:spacing w:line="240" w:lineRule="atLeast"/>
+            </w:pPr>
+            <w:r>
+              <w:rPr>
+                <w:rFonts w:ascii="Courier New" w:eastAsia="Courier New" w:hAnsi="Courier New" w:cs="Courier New"/>
+                <w:color w:val="000000"/>
+                <w:sz w:val="20"/>
+              </w:rPr>
+              <w:t xml:space="preserve">6</w:t>
+            </w:r>
+          </w:p>
+        </w:tc>
+        <w:tc>
+          <w:tcPr>
+            <w:tcW w:w="8363" w:type="dxa"/>
+          </w:tcPr>
+          <w:p>
+            <w:pPr>
+              <w:spacing w:line="240" w:lineRule="atLeast"/>
+            </w:pPr>
+            <w:r>
+              <w:rPr>
+                <w:rFonts w:ascii="Courier New" w:eastAsia="Courier New" w:hAnsi="Courier New" w:cs="Courier New"/>
+                <w:color w:val="000000"/>
+                <w:sz w:val="20"/>
+              </w:rPr>
+              <w:t xml:space="preserve">// ...</w:t>
+            </w:r>
+          </w:p>
+        </w:tc>
+      </w:tr>
+      <w:tr>
+        <w:trPr>
+          <w:tblCellSpacing w:w="15" w:type="dxa"/>
+        </w:trPr>
+        <w:tc>
+          <w:tcPr>
+            <w:tcW w:w="686" w:type="dxa"/>
+          </w:tcPr>
+          <w:p>
+            <w:pPr>
+              <w:spacing w:line="240" w:lineRule="atLeast"/>
+            </w:pPr>
+            <w:r>
+              <w:rPr>
+                <w:rFonts w:ascii="Courier New" w:eastAsia="Courier New" w:hAnsi="Courier New" w:cs="Courier New"/>
+                <w:color w:val="000000"/>
+                <w:sz w:val="20"/>
+              </w:rPr>
+              <w:t xml:space="preserve">7</w:t>
+            </w:r>
+          </w:p>
+        </w:tc>
+        <w:tc>
+          <w:tcPr>
+            <w:tcW w:w="8363" w:type="dxa"/>
+          </w:tcPr>
+          <w:p>
+            <w:pPr>
+              <w:spacing w:line="240" w:lineRule="atLeast"/>
+            </w:pPr>
+            <w:r>
+              <w:rPr>
+                <w:rFonts w:ascii="Courier New" w:eastAsia="Courier New" w:hAnsi="Courier New" w:cs="Courier New"/>
+                <w:color w:val="000000"/>
+                <w:sz w:val="20"/>
+              </w:rPr>
+              <w:t xml:space="preserve">// Сам курс (собирает две оси)</w:t>
+            </w:r>
+          </w:p>
+        </w:tc>
+      </w:tr>
+      <w:tr>
+        <w:trPr>
+          <w:tblCellSpacing w:w="15" w:type="dxa"/>
+        </w:trPr>
+        <w:tc>
+          <w:tcPr>
+            <w:tcW w:w="686" w:type="dxa"/>
+          </w:tcPr>
+          <w:p>
+            <w:pPr>
+              <w:spacing w:line="240" w:lineRule="atLeast"/>
+            </w:pPr>
+            <w:r>
+              <w:rPr>
+                <w:rFonts w:ascii="Courier New" w:eastAsia="Courier New" w:hAnsi="Courier New" w:cs="Courier New"/>
+                <w:color w:val="000000"/>
+                <w:sz w:val="20"/>
+              </w:rPr>
+              <w:t xml:space="preserve">8</w:t>
+            </w:r>
+          </w:p>
+        </w:tc>
+        <w:tc>
+          <w:tcPr>
+            <w:tcW w:w="8363" w:type="dxa"/>
+          </w:tcPr>
+          <w:p>
+            <w:pPr>
+              <w:spacing w:line="240" w:lineRule="atLeast"/>
+            </w:pPr>
+            <w:r>
+              <w:rPr>
+                <w:rFonts w:ascii="Courier New" w:eastAsia="Courier New" w:hAnsi="Courier New" w:cs="Courier New"/>
+                <w:color w:val="000000"/>
+                <w:sz w:val="20"/>
+              </w:rPr>
               <w:t xml:space="preserve">class Course {</w:t>
             </w:r>
           </w:p>
@@ -11353,7 +15125,7 @@
                 <w:color w:val="000000"/>
                 <w:sz w:val="20"/>
               </w:rPr>
-              <w:t xml:space="preserve">4</w:t>
+              <w:t xml:space="preserve">9</w:t>
             </w:r>
           </w:p>
         </w:tc>
@@ -11394,48 +15166,335 @@
                 <w:color w:val="000000"/>
                 <w:sz w:val="20"/>
               </w:rPr>
-              <w:t xml:space="preserve">5</w:t>
-            </w:r>
-          </w:p>
-        </w:tc>
-        <w:tc>
-          <w:tcPr>
-            <w:tcW w:w="8363" w:type="dxa"/>
-          </w:tcPr>
-          <w:p>
-            <w:pPr>
-              <w:spacing w:line="240" w:lineRule="atLeast"/>
-            </w:pPr>
-            <w:r>
-              <w:rPr>
-                <w:rFonts w:ascii="Courier New" w:eastAsia="Courier New" w:hAnsi="Courier New" w:cs="Courier New"/>
-                <w:color w:val="000000"/>
-                <w:sz w:val="20"/>
-              </w:rPr>
-              <w:t xml:space="preserve">    void printInfo() { System.out.println(title + " | " + format.name() + " | " + payment.name()); }</w:t>
-            </w:r>
-          </w:p>
-        </w:tc>
-      </w:tr>
-      <w:tr>
-        <w:trPr>
-          <w:tblCellSpacing w:w="15" w:type="dxa"/>
-        </w:trPr>
-        <w:tc>
-          <w:tcPr>
-            <w:tcW w:w="686" w:type="dxa"/>
-          </w:tcPr>
-          <w:p>
-            <w:pPr>
-              <w:spacing w:line="240" w:lineRule="atLeast"/>
-            </w:pPr>
-            <w:r>
-              <w:rPr>
-                <w:rFonts w:ascii="Courier New" w:eastAsia="Courier New" w:hAnsi="Courier New" w:cs="Courier New"/>
-                <w:color w:val="000000"/>
-                <w:sz w:val="20"/>
-              </w:rPr>
-              <w:t xml:space="preserve">6</w:t>
+              <w:t xml:space="preserve">10</w:t>
+            </w:r>
+          </w:p>
+        </w:tc>
+        <w:tc>
+          <w:tcPr>
+            <w:tcW w:w="8363" w:type="dxa"/>
+          </w:tcPr>
+          <w:p>
+            <w:pPr>
+              <w:spacing w:line="240" w:lineRule="atLeast"/>
+            </w:pPr>
+            <w:r>
+              <w:rPr>
+                <w:rFonts w:ascii="Courier New" w:eastAsia="Courier New" w:hAnsi="Courier New" w:cs="Courier New"/>
+                <w:color w:val="000000"/>
+                <w:sz w:val="20"/>
+              </w:rPr>
+              <w:t xml:space="preserve"/>
+            </w:r>
+          </w:p>
+        </w:tc>
+      </w:tr>
+      <w:tr>
+        <w:trPr>
+          <w:tblCellSpacing w:w="15" w:type="dxa"/>
+        </w:trPr>
+        <w:tc>
+          <w:tcPr>
+            <w:tcW w:w="686" w:type="dxa"/>
+          </w:tcPr>
+          <w:p>
+            <w:pPr>
+              <w:spacing w:line="240" w:lineRule="atLeast"/>
+            </w:pPr>
+            <w:r>
+              <w:rPr>
+                <w:rFonts w:ascii="Courier New" w:eastAsia="Courier New" w:hAnsi="Courier New" w:cs="Courier New"/>
+                <w:color w:val="000000"/>
+                <w:sz w:val="20"/>
+              </w:rPr>
+              <w:t xml:space="preserve">11</w:t>
+            </w:r>
+          </w:p>
+        </w:tc>
+        <w:tc>
+          <w:tcPr>
+            <w:tcW w:w="8363" w:type="dxa"/>
+          </w:tcPr>
+          <w:p>
+            <w:pPr>
+              <w:spacing w:line="240" w:lineRule="atLeast"/>
+            </w:pPr>
+            <w:r>
+              <w:rPr>
+                <w:rFonts w:ascii="Courier New" w:eastAsia="Courier New" w:hAnsi="Courier New" w:cs="Courier New"/>
+                <w:color w:val="000000"/>
+                <w:sz w:val="20"/>
+              </w:rPr>
+              <w:t xml:space="preserve">    Course(String title, Format format, Payment payment) {</w:t>
+            </w:r>
+          </w:p>
+        </w:tc>
+      </w:tr>
+      <w:tr>
+        <w:trPr>
+          <w:tblCellSpacing w:w="15" w:type="dxa"/>
+        </w:trPr>
+        <w:tc>
+          <w:tcPr>
+            <w:tcW w:w="686" w:type="dxa"/>
+          </w:tcPr>
+          <w:p>
+            <w:pPr>
+              <w:spacing w:line="240" w:lineRule="atLeast"/>
+            </w:pPr>
+            <w:r>
+              <w:rPr>
+                <w:rFonts w:ascii="Courier New" w:eastAsia="Courier New" w:hAnsi="Courier New" w:cs="Courier New"/>
+                <w:color w:val="000000"/>
+                <w:sz w:val="20"/>
+              </w:rPr>
+              <w:t xml:space="preserve">12</w:t>
+            </w:r>
+          </w:p>
+        </w:tc>
+        <w:tc>
+          <w:tcPr>
+            <w:tcW w:w="8363" w:type="dxa"/>
+          </w:tcPr>
+          <w:p>
+            <w:pPr>
+              <w:spacing w:line="240" w:lineRule="atLeast"/>
+            </w:pPr>
+            <w:r>
+              <w:rPr>
+                <w:rFonts w:ascii="Courier New" w:eastAsia="Courier New" w:hAnsi="Courier New" w:cs="Courier New"/>
+                <w:color w:val="000000"/>
+                <w:sz w:val="20"/>
+              </w:rPr>
+              <w:t xml:space="preserve">        this.title = title; this.format = format; this.payment = payment;</w:t>
+            </w:r>
+          </w:p>
+        </w:tc>
+      </w:tr>
+      <w:tr>
+        <w:trPr>
+          <w:tblCellSpacing w:w="15" w:type="dxa"/>
+        </w:trPr>
+        <w:tc>
+          <w:tcPr>
+            <w:tcW w:w="686" w:type="dxa"/>
+          </w:tcPr>
+          <w:p>
+            <w:pPr>
+              <w:spacing w:line="240" w:lineRule="atLeast"/>
+            </w:pPr>
+            <w:r>
+              <w:rPr>
+                <w:rFonts w:ascii="Courier New" w:eastAsia="Courier New" w:hAnsi="Courier New" w:cs="Courier New"/>
+                <w:color w:val="000000"/>
+                <w:sz w:val="20"/>
+              </w:rPr>
+              <w:t xml:space="preserve">13</w:t>
+            </w:r>
+          </w:p>
+        </w:tc>
+        <w:tc>
+          <w:tcPr>
+            <w:tcW w:w="8363" w:type="dxa"/>
+          </w:tcPr>
+          <w:p>
+            <w:pPr>
+              <w:spacing w:line="240" w:lineRule="atLeast"/>
+            </w:pPr>
+            <w:r>
+              <w:rPr>
+                <w:rFonts w:ascii="Courier New" w:eastAsia="Courier New" w:hAnsi="Courier New" w:cs="Courier New"/>
+                <w:color w:val="000000"/>
+                <w:sz w:val="20"/>
+              </w:rPr>
+              <w:t xml:space="preserve">    }</w:t>
+            </w:r>
+          </w:p>
+        </w:tc>
+      </w:tr>
+      <w:tr>
+        <w:trPr>
+          <w:tblCellSpacing w:w="15" w:type="dxa"/>
+        </w:trPr>
+        <w:tc>
+          <w:tcPr>
+            <w:tcW w:w="686" w:type="dxa"/>
+          </w:tcPr>
+          <w:p>
+            <w:pPr>
+              <w:spacing w:line="240" w:lineRule="atLeast"/>
+            </w:pPr>
+            <w:r>
+              <w:rPr>
+                <w:rFonts w:ascii="Courier New" w:eastAsia="Courier New" w:hAnsi="Courier New" w:cs="Courier New"/>
+                <w:color w:val="000000"/>
+                <w:sz w:val="20"/>
+              </w:rPr>
+              <w:t xml:space="preserve">14</w:t>
+            </w:r>
+          </w:p>
+        </w:tc>
+        <w:tc>
+          <w:tcPr>
+            <w:tcW w:w="8363" w:type="dxa"/>
+          </w:tcPr>
+          <w:p>
+            <w:pPr>
+              <w:spacing w:line="240" w:lineRule="atLeast"/>
+            </w:pPr>
+            <w:r>
+              <w:rPr>
+                <w:rFonts w:ascii="Courier New" w:eastAsia="Courier New" w:hAnsi="Courier New" w:cs="Courier New"/>
+                <w:color w:val="000000"/>
+                <w:sz w:val="20"/>
+              </w:rPr>
+              <w:t xml:space="preserve"/>
+            </w:r>
+          </w:p>
+        </w:tc>
+      </w:tr>
+      <w:tr>
+        <w:trPr>
+          <w:tblCellSpacing w:w="15" w:type="dxa"/>
+        </w:trPr>
+        <w:tc>
+          <w:tcPr>
+            <w:tcW w:w="686" w:type="dxa"/>
+          </w:tcPr>
+          <w:p>
+            <w:pPr>
+              <w:spacing w:line="240" w:lineRule="atLeast"/>
+            </w:pPr>
+            <w:r>
+              <w:rPr>
+                <w:rFonts w:ascii="Courier New" w:eastAsia="Courier New" w:hAnsi="Courier New" w:cs="Courier New"/>
+                <w:color w:val="000000"/>
+                <w:sz w:val="20"/>
+              </w:rPr>
+              <w:t xml:space="preserve">15</w:t>
+            </w:r>
+          </w:p>
+        </w:tc>
+        <w:tc>
+          <w:tcPr>
+            <w:tcW w:w="8363" w:type="dxa"/>
+          </w:tcPr>
+          <w:p>
+            <w:pPr>
+              <w:spacing w:line="240" w:lineRule="atLeast"/>
+            </w:pPr>
+            <w:r>
+              <w:rPr>
+                <w:rFonts w:ascii="Courier New" w:eastAsia="Courier New" w:hAnsi="Courier New" w:cs="Courier New"/>
+                <w:color w:val="000000"/>
+                <w:sz w:val="20"/>
+              </w:rPr>
+              <w:t xml:space="preserve">    void printInfo() {</w:t>
+            </w:r>
+          </w:p>
+        </w:tc>
+      </w:tr>
+      <w:tr>
+        <w:trPr>
+          <w:tblCellSpacing w:w="15" w:type="dxa"/>
+        </w:trPr>
+        <w:tc>
+          <w:tcPr>
+            <w:tcW w:w="686" w:type="dxa"/>
+          </w:tcPr>
+          <w:p>
+            <w:pPr>
+              <w:spacing w:line="240" w:lineRule="atLeast"/>
+            </w:pPr>
+            <w:r>
+              <w:rPr>
+                <w:rFonts w:ascii="Courier New" w:eastAsia="Courier New" w:hAnsi="Courier New" w:cs="Courier New"/>
+                <w:color w:val="000000"/>
+                <w:sz w:val="20"/>
+              </w:rPr>
+              <w:t xml:space="preserve">16</w:t>
+            </w:r>
+          </w:p>
+        </w:tc>
+        <w:tc>
+          <w:tcPr>
+            <w:tcW w:w="8363" w:type="dxa"/>
+          </w:tcPr>
+          <w:p>
+            <w:pPr>
+              <w:spacing w:line="240" w:lineRule="atLeast"/>
+            </w:pPr>
+            <w:r>
+              <w:rPr>
+                <w:rFonts w:ascii="Courier New" w:eastAsia="Courier New" w:hAnsi="Courier New" w:cs="Courier New"/>
+                <w:color w:val="000000"/>
+                <w:sz w:val="20"/>
+              </w:rPr>
+              <w:t xml:space="preserve">        System.out.println(title + " | " + format.name() + " | " + payment.name());</w:t>
+            </w:r>
+          </w:p>
+        </w:tc>
+      </w:tr>
+      <w:tr>
+        <w:trPr>
+          <w:tblCellSpacing w:w="15" w:type="dxa"/>
+        </w:trPr>
+        <w:tc>
+          <w:tcPr>
+            <w:tcW w:w="686" w:type="dxa"/>
+          </w:tcPr>
+          <w:p>
+            <w:pPr>
+              <w:spacing w:line="240" w:lineRule="atLeast"/>
+            </w:pPr>
+            <w:r>
+              <w:rPr>
+                <w:rFonts w:ascii="Courier New" w:eastAsia="Courier New" w:hAnsi="Courier New" w:cs="Courier New"/>
+                <w:color w:val="000000"/>
+                <w:sz w:val="20"/>
+              </w:rPr>
+              <w:t xml:space="preserve">17</w:t>
+            </w:r>
+          </w:p>
+        </w:tc>
+        <w:tc>
+          <w:tcPr>
+            <w:tcW w:w="8363" w:type="dxa"/>
+          </w:tcPr>
+          <w:p>
+            <w:pPr>
+              <w:spacing w:line="240" w:lineRule="atLeast"/>
+            </w:pPr>
+            <w:r>
+              <w:rPr>
+                <w:rFonts w:ascii="Courier New" w:eastAsia="Courier New" w:hAnsi="Courier New" w:cs="Courier New"/>
+                <w:color w:val="000000"/>
+                <w:sz w:val="20"/>
+              </w:rPr>
+              <w:t xml:space="preserve">    }</w:t>
+            </w:r>
+          </w:p>
+        </w:tc>
+      </w:tr>
+      <w:tr>
+        <w:trPr>
+          <w:tblCellSpacing w:w="15" w:type="dxa"/>
+        </w:trPr>
+        <w:tc>
+          <w:tcPr>
+            <w:tcW w:w="686" w:type="dxa"/>
+          </w:tcPr>
+          <w:p>
+            <w:pPr>
+              <w:spacing w:line="240" w:lineRule="atLeast"/>
+            </w:pPr>
+            <w:r>
+              <w:rPr>
+                <w:rFonts w:ascii="Courier New" w:eastAsia="Courier New" w:hAnsi="Courier New" w:cs="Courier New"/>
+                <w:color w:val="000000"/>
+                <w:sz w:val="20"/>
+              </w:rPr>
+              <w:t xml:space="preserve">18</w:t>
             </w:r>
           </w:p>
         </w:tc>
@@ -11454,47 +15513,6 @@
                 <w:sz w:val="20"/>
               </w:rPr>
               <w:t xml:space="preserve">}</w:t>
-            </w:r>
-          </w:p>
-        </w:tc>
-      </w:tr>
-      <w:tr>
-        <w:trPr>
-          <w:tblCellSpacing w:w="15" w:type="dxa"/>
-        </w:trPr>
-        <w:tc>
-          <w:tcPr>
-            <w:tcW w:w="686" w:type="dxa"/>
-          </w:tcPr>
-          <w:p>
-            <w:pPr>
-              <w:spacing w:line="240" w:lineRule="atLeast"/>
-            </w:pPr>
-            <w:r>
-              <w:rPr>
-                <w:rFonts w:ascii="Courier New" w:eastAsia="Courier New" w:hAnsi="Courier New" w:cs="Courier New"/>
-                <w:color w:val="000000"/>
-                <w:sz w:val="20"/>
-              </w:rPr>
-              <w:t xml:space="preserve">7</w:t>
-            </w:r>
-          </w:p>
-        </w:tc>
-        <w:tc>
-          <w:tcPr>
-            <w:tcW w:w="8363" w:type="dxa"/>
-          </w:tcPr>
-          <w:p>
-            <w:pPr>
-              <w:spacing w:line="240" w:lineRule="atLeast"/>
-            </w:pPr>
-            <w:r>
-              <w:rPr>
-                <w:rFonts w:ascii="Courier New" w:eastAsia="Courier New" w:hAnsi="Courier New" w:cs="Courier New"/>
-                <w:color w:val="000000"/>
-                <w:sz w:val="20"/>
-              </w:rPr>
-              <w:t xml:space="preserve">new Course("Java", new Online(), new Free()).printInfo();</w:t>
             </w:r>
           </w:p>
         </w:tc>
@@ -11819,7 +15837,7 @@
                 <w:color w:val="000000"/>
                 <w:sz w:val="20"/>
               </w:rPr>
-              <w:t xml:space="preserve">sealed interface RuleResult permits Ok, Fail {}</w:t>
+              <w:t xml:space="preserve">class AllOf implements Rule {</w:t>
             </w:r>
           </w:p>
         </w:tc>
@@ -11860,7 +15878,7 @@
                 <w:color w:val="000000"/>
                 <w:sz w:val="20"/>
               </w:rPr>
-              <w:t xml:space="preserve">record Ok() implements RuleResult {}</w:t>
+              <w:t xml:space="preserve">    private final Rule[] rules;</w:t>
             </w:r>
           </w:p>
         </w:tc>
@@ -11901,7 +15919,7 @@
                 <w:color w:val="000000"/>
                 <w:sz w:val="20"/>
               </w:rPr>
-              <w:t xml:space="preserve">record Fail(String reason) implements RuleResult {}</w:t>
+              <w:t xml:space="preserve">    AllOf(Rule... rules) { this.rules = rules; }</w:t>
             </w:r>
           </w:p>
         </w:tc>
@@ -11942,7 +15960,7 @@
                 <w:color w:val="000000"/>
                 <w:sz w:val="20"/>
               </w:rPr>
-              <w:t xml:space="preserve">class AllOf implements Rule { ... } // все правила должны пройти</w:t>
+              <w:t xml:space="preserve">    </w:t>
             </w:r>
           </w:p>
         </w:tc>
@@ -11983,7 +16001,7 @@
                 <w:color w:val="000000"/>
                 <w:sz w:val="20"/>
               </w:rPr>
-              <w:t xml:space="preserve">class AnyOf implements Rule { ... } // достаточно одного</w:t>
+              <w:t xml:space="preserve">    public RuleResult check(String student) {</w:t>
             </w:r>
           </w:p>
         </w:tc>
@@ -12024,7 +16042,7 @@
                 <w:color w:val="000000"/>
                 <w:sz w:val="20"/>
               </w:rPr>
-              <w:t xml:space="preserve">RuleResult result = rule.check(student);</w:t>
+              <w:t xml:space="preserve">        for (Rule r : rules) {</w:t>
             </w:r>
           </w:p>
         </w:tc>
@@ -12065,7 +16083,7 @@
                 <w:color w:val="000000"/>
                 <w:sz w:val="20"/>
               </w:rPr>
-              <w:t xml:space="preserve">switch (result) {</w:t>
+              <w:t xml:space="preserve">            RuleResult res = r.check(student);</w:t>
             </w:r>
           </w:p>
         </w:tc>
@@ -12106,7 +16124,7 @@
                 <w:color w:val="000000"/>
                 <w:sz w:val="20"/>
               </w:rPr>
-              <w:t xml:space="preserve">    case Ok o -&gt; ...;</w:t>
+              <w:t xml:space="preserve">            if (res instanceof Fail f) return f;</w:t>
             </w:r>
           </w:p>
         </w:tc>
@@ -12147,7 +16165,7 @@
                 <w:color w:val="000000"/>
                 <w:sz w:val="20"/>
               </w:rPr>
-              <w:t xml:space="preserve">    case Fail f -&gt; ...;</w:t>
+              <w:t xml:space="preserve">        }</w:t>
             </w:r>
           </w:p>
         </w:tc>
@@ -12171,6 +16189,580 @@
                 <w:sz w:val="20"/>
               </w:rPr>
               <w:t xml:space="preserve">10</w:t>
+            </w:r>
+          </w:p>
+        </w:tc>
+        <w:tc>
+          <w:tcPr>
+            <w:tcW w:w="8363" w:type="dxa"/>
+          </w:tcPr>
+          <w:p>
+            <w:pPr>
+              <w:spacing w:line="240" w:lineRule="atLeast"/>
+            </w:pPr>
+            <w:r>
+              <w:rPr>
+                <w:rFonts w:ascii="Courier New" w:eastAsia="Courier New" w:hAnsi="Courier New" w:cs="Courier New"/>
+                <w:color w:val="000000"/>
+                <w:sz w:val="20"/>
+              </w:rPr>
+              <w:t xml:space="preserve">        return new Ok();</w:t>
+            </w:r>
+          </w:p>
+        </w:tc>
+      </w:tr>
+      <w:tr>
+        <w:trPr>
+          <w:tblCellSpacing w:w="15" w:type="dxa"/>
+        </w:trPr>
+        <w:tc>
+          <w:tcPr>
+            <w:tcW w:w="686" w:type="dxa"/>
+          </w:tcPr>
+          <w:p>
+            <w:pPr>
+              <w:spacing w:line="240" w:lineRule="atLeast"/>
+            </w:pPr>
+            <w:r>
+              <w:rPr>
+                <w:rFonts w:ascii="Courier New" w:eastAsia="Courier New" w:hAnsi="Courier New" w:cs="Courier New"/>
+                <w:color w:val="000000"/>
+                <w:sz w:val="20"/>
+              </w:rPr>
+              <w:t xml:space="preserve">11</w:t>
+            </w:r>
+          </w:p>
+        </w:tc>
+        <w:tc>
+          <w:tcPr>
+            <w:tcW w:w="8363" w:type="dxa"/>
+          </w:tcPr>
+          <w:p>
+            <w:pPr>
+              <w:spacing w:line="240" w:lineRule="atLeast"/>
+            </w:pPr>
+            <w:r>
+              <w:rPr>
+                <w:rFonts w:ascii="Courier New" w:eastAsia="Courier New" w:hAnsi="Courier New" w:cs="Courier New"/>
+                <w:color w:val="000000"/>
+                <w:sz w:val="20"/>
+              </w:rPr>
+              <w:t xml:space="preserve">    }</w:t>
+            </w:r>
+          </w:p>
+        </w:tc>
+      </w:tr>
+      <w:tr>
+        <w:trPr>
+          <w:tblCellSpacing w:w="15" w:type="dxa"/>
+        </w:trPr>
+        <w:tc>
+          <w:tcPr>
+            <w:tcW w:w="686" w:type="dxa"/>
+          </w:tcPr>
+          <w:p>
+            <w:pPr>
+              <w:spacing w:line="240" w:lineRule="atLeast"/>
+            </w:pPr>
+            <w:r>
+              <w:rPr>
+                <w:rFonts w:ascii="Courier New" w:eastAsia="Courier New" w:hAnsi="Courier New" w:cs="Courier New"/>
+                <w:color w:val="000000"/>
+                <w:sz w:val="20"/>
+              </w:rPr>
+              <w:t xml:space="preserve">12</w:t>
+            </w:r>
+          </w:p>
+        </w:tc>
+        <w:tc>
+          <w:tcPr>
+            <w:tcW w:w="8363" w:type="dxa"/>
+          </w:tcPr>
+          <w:p>
+            <w:pPr>
+              <w:spacing w:line="240" w:lineRule="atLeast"/>
+            </w:pPr>
+            <w:r>
+              <w:rPr>
+                <w:rFonts w:ascii="Courier New" w:eastAsia="Courier New" w:hAnsi="Courier New" w:cs="Courier New"/>
+                <w:color w:val="000000"/>
+                <w:sz w:val="20"/>
+              </w:rPr>
+              <w:t xml:space="preserve">}</w:t>
+            </w:r>
+          </w:p>
+        </w:tc>
+      </w:tr>
+      <w:tr>
+        <w:trPr>
+          <w:tblCellSpacing w:w="15" w:type="dxa"/>
+        </w:trPr>
+        <w:tc>
+          <w:tcPr>
+            <w:tcW w:w="686" w:type="dxa"/>
+          </w:tcPr>
+          <w:p>
+            <w:pPr>
+              <w:spacing w:line="240" w:lineRule="atLeast"/>
+            </w:pPr>
+            <w:r>
+              <w:rPr>
+                <w:rFonts w:ascii="Courier New" w:eastAsia="Courier New" w:hAnsi="Courier New" w:cs="Courier New"/>
+                <w:color w:val="000000"/>
+                <w:sz w:val="20"/>
+              </w:rPr>
+              <w:t xml:space="preserve">13</w:t>
+            </w:r>
+          </w:p>
+        </w:tc>
+        <w:tc>
+          <w:tcPr>
+            <w:tcW w:w="8363" w:type="dxa"/>
+          </w:tcPr>
+          <w:p>
+            <w:pPr>
+              <w:spacing w:line="240" w:lineRule="atLeast"/>
+            </w:pPr>
+            <w:r>
+              <w:rPr>
+                <w:rFonts w:ascii="Courier New" w:eastAsia="Courier New" w:hAnsi="Courier New" w:cs="Courier New"/>
+                <w:color w:val="000000"/>
+                <w:sz w:val="20"/>
+              </w:rPr>
+              <w:t xml:space="preserve">// ...</w:t>
+            </w:r>
+          </w:p>
+        </w:tc>
+      </w:tr>
+      <w:tr>
+        <w:trPr>
+          <w:tblCellSpacing w:w="15" w:type="dxa"/>
+        </w:trPr>
+        <w:tc>
+          <w:tcPr>
+            <w:tcW w:w="686" w:type="dxa"/>
+          </w:tcPr>
+          <w:p>
+            <w:pPr>
+              <w:spacing w:line="240" w:lineRule="atLeast"/>
+            </w:pPr>
+            <w:r>
+              <w:rPr>
+                <w:rFonts w:ascii="Courier New" w:eastAsia="Courier New" w:hAnsi="Courier New" w:cs="Courier New"/>
+                <w:color w:val="000000"/>
+                <w:sz w:val="20"/>
+              </w:rPr>
+              <w:t xml:space="preserve">14</w:t>
+            </w:r>
+          </w:p>
+        </w:tc>
+        <w:tc>
+          <w:tcPr>
+            <w:tcW w:w="8363" w:type="dxa"/>
+          </w:tcPr>
+          <w:p>
+            <w:pPr>
+              <w:spacing w:line="240" w:lineRule="atLeast"/>
+            </w:pPr>
+            <w:r>
+              <w:rPr>
+                <w:rFonts w:ascii="Courier New" w:eastAsia="Courier New" w:hAnsi="Courier New" w:cs="Courier New"/>
+                <w:color w:val="000000"/>
+                <w:sz w:val="20"/>
+              </w:rPr>
+              <w:t xml:space="preserve">class AnyOf implements Rule {</w:t>
+            </w:r>
+          </w:p>
+        </w:tc>
+      </w:tr>
+      <w:tr>
+        <w:trPr>
+          <w:tblCellSpacing w:w="15" w:type="dxa"/>
+        </w:trPr>
+        <w:tc>
+          <w:tcPr>
+            <w:tcW w:w="686" w:type="dxa"/>
+          </w:tcPr>
+          <w:p>
+            <w:pPr>
+              <w:spacing w:line="240" w:lineRule="atLeast"/>
+            </w:pPr>
+            <w:r>
+              <w:rPr>
+                <w:rFonts w:ascii="Courier New" w:eastAsia="Courier New" w:hAnsi="Courier New" w:cs="Courier New"/>
+                <w:color w:val="000000"/>
+                <w:sz w:val="20"/>
+              </w:rPr>
+              <w:t xml:space="preserve">15</w:t>
+            </w:r>
+          </w:p>
+        </w:tc>
+        <w:tc>
+          <w:tcPr>
+            <w:tcW w:w="8363" w:type="dxa"/>
+          </w:tcPr>
+          <w:p>
+            <w:pPr>
+              <w:spacing w:line="240" w:lineRule="atLeast"/>
+            </w:pPr>
+            <w:r>
+              <w:rPr>
+                <w:rFonts w:ascii="Courier New" w:eastAsia="Courier New" w:hAnsi="Courier New" w:cs="Courier New"/>
+                <w:color w:val="000000"/>
+                <w:sz w:val="20"/>
+              </w:rPr>
+              <w:t xml:space="preserve">    private final Rule[] rules;</w:t>
+            </w:r>
+          </w:p>
+        </w:tc>
+      </w:tr>
+      <w:tr>
+        <w:trPr>
+          <w:tblCellSpacing w:w="15" w:type="dxa"/>
+        </w:trPr>
+        <w:tc>
+          <w:tcPr>
+            <w:tcW w:w="686" w:type="dxa"/>
+          </w:tcPr>
+          <w:p>
+            <w:pPr>
+              <w:spacing w:line="240" w:lineRule="atLeast"/>
+            </w:pPr>
+            <w:r>
+              <w:rPr>
+                <w:rFonts w:ascii="Courier New" w:eastAsia="Courier New" w:hAnsi="Courier New" w:cs="Courier New"/>
+                <w:color w:val="000000"/>
+                <w:sz w:val="20"/>
+              </w:rPr>
+              <w:t xml:space="preserve">16</w:t>
+            </w:r>
+          </w:p>
+        </w:tc>
+        <w:tc>
+          <w:tcPr>
+            <w:tcW w:w="8363" w:type="dxa"/>
+          </w:tcPr>
+          <w:p>
+            <w:pPr>
+              <w:spacing w:line="240" w:lineRule="atLeast"/>
+            </w:pPr>
+            <w:r>
+              <w:rPr>
+                <w:rFonts w:ascii="Courier New" w:eastAsia="Courier New" w:hAnsi="Courier New" w:cs="Courier New"/>
+                <w:color w:val="000000"/>
+                <w:sz w:val="20"/>
+              </w:rPr>
+              <w:t xml:space="preserve">    AnyOf(Rule... rules) { this.rules = rules; }</w:t>
+            </w:r>
+          </w:p>
+        </w:tc>
+      </w:tr>
+      <w:tr>
+        <w:trPr>
+          <w:tblCellSpacing w:w="15" w:type="dxa"/>
+        </w:trPr>
+        <w:tc>
+          <w:tcPr>
+            <w:tcW w:w="686" w:type="dxa"/>
+          </w:tcPr>
+          <w:p>
+            <w:pPr>
+              <w:spacing w:line="240" w:lineRule="atLeast"/>
+            </w:pPr>
+            <w:r>
+              <w:rPr>
+                <w:rFonts w:ascii="Courier New" w:eastAsia="Courier New" w:hAnsi="Courier New" w:cs="Courier New"/>
+                <w:color w:val="000000"/>
+                <w:sz w:val="20"/>
+              </w:rPr>
+              <w:t xml:space="preserve">17</w:t>
+            </w:r>
+          </w:p>
+        </w:tc>
+        <w:tc>
+          <w:tcPr>
+            <w:tcW w:w="8363" w:type="dxa"/>
+          </w:tcPr>
+          <w:p>
+            <w:pPr>
+              <w:spacing w:line="240" w:lineRule="atLeast"/>
+            </w:pPr>
+            <w:r>
+              <w:rPr>
+                <w:rFonts w:ascii="Courier New" w:eastAsia="Courier New" w:hAnsi="Courier New" w:cs="Courier New"/>
+                <w:color w:val="000000"/>
+                <w:sz w:val="20"/>
+              </w:rPr>
+              <w:t xml:space="preserve">    </w:t>
+            </w:r>
+          </w:p>
+        </w:tc>
+      </w:tr>
+      <w:tr>
+        <w:trPr>
+          <w:tblCellSpacing w:w="15" w:type="dxa"/>
+        </w:trPr>
+        <w:tc>
+          <w:tcPr>
+            <w:tcW w:w="686" w:type="dxa"/>
+          </w:tcPr>
+          <w:p>
+            <w:pPr>
+              <w:spacing w:line="240" w:lineRule="atLeast"/>
+            </w:pPr>
+            <w:r>
+              <w:rPr>
+                <w:rFonts w:ascii="Courier New" w:eastAsia="Courier New" w:hAnsi="Courier New" w:cs="Courier New"/>
+                <w:color w:val="000000"/>
+                <w:sz w:val="20"/>
+              </w:rPr>
+              <w:t xml:space="preserve">18</w:t>
+            </w:r>
+          </w:p>
+        </w:tc>
+        <w:tc>
+          <w:tcPr>
+            <w:tcW w:w="8363" w:type="dxa"/>
+          </w:tcPr>
+          <w:p>
+            <w:pPr>
+              <w:spacing w:line="240" w:lineRule="atLeast"/>
+            </w:pPr>
+            <w:r>
+              <w:rPr>
+                <w:rFonts w:ascii="Courier New" w:eastAsia="Courier New" w:hAnsi="Courier New" w:cs="Courier New"/>
+                <w:color w:val="000000"/>
+                <w:sz w:val="20"/>
+              </w:rPr>
+              <w:t xml:space="preserve">    public RuleResult check(String student) {</w:t>
+            </w:r>
+          </w:p>
+        </w:tc>
+      </w:tr>
+      <w:tr>
+        <w:trPr>
+          <w:tblCellSpacing w:w="15" w:type="dxa"/>
+        </w:trPr>
+        <w:tc>
+          <w:tcPr>
+            <w:tcW w:w="686" w:type="dxa"/>
+          </w:tcPr>
+          <w:p>
+            <w:pPr>
+              <w:spacing w:line="240" w:lineRule="atLeast"/>
+            </w:pPr>
+            <w:r>
+              <w:rPr>
+                <w:rFonts w:ascii="Courier New" w:eastAsia="Courier New" w:hAnsi="Courier New" w:cs="Courier New"/>
+                <w:color w:val="000000"/>
+                <w:sz w:val="20"/>
+              </w:rPr>
+              <w:t xml:space="preserve">19</w:t>
+            </w:r>
+          </w:p>
+        </w:tc>
+        <w:tc>
+          <w:tcPr>
+            <w:tcW w:w="8363" w:type="dxa"/>
+          </w:tcPr>
+          <w:p>
+            <w:pPr>
+              <w:spacing w:line="240" w:lineRule="atLeast"/>
+            </w:pPr>
+            <w:r>
+              <w:rPr>
+                <w:rFonts w:ascii="Courier New" w:eastAsia="Courier New" w:hAnsi="Courier New" w:cs="Courier New"/>
+                <w:color w:val="000000"/>
+                <w:sz w:val="20"/>
+              </w:rPr>
+              <w:t xml:space="preserve">        for (Rule r : rules) {</w:t>
+            </w:r>
+          </w:p>
+        </w:tc>
+      </w:tr>
+      <w:tr>
+        <w:trPr>
+          <w:tblCellSpacing w:w="15" w:type="dxa"/>
+        </w:trPr>
+        <w:tc>
+          <w:tcPr>
+            <w:tcW w:w="686" w:type="dxa"/>
+          </w:tcPr>
+          <w:p>
+            <w:pPr>
+              <w:spacing w:line="240" w:lineRule="atLeast"/>
+            </w:pPr>
+            <w:r>
+              <w:rPr>
+                <w:rFonts w:ascii="Courier New" w:eastAsia="Courier New" w:hAnsi="Courier New" w:cs="Courier New"/>
+                <w:color w:val="000000"/>
+                <w:sz w:val="20"/>
+              </w:rPr>
+              <w:t xml:space="preserve">20</w:t>
+            </w:r>
+          </w:p>
+        </w:tc>
+        <w:tc>
+          <w:tcPr>
+            <w:tcW w:w="8363" w:type="dxa"/>
+          </w:tcPr>
+          <w:p>
+            <w:pPr>
+              <w:spacing w:line="240" w:lineRule="atLeast"/>
+            </w:pPr>
+            <w:r>
+              <w:rPr>
+                <w:rFonts w:ascii="Courier New" w:eastAsia="Courier New" w:hAnsi="Courier New" w:cs="Courier New"/>
+                <w:color w:val="000000"/>
+                <w:sz w:val="20"/>
+              </w:rPr>
+              <w:t xml:space="preserve">            if (r.check(student) instanceof Ok) return new Ok();</w:t>
+            </w:r>
+          </w:p>
+        </w:tc>
+      </w:tr>
+      <w:tr>
+        <w:trPr>
+          <w:tblCellSpacing w:w="15" w:type="dxa"/>
+        </w:trPr>
+        <w:tc>
+          <w:tcPr>
+            <w:tcW w:w="686" w:type="dxa"/>
+          </w:tcPr>
+          <w:p>
+            <w:pPr>
+              <w:spacing w:line="240" w:lineRule="atLeast"/>
+            </w:pPr>
+            <w:r>
+              <w:rPr>
+                <w:rFonts w:ascii="Courier New" w:eastAsia="Courier New" w:hAnsi="Courier New" w:cs="Courier New"/>
+                <w:color w:val="000000"/>
+                <w:sz w:val="20"/>
+              </w:rPr>
+              <w:t xml:space="preserve">21</w:t>
+            </w:r>
+          </w:p>
+        </w:tc>
+        <w:tc>
+          <w:tcPr>
+            <w:tcW w:w="8363" w:type="dxa"/>
+          </w:tcPr>
+          <w:p>
+            <w:pPr>
+              <w:spacing w:line="240" w:lineRule="atLeast"/>
+            </w:pPr>
+            <w:r>
+              <w:rPr>
+                <w:rFonts w:ascii="Courier New" w:eastAsia="Courier New" w:hAnsi="Courier New" w:cs="Courier New"/>
+                <w:color w:val="000000"/>
+                <w:sz w:val="20"/>
+              </w:rPr>
+              <w:t xml:space="preserve">        }</w:t>
+            </w:r>
+          </w:p>
+        </w:tc>
+      </w:tr>
+      <w:tr>
+        <w:trPr>
+          <w:tblCellSpacing w:w="15" w:type="dxa"/>
+        </w:trPr>
+        <w:tc>
+          <w:tcPr>
+            <w:tcW w:w="686" w:type="dxa"/>
+          </w:tcPr>
+          <w:p>
+            <w:pPr>
+              <w:spacing w:line="240" w:lineRule="atLeast"/>
+            </w:pPr>
+            <w:r>
+              <w:rPr>
+                <w:rFonts w:ascii="Courier New" w:eastAsia="Courier New" w:hAnsi="Courier New" w:cs="Courier New"/>
+                <w:color w:val="000000"/>
+                <w:sz w:val="20"/>
+              </w:rPr>
+              <w:t xml:space="preserve">22</w:t>
+            </w:r>
+          </w:p>
+        </w:tc>
+        <w:tc>
+          <w:tcPr>
+            <w:tcW w:w="8363" w:type="dxa"/>
+          </w:tcPr>
+          <w:p>
+            <w:pPr>
+              <w:spacing w:line="240" w:lineRule="atLeast"/>
+            </w:pPr>
+            <w:r>
+              <w:rPr>
+                <w:rFonts w:ascii="Courier New" w:eastAsia="Courier New" w:hAnsi="Courier New" w:cs="Courier New"/>
+                <w:color w:val="000000"/>
+                <w:sz w:val="20"/>
+              </w:rPr>
+              <w:t xml:space="preserve">        return new Fail("Ни одно правило не пройдено");</w:t>
+            </w:r>
+          </w:p>
+        </w:tc>
+      </w:tr>
+      <w:tr>
+        <w:trPr>
+          <w:tblCellSpacing w:w="15" w:type="dxa"/>
+        </w:trPr>
+        <w:tc>
+          <w:tcPr>
+            <w:tcW w:w="686" w:type="dxa"/>
+          </w:tcPr>
+          <w:p>
+            <w:pPr>
+              <w:spacing w:line="240" w:lineRule="atLeast"/>
+            </w:pPr>
+            <w:r>
+              <w:rPr>
+                <w:rFonts w:ascii="Courier New" w:eastAsia="Courier New" w:hAnsi="Courier New" w:cs="Courier New"/>
+                <w:color w:val="000000"/>
+                <w:sz w:val="20"/>
+              </w:rPr>
+              <w:t xml:space="preserve">23</w:t>
+            </w:r>
+          </w:p>
+        </w:tc>
+        <w:tc>
+          <w:tcPr>
+            <w:tcW w:w="8363" w:type="dxa"/>
+          </w:tcPr>
+          <w:p>
+            <w:pPr>
+              <w:spacing w:line="240" w:lineRule="atLeast"/>
+            </w:pPr>
+            <w:r>
+              <w:rPr>
+                <w:rFonts w:ascii="Courier New" w:eastAsia="Courier New" w:hAnsi="Courier New" w:cs="Courier New"/>
+                <w:color w:val="000000"/>
+                <w:sz w:val="20"/>
+              </w:rPr>
+              <w:t xml:space="preserve">    }</w:t>
+            </w:r>
+          </w:p>
+        </w:tc>
+      </w:tr>
+      <w:tr>
+        <w:trPr>
+          <w:tblCellSpacing w:w="15" w:type="dxa"/>
+        </w:trPr>
+        <w:tc>
+          <w:tcPr>
+            <w:tcW w:w="686" w:type="dxa"/>
+          </w:tcPr>
+          <w:p>
+            <w:pPr>
+              <w:spacing w:line="240" w:lineRule="atLeast"/>
+            </w:pPr>
+            <w:r>
+              <w:rPr>
+                <w:rFonts w:ascii="Courier New" w:eastAsia="Courier New" w:hAnsi="Courier New" w:cs="Courier New"/>
+                <w:color w:val="000000"/>
+                <w:sz w:val="20"/>
+              </w:rPr>
+              <w:t xml:space="preserve">24</w:t>
             </w:r>
           </w:p>
         </w:tc>
